--- a/List_of_Parameters.docx
+++ b/List_of_Parameters.docx
@@ -1,6 +1,6 @@
 
 <file path=word/document.xml><?xml version="1.0" encoding="utf-8"?>
-<w:document xmlns:wpc="http://schemas.microsoft.com/office/word/2010/wordprocessingCanvas" xmlns:cx="http://schemas.microsoft.com/office/drawing/2014/chartex" xmlns:cx1="http://schemas.microsoft.com/office/drawing/2015/9/8/chartex" xmlns:cx2="http://schemas.microsoft.com/office/drawing/2015/10/21/chartex" xmlns:cx3="http://schemas.microsoft.com/office/drawing/2016/5/9/chartex" xmlns:cx4="http://schemas.microsoft.com/office/drawing/2016/5/10/chartex" xmlns:cx5="http://schemas.microsoft.com/office/drawing/2016/5/11/chartex" xmlns:cx6="http://schemas.microsoft.com/office/drawing/2016/5/12/chartex" xmlns:cx7="http://schemas.microsoft.com/office/drawing/2016/5/13/chartex" xmlns:cx8="http://schemas.microsoft.com/office/drawing/2016/5/14/chartex" xmlns:mc="http://schemas.openxmlformats.org/markup-compatibility/2006" xmlns:aink="http://schemas.microsoft.com/office/drawing/2016/ink" xmlns:am3d="http://schemas.microsoft.com/office/drawing/2017/model3d" xmlns:o="urn:schemas-microsoft-com:office:office" xmlns:oel="http://schemas.microsoft.com/office/2019/extlst" xmlns:r="http://schemas.openxmlformats.org/officeDocument/2006/relationships" xmlns:m="http://schemas.openxmlformats.org/officeDocument/2006/math" xmlns:v="urn:schemas-microsoft-com:vml" xmlns:wp14="http://schemas.microsoft.com/office/word/2010/wordprocessingDrawing" xmlns:wp="http://schemas.openxmlformats.org/drawingml/2006/wordprocessingDrawing" xmlns:w10="urn:schemas-microsoft-com:office:word" xmlns:w="http://schemas.openxmlformats.org/wordprocessingml/2006/main" xmlns:w14="http://schemas.microsoft.com/office/word/2010/wordml" xmlns:w15="http://schemas.microsoft.com/office/word/2012/wordml" xmlns:w16cex="http://schemas.microsoft.com/office/word/2018/wordml/cex" xmlns:w16cid="http://schemas.microsoft.com/office/word/2016/wordml/cid" xmlns:w16="http://schemas.microsoft.com/office/word/2018/wordml" xmlns:w16sdtdh="http://schemas.microsoft.com/office/word/2020/wordml/sdtdatahash" xmlns:w16se="http://schemas.microsoft.com/office/word/2015/wordml/symex" xmlns:wpg="http://schemas.microsoft.com/office/word/2010/wordprocessingGroup" xmlns:wpi="http://schemas.microsoft.com/office/word/2010/wordprocessingInk" xmlns:wne="http://schemas.microsoft.com/office/word/2006/wordml" xmlns:wps="http://schemas.microsoft.com/office/word/2010/wordprocessingShape" mc:Ignorable="w14 w15 w16se w16cid w16 w16cex w16sdtdh wp14">
+<w:document xmlns:wpc="http://schemas.microsoft.com/office/word/2010/wordprocessingCanvas" xmlns:cx="http://schemas.microsoft.com/office/drawing/2014/chartex" xmlns:cx1="http://schemas.microsoft.com/office/drawing/2015/9/8/chartex" xmlns:cx2="http://schemas.microsoft.com/office/drawing/2015/10/21/chartex" xmlns:cx3="http://schemas.microsoft.com/office/drawing/2016/5/9/chartex" xmlns:cx4="http://schemas.microsoft.com/office/drawing/2016/5/10/chartex" xmlns:cx5="http://schemas.microsoft.com/office/drawing/2016/5/11/chartex" xmlns:cx6="http://schemas.microsoft.com/office/drawing/2016/5/12/chartex" xmlns:cx7="http://schemas.microsoft.com/office/drawing/2016/5/13/chartex" xmlns:cx8="http://schemas.microsoft.com/office/drawing/2016/5/14/chartex" xmlns:mc="http://schemas.openxmlformats.org/markup-compatibility/2006" xmlns:aink="http://schemas.microsoft.com/office/drawing/2016/ink" xmlns:am3d="http://schemas.microsoft.com/office/drawing/2017/model3d" xmlns:o="urn:schemas-microsoft-com:office:office" xmlns:oel="http://schemas.microsoft.com/office/2019/extlst" xmlns:r="http://schemas.openxmlformats.org/officeDocument/2006/relationships" xmlns:m="http://schemas.openxmlformats.org/officeDocument/2006/math" xmlns:v="urn:schemas-microsoft-com:vml" xmlns:wp14="http://schemas.microsoft.com/office/word/2010/wordprocessingDrawing" xmlns:wp="http://schemas.openxmlformats.org/drawingml/2006/wordprocessingDrawing" xmlns:w10="urn:schemas-microsoft-com:office:word" xmlns:w="http://schemas.openxmlformats.org/wordprocessingml/2006/main" xmlns:w14="http://schemas.microsoft.com/office/word/2010/wordml" xmlns:w15="http://schemas.microsoft.com/office/word/2012/wordml" xmlns:w16cex="http://schemas.microsoft.com/office/word/2018/wordml/cex" xmlns:w16cid="http://schemas.microsoft.com/office/word/2016/wordml/cid" xmlns:w16="http://schemas.microsoft.com/office/word/2018/wordml" xmlns:w16du="http://schemas.microsoft.com/office/word/2023/wordml/word16du" xmlns:w16sdtdh="http://schemas.microsoft.com/office/word/2020/wordml/sdtdatahash" xmlns:w16sdtfl="http://schemas.microsoft.com/office/word/2024/wordml/sdtformatlock" xmlns:w16se="http://schemas.microsoft.com/office/word/2015/wordml/symex" xmlns:wpg="http://schemas.microsoft.com/office/word/2010/wordprocessingGroup" xmlns:wpi="http://schemas.microsoft.com/office/word/2010/wordprocessingInk" xmlns:wne="http://schemas.microsoft.com/office/word/2006/wordml" xmlns:wps="http://schemas.microsoft.com/office/word/2010/wordprocessingShape" mc:Ignorable="w14 w15 w16se w16cid w16 w16cex w16sdtdh w16sdtfl w16du wp14">
   <w:body>
     <w:p>
       <w:pPr>
@@ -278,9 +278,11 @@
             <w:shd w:val="clear" w:color="auto" w:fill="DEEAF6" w:themeFill="accent5" w:themeFillTint="33"/>
           </w:tcPr>
           <w:p>
+            <w:proofErr w:type="spellStart"/>
             <w:r>
               <w:t>AL_thickness</w:t>
             </w:r>
+            <w:proofErr w:type="spellEnd"/>
           </w:p>
         </w:tc>
         <w:tc>
@@ -378,6 +380,7 @@
                 <w:szCs w:val="24"/>
               </w:rPr>
             </w:pPr>
+            <w:proofErr w:type="spellStart"/>
             <w:r>
               <w:rPr>
                 <w:b/>
@@ -387,6 +390,7 @@
               </w:rPr>
               <w:t>Prec</w:t>
             </w:r>
+            <w:proofErr w:type="spellEnd"/>
           </w:p>
         </w:tc>
         <w:tc>
@@ -447,6 +451,7 @@
                 <w:szCs w:val="24"/>
               </w:rPr>
             </w:pPr>
+            <w:proofErr w:type="spellStart"/>
             <w:r>
               <w:rPr>
                 <w:b/>
@@ -456,6 +461,7 @@
               </w:rPr>
               <w:t>paramRec</w:t>
             </w:r>
+            <w:proofErr w:type="spellEnd"/>
             <w:r>
               <w:rPr>
                 <w:b/>
@@ -521,6 +527,7 @@
                 <w:bCs/>
               </w:rPr>
             </w:pPr>
+            <w:proofErr w:type="spellStart"/>
             <w:r>
               <w:rPr>
                 <w:b/>
@@ -528,6 +535,7 @@
               </w:rPr>
               <w:t>Prec.const</w:t>
             </w:r>
+            <w:proofErr w:type="spellEnd"/>
           </w:p>
         </w:tc>
         <w:tc>
@@ -626,9 +634,11 @@
             <w:pPr>
               <w:ind w:firstLine="317"/>
             </w:pPr>
+            <w:proofErr w:type="spellStart"/>
             <w:r>
               <w:t>Prec.const.kb</w:t>
             </w:r>
+            <w:proofErr w:type="spellEnd"/>
           </w:p>
         </w:tc>
         <w:tc>
@@ -751,9 +761,11 @@
             <w:pPr>
               <w:ind w:firstLine="317"/>
             </w:pPr>
+            <w:proofErr w:type="spellStart"/>
             <w:r>
               <w:t>Prec.const.h</w:t>
             </w:r>
+            <w:proofErr w:type="spellEnd"/>
           </w:p>
         </w:tc>
         <w:tc>
@@ -816,9 +828,11 @@
             <w:pPr>
               <w:ind w:firstLine="317"/>
             </w:pPr>
+            <w:proofErr w:type="spellStart"/>
             <w:r>
               <w:t>Prec.const.e</w:t>
             </w:r>
+            <w:proofErr w:type="spellEnd"/>
           </w:p>
         </w:tc>
         <w:tc>
@@ -893,9 +907,11 @@
             <w:pPr>
               <w:ind w:firstLine="317"/>
             </w:pPr>
+            <w:proofErr w:type="spellStart"/>
             <w:r>
               <w:t>Prec.const.T</w:t>
             </w:r>
+            <w:proofErr w:type="spellEnd"/>
           </w:p>
         </w:tc>
         <w:tc>
@@ -958,15 +974,16 @@
         <w:tc>
           <w:tcPr>
             <w:tcW w:w="2669" w:type="dxa"/>
-            <w:shd w:val="clear" w:color="auto" w:fill="auto"/>
           </w:tcPr>
           <w:p>
             <w:pPr>
               <w:ind w:firstLine="317"/>
             </w:pPr>
+            <w:proofErr w:type="spellStart"/>
             <w:r>
               <w:t>Prec.const.Edistribution</w:t>
             </w:r>
+            <w:proofErr w:type="spellEnd"/>
           </w:p>
         </w:tc>
         <w:tc>
@@ -986,7 +1003,6 @@
         <w:tc>
           <w:tcPr>
             <w:tcW w:w="2641" w:type="dxa"/>
-            <w:shd w:val="clear" w:color="auto" w:fill="auto"/>
           </w:tcPr>
           <w:p>
             <w:r>
@@ -1012,16 +1028,29 @@
           </w:tcPr>
           <w:p>
             <w:r>
-              <w:t xml:space="preserve">The range is defined in paramsrec: </w:t>
+              <w:t xml:space="preserve">The range is defined in </w:t>
+            </w:r>
+            <w:proofErr w:type="spellStart"/>
+            <w:r>
+              <w:t>paramsrec</w:t>
+            </w:r>
+            <w:proofErr w:type="spellEnd"/>
+            <w:r>
+              <w:t xml:space="preserve">: </w:t>
             </w:r>
             <w:r>
               <w:t xml:space="preserve">          </w:t>
             </w:r>
+            <w:proofErr w:type="spellStart"/>
             <w:r>
               <w:t>c</w:t>
             </w:r>
             <w:r>
-              <w:t>onst.Edistribution=0.5:0.005:3;</w:t>
+              <w:t>onst.Edistribution</w:t>
+            </w:r>
+            <w:proofErr w:type="spellEnd"/>
+            <w:r>
+              <w:t>=0.5:0.005:3;</w:t>
             </w:r>
             <w:r>
               <w:t xml:space="preserve"> </w:t>
@@ -1034,7 +1063,6 @@
         <w:tc>
           <w:tcPr>
             <w:tcW w:w="976" w:type="dxa"/>
-            <w:shd w:val="clear" w:color="auto" w:fill="auto"/>
           </w:tcPr>
           <w:p>
             <w:r>
@@ -1053,9 +1081,11 @@
             <w:pPr>
               <w:ind w:firstLine="317"/>
             </w:pPr>
+            <w:proofErr w:type="spellStart"/>
             <w:r>
               <w:t>Prec.const.c</w:t>
             </w:r>
+            <w:proofErr w:type="spellEnd"/>
           </w:p>
         </w:tc>
         <w:tc>
@@ -1197,9 +1227,11 @@
             <w:pPr>
               <w:ind w:firstLine="317"/>
             </w:pPr>
+            <w:proofErr w:type="spellStart"/>
             <w:r>
               <w:t>Prec.const.solflux</w:t>
             </w:r>
+            <w:proofErr w:type="spellEnd"/>
           </w:p>
         </w:tc>
         <w:tc>
@@ -1242,8 +1274,31 @@
             <w:tcW w:w="3082" w:type="dxa"/>
           </w:tcPr>
           <w:p>
-            <w:r>
-              <w:t>solflux(:,1) is the photon energy, solflux(:,2) is the solar flux</w:t>
+            <w:proofErr w:type="spellStart"/>
+            <w:r>
+              <w:t>solflux</w:t>
+            </w:r>
+            <w:proofErr w:type="spellEnd"/>
+            <w:proofErr w:type="gramStart"/>
+            <w:r>
+              <w:t>(:,</w:t>
+            </w:r>
+            <w:proofErr w:type="gramEnd"/>
+            <w:r>
+              <w:t xml:space="preserve">1) is the photon energy, </w:t>
+            </w:r>
+            <w:proofErr w:type="spellStart"/>
+            <w:r>
+              <w:t>solflux</w:t>
+            </w:r>
+            <w:proofErr w:type="spellEnd"/>
+            <w:proofErr w:type="gramStart"/>
+            <w:r>
+              <w:t>(:,</w:t>
+            </w:r>
+            <w:proofErr w:type="gramEnd"/>
+            <w:r>
+              <w:t>2) is the solar flux</w:t>
             </w:r>
           </w:p>
         </w:tc>
@@ -1262,7 +1317,6 @@
         <w:tc>
           <w:tcPr>
             <w:tcW w:w="2669" w:type="dxa"/>
-            <w:shd w:val="clear" w:color="auto" w:fill="auto"/>
           </w:tcPr>
           <w:p>
             <w:pPr>
@@ -1276,7 +1330,6 @@
         <w:tc>
           <w:tcPr>
             <w:tcW w:w="3646" w:type="dxa"/>
-            <w:shd w:val="clear" w:color="auto" w:fill="auto"/>
           </w:tcPr>
           <w:p>
             <w:r>
@@ -1287,7 +1340,6 @@
         <w:tc>
           <w:tcPr>
             <w:tcW w:w="2641" w:type="dxa"/>
-            <w:shd w:val="clear" w:color="auto" w:fill="auto"/>
           </w:tcPr>
           <w:p>
             <w:r>
@@ -1298,7 +1350,6 @@
         <w:tc>
           <w:tcPr>
             <w:tcW w:w="2007" w:type="dxa"/>
-            <w:shd w:val="clear" w:color="auto" w:fill="auto"/>
           </w:tcPr>
           <w:p>
             <w:r>
@@ -1309,18 +1360,24 @@
         <w:tc>
           <w:tcPr>
             <w:tcW w:w="3082" w:type="dxa"/>
-            <w:shd w:val="clear" w:color="auto" w:fill="auto"/>
-          </w:tcPr>
-          <w:p>
-            <w:r>
-              <w:t>= blackbody(T, Edistribution)</w:t>
+          </w:tcPr>
+          <w:p>
+            <w:r>
+              <w:t xml:space="preserve">= blackbody(T, </w:t>
+            </w:r>
+            <w:proofErr w:type="spellStart"/>
+            <w:r>
+              <w:t>Edistribution</w:t>
+            </w:r>
+            <w:proofErr w:type="spellEnd"/>
+            <w:r>
+              <w:t>)</w:t>
             </w:r>
           </w:p>
         </w:tc>
         <w:tc>
           <w:tcPr>
             <w:tcW w:w="976" w:type="dxa"/>
-            <w:shd w:val="clear" w:color="auto" w:fill="auto"/>
           </w:tcPr>
           <w:p>
             <w:r>
@@ -1341,6 +1398,7 @@
                 <w:bCs/>
               </w:rPr>
             </w:pPr>
+            <w:proofErr w:type="spellStart"/>
             <w:r>
               <w:rPr>
                 <w:b/>
@@ -1349,6 +1407,7 @@
               <w:lastRenderedPageBreak/>
               <w:t>Prec.params</w:t>
             </w:r>
+            <w:proofErr w:type="spellEnd"/>
           </w:p>
         </w:tc>
         <w:tc>
@@ -1420,7 +1479,23 @@
                 <w:b/>
                 <w:bCs/>
               </w:rPr>
-              <w:t>property of “Prec”</w:t>
+              <w:t>property of “</w:t>
+            </w:r>
+            <w:proofErr w:type="spellStart"/>
+            <w:r>
+              <w:rPr>
+                <w:b/>
+                <w:bCs/>
+              </w:rPr>
+              <w:t>Prec</w:t>
+            </w:r>
+            <w:proofErr w:type="spellEnd"/>
+            <w:r>
+              <w:rPr>
+                <w:b/>
+                <w:bCs/>
+              </w:rPr>
+              <w:t>”</w:t>
             </w:r>
           </w:p>
         </w:tc>
@@ -1442,21 +1517,21 @@
         <w:tc>
           <w:tcPr>
             <w:tcW w:w="2669" w:type="dxa"/>
-            <w:shd w:val="clear" w:color="auto" w:fill="auto"/>
           </w:tcPr>
           <w:p>
             <w:pPr>
               <w:ind w:firstLine="317"/>
             </w:pPr>
+            <w:proofErr w:type="spellStart"/>
             <w:r>
               <w:t>Prec.params.thickness</w:t>
             </w:r>
+            <w:proofErr w:type="spellEnd"/>
           </w:p>
         </w:tc>
         <w:tc>
           <w:tcPr>
             <w:tcW w:w="3646" w:type="dxa"/>
-            <w:shd w:val="clear" w:color="auto" w:fill="auto"/>
           </w:tcPr>
           <w:p>
             <w:r>
@@ -1467,7 +1542,6 @@
         <w:tc>
           <w:tcPr>
             <w:tcW w:w="2641" w:type="dxa"/>
-            <w:shd w:val="clear" w:color="auto" w:fill="auto"/>
           </w:tcPr>
           <w:p>
             <w:r>
@@ -1478,7 +1552,6 @@
         <w:tc>
           <w:tcPr>
             <w:tcW w:w="2007" w:type="dxa"/>
-            <w:shd w:val="clear" w:color="auto" w:fill="auto"/>
           </w:tcPr>
           <w:p>
             <w:r>
@@ -1489,14 +1562,12 @@
         <w:tc>
           <w:tcPr>
             <w:tcW w:w="3082" w:type="dxa"/>
-            <w:shd w:val="clear" w:color="auto" w:fill="auto"/>
           </w:tcPr>
           <w:p/>
         </w:tc>
         <w:tc>
           <w:tcPr>
             <w:tcW w:w="976" w:type="dxa"/>
-            <w:shd w:val="clear" w:color="auto" w:fill="auto"/>
           </w:tcPr>
           <w:p>
             <w:r>
@@ -1509,21 +1580,21 @@
         <w:tc>
           <w:tcPr>
             <w:tcW w:w="2669" w:type="dxa"/>
-            <w:shd w:val="clear" w:color="auto" w:fill="auto"/>
           </w:tcPr>
           <w:p>
             <w:pPr>
               <w:ind w:firstLine="317"/>
             </w:pPr>
+            <w:proofErr w:type="spellStart"/>
             <w:r>
               <w:t>Prec.params.sizeofsite</w:t>
             </w:r>
+            <w:proofErr w:type="spellEnd"/>
           </w:p>
         </w:tc>
         <w:tc>
           <w:tcPr>
             <w:tcW w:w="3646" w:type="dxa"/>
-            <w:shd w:val="clear" w:color="auto" w:fill="auto"/>
           </w:tcPr>
           <w:p>
             <w:r>
@@ -1549,7 +1620,6 @@
         <w:tc>
           <w:tcPr>
             <w:tcW w:w="2641" w:type="dxa"/>
-            <w:shd w:val="clear" w:color="auto" w:fill="auto"/>
           </w:tcPr>
           <w:p>
             <w:r>
@@ -1560,7 +1630,6 @@
         <w:tc>
           <w:tcPr>
             <w:tcW w:w="2007" w:type="dxa"/>
-            <w:shd w:val="clear" w:color="auto" w:fill="auto"/>
           </w:tcPr>
           <w:p>
             <w:r>
@@ -1571,7 +1640,6 @@
         <w:tc>
           <w:tcPr>
             <w:tcW w:w="3082" w:type="dxa"/>
-            <w:shd w:val="clear" w:color="auto" w:fill="auto"/>
           </w:tcPr>
           <w:p>
             <w:r>
@@ -1582,7 +1650,6 @@
         <w:tc>
           <w:tcPr>
             <w:tcW w:w="976" w:type="dxa"/>
-            <w:shd w:val="clear" w:color="auto" w:fill="auto"/>
           </w:tcPr>
           <w:p>
             <w:r>
@@ -1595,21 +1662,21 @@
         <w:tc>
           <w:tcPr>
             <w:tcW w:w="2669" w:type="dxa"/>
-            <w:shd w:val="clear" w:color="auto" w:fill="auto"/>
           </w:tcPr>
           <w:p>
             <w:pPr>
               <w:ind w:firstLine="317"/>
             </w:pPr>
+            <w:proofErr w:type="spellStart"/>
             <w:r>
               <w:t>Prec.params.nie</w:t>
             </w:r>
+            <w:proofErr w:type="spellEnd"/>
           </w:p>
         </w:tc>
         <w:tc>
           <w:tcPr>
             <w:tcW w:w="3646" w:type="dxa"/>
-            <w:shd w:val="clear" w:color="auto" w:fill="auto"/>
           </w:tcPr>
           <w:p>
             <w:r>
@@ -1620,7 +1687,6 @@
         <w:tc>
           <w:tcPr>
             <w:tcW w:w="2641" w:type="dxa"/>
-            <w:shd w:val="clear" w:color="auto" w:fill="auto"/>
           </w:tcPr>
           <w:p>
             <w:r>
@@ -1631,7 +1697,6 @@
         <w:tc>
           <w:tcPr>
             <w:tcW w:w="2007" w:type="dxa"/>
-            <w:shd w:val="clear" w:color="auto" w:fill="auto"/>
           </w:tcPr>
           <w:p>
             <w:r>
@@ -1642,14 +1707,12 @@
         <w:tc>
           <w:tcPr>
             <w:tcW w:w="3082" w:type="dxa"/>
-            <w:shd w:val="clear" w:color="auto" w:fill="auto"/>
           </w:tcPr>
           <w:p/>
         </w:tc>
         <w:tc>
           <w:tcPr>
             <w:tcW w:w="976" w:type="dxa"/>
-            <w:shd w:val="clear" w:color="auto" w:fill="auto"/>
           </w:tcPr>
           <w:p>
             <w:r>
@@ -1662,21 +1725,21 @@
         <w:tc>
           <w:tcPr>
             <w:tcW w:w="2669" w:type="dxa"/>
-            <w:shd w:val="clear" w:color="auto" w:fill="auto"/>
           </w:tcPr>
           <w:p>
             <w:pPr>
               <w:ind w:firstLine="317"/>
             </w:pPr>
+            <w:proofErr w:type="spellStart"/>
             <w:r>
               <w:t>Prec.params.RCTE</w:t>
             </w:r>
+            <w:proofErr w:type="spellEnd"/>
           </w:p>
         </w:tc>
         <w:tc>
           <w:tcPr>
             <w:tcW w:w="3646" w:type="dxa"/>
-            <w:shd w:val="clear" w:color="auto" w:fill="auto"/>
           </w:tcPr>
           <w:p>
             <w:r>
@@ -1687,7 +1750,6 @@
         <w:tc>
           <w:tcPr>
             <w:tcW w:w="2641" w:type="dxa"/>
-            <w:shd w:val="clear" w:color="auto" w:fill="auto"/>
           </w:tcPr>
           <w:p>
             <w:r>
@@ -1698,7 +1760,6 @@
         <w:tc>
           <w:tcPr>
             <w:tcW w:w="2007" w:type="dxa"/>
-            <w:shd w:val="clear" w:color="auto" w:fill="auto"/>
           </w:tcPr>
           <w:p>
             <w:r>
@@ -1709,14 +1770,12 @@
         <w:tc>
           <w:tcPr>
             <w:tcW w:w="3082" w:type="dxa"/>
-            <w:shd w:val="clear" w:color="auto" w:fill="auto"/>
           </w:tcPr>
           <w:p/>
         </w:tc>
         <w:tc>
           <w:tcPr>
             <w:tcW w:w="976" w:type="dxa"/>
-            <w:shd w:val="clear" w:color="auto" w:fill="auto"/>
           </w:tcPr>
           <w:p>
             <w:r>
@@ -1729,15 +1788,16 @@
         <w:tc>
           <w:tcPr>
             <w:tcW w:w="2669" w:type="dxa"/>
-            <w:shd w:val="clear" w:color="auto" w:fill="auto"/>
           </w:tcPr>
           <w:p>
             <w:pPr>
               <w:ind w:firstLine="317"/>
             </w:pPr>
+            <w:proofErr w:type="spellStart"/>
             <w:r>
               <w:t>Prec.params.Vstar</w:t>
             </w:r>
+            <w:proofErr w:type="spellEnd"/>
           </w:p>
         </w:tc>
         <w:tc>
@@ -1747,14 +1807,21 @@
           </w:tcPr>
           <w:p>
             <w:r>
-              <w:t>Coupling between the LE and CT state (as defined in the JACS paper of flurin)</w:t>
+              <w:t xml:space="preserve">Coupling between the LE and CT state (as defined in the JACS paper of </w:t>
+            </w:r>
+            <w:proofErr w:type="spellStart"/>
+            <w:r>
+              <w:t>flurin</w:t>
+            </w:r>
+            <w:proofErr w:type="spellEnd"/>
+            <w:r>
+              <w:t>)</w:t>
             </w:r>
           </w:p>
         </w:tc>
         <w:tc>
           <w:tcPr>
             <w:tcW w:w="2641" w:type="dxa"/>
-            <w:shd w:val="clear" w:color="auto" w:fill="auto"/>
           </w:tcPr>
           <w:p>
             <w:r>
@@ -1776,14 +1843,12 @@
         <w:tc>
           <w:tcPr>
             <w:tcW w:w="3082" w:type="dxa"/>
-            <w:shd w:val="clear" w:color="auto" w:fill="auto"/>
           </w:tcPr>
           <w:p/>
         </w:tc>
         <w:tc>
           <w:tcPr>
             <w:tcW w:w="976" w:type="dxa"/>
-            <w:shd w:val="clear" w:color="auto" w:fill="auto"/>
           </w:tcPr>
           <w:p>
             <w:r>
@@ -1796,15 +1861,16 @@
         <w:tc>
           <w:tcPr>
             <w:tcW w:w="2669" w:type="dxa"/>
-            <w:shd w:val="clear" w:color="auto" w:fill="auto"/>
           </w:tcPr>
           <w:p>
             <w:pPr>
               <w:ind w:firstLine="317"/>
             </w:pPr>
+            <w:proofErr w:type="spellStart"/>
             <w:r>
               <w:t>Prec.params.offset</w:t>
             </w:r>
+            <w:proofErr w:type="spellEnd"/>
           </w:p>
         </w:tc>
         <w:tc>
@@ -1821,7 +1887,6 @@
         <w:tc>
           <w:tcPr>
             <w:tcW w:w="2641" w:type="dxa"/>
-            <w:shd w:val="clear" w:color="auto" w:fill="auto"/>
           </w:tcPr>
           <w:p>
             <w:r>
@@ -1843,7 +1908,6 @@
         <w:tc>
           <w:tcPr>
             <w:tcW w:w="3082" w:type="dxa"/>
-            <w:shd w:val="clear" w:color="auto" w:fill="auto"/>
           </w:tcPr>
           <w:p>
             <w:r>
@@ -1854,7 +1918,6 @@
         <w:tc>
           <w:tcPr>
             <w:tcW w:w="976" w:type="dxa"/>
-            <w:shd w:val="clear" w:color="auto" w:fill="auto"/>
           </w:tcPr>
           <w:p>
             <w:r>
@@ -1876,12 +1939,21 @@
                 <w:bCs/>
               </w:rPr>
             </w:pPr>
-            <w:r>
-              <w:rPr>
-                <w:b/>
-                <w:bCs/>
-              </w:rPr>
-              <w:t>Prec.params.Ex /</w:t>
+            <w:proofErr w:type="spellStart"/>
+            <w:r>
+              <w:rPr>
+                <w:b/>
+                <w:bCs/>
+              </w:rPr>
+              <w:t>Prec.params.Ex</w:t>
+            </w:r>
+            <w:proofErr w:type="spellEnd"/>
+            <w:r>
+              <w:rPr>
+                <w:b/>
+                <w:bCs/>
+              </w:rPr>
+              <w:t xml:space="preserve"> /</w:t>
             </w:r>
           </w:p>
           <w:p>
@@ -1892,6 +1964,7 @@
                 <w:bCs/>
               </w:rPr>
             </w:pPr>
+            <w:proofErr w:type="spellStart"/>
             <w:r>
               <w:rPr>
                 <w:b/>
@@ -1899,6 +1972,7 @@
               </w:rPr>
               <w:t>Prec.params.CT</w:t>
             </w:r>
+            <w:proofErr w:type="spellEnd"/>
           </w:p>
         </w:tc>
         <w:tc>
@@ -2305,11 +2379,16 @@
               <w:t xml:space="preserve">… </w:t>
             </w:r>
             <w:r>
-              <w:t>.N</w:t>
+              <w:t>.</w:t>
+            </w:r>
+            <w:proofErr w:type="spellStart"/>
+            <w:r>
+              <w:t>N</w:t>
             </w:r>
             <w:r>
               <w:t>umber_Vibronic_Mode_initial</w:t>
             </w:r>
+            <w:proofErr w:type="spellEnd"/>
           </w:p>
         </w:tc>
         <w:tc>
@@ -2374,7 +2453,11 @@
               <w:t xml:space="preserve">… </w:t>
             </w:r>
             <w:r>
-              <w:t>.N</w:t>
+              <w:t>.</w:t>
+            </w:r>
+            <w:proofErr w:type="spellStart"/>
+            <w:r>
+              <w:t>N</w:t>
             </w:r>
             <w:r>
               <w:t>umber_Vibronic_Mode_</w:t>
@@ -2382,6 +2465,7 @@
             <w:r>
               <w:t>final</w:t>
             </w:r>
+            <w:proofErr w:type="spellEnd"/>
           </w:p>
         </w:tc>
         <w:tc>
@@ -2443,8 +2527,13 @@
               <w:ind w:firstLine="589"/>
             </w:pPr>
             <w:r>
-              <w:t>… .hW</w:t>
-            </w:r>
+              <w:t>… .</w:t>
+            </w:r>
+            <w:proofErr w:type="spellStart"/>
+            <w:r>
+              <w:t>hW</w:t>
+            </w:r>
+            <w:proofErr w:type="spellEnd"/>
           </w:p>
         </w:tc>
         <w:tc>
@@ -2577,8 +2666,13 @@
               <w:ind w:firstLine="589"/>
             </w:pPr>
             <w:r>
-              <w:t>… .Dmus</w:t>
-            </w:r>
+              <w:t>… .</w:t>
+            </w:r>
+            <w:proofErr w:type="spellStart"/>
+            <w:r>
+              <w:t>Dmus</w:t>
+            </w:r>
+            <w:proofErr w:type="spellEnd"/>
           </w:p>
         </w:tc>
         <w:tc>
@@ -2619,7 +2713,23 @@
           </w:tcPr>
           <w:p>
             <w:r>
-              <w:t>3 in debye (*3.33e-30 to get it in coulomb meter) then devided by q</w:t>
+              <w:t xml:space="preserve">3 in </w:t>
+            </w:r>
+            <w:proofErr w:type="spellStart"/>
+            <w:r>
+              <w:t>debye</w:t>
+            </w:r>
+            <w:proofErr w:type="spellEnd"/>
+            <w:r>
+              <w:t xml:space="preserve"> (*3.33e-30 to get it in coulomb meter) then </w:t>
+            </w:r>
+            <w:proofErr w:type="spellStart"/>
+            <w:r>
+              <w:t>devided</w:t>
+            </w:r>
+            <w:proofErr w:type="spellEnd"/>
+            <w:r>
+              <w:t xml:space="preserve"> by q</w:t>
             </w:r>
           </w:p>
         </w:tc>
@@ -2644,8 +2754,13 @@
               <w:ind w:firstLine="589"/>
             </w:pPr>
             <w:r>
-              <w:t>… .numbrestate</w:t>
-            </w:r>
+              <w:t>… .</w:t>
+            </w:r>
+            <w:proofErr w:type="spellStart"/>
+            <w:r>
+              <w:t>numbrestate</w:t>
+            </w:r>
+            <w:proofErr w:type="spellEnd"/>
           </w:p>
         </w:tc>
         <w:tc>
@@ -2721,7 +2836,15 @@
           </w:tcPr>
           <w:p>
             <w:r>
-              <w:t>Huang rhys factor</w:t>
+              <w:t xml:space="preserve">Huang </w:t>
+            </w:r>
+            <w:proofErr w:type="spellStart"/>
+            <w:r>
+              <w:t>rhys</w:t>
+            </w:r>
+            <w:proofErr w:type="spellEnd"/>
+            <w:r>
+              <w:t xml:space="preserve"> factor</w:t>
             </w:r>
           </w:p>
         </w:tc>
@@ -2752,8 +2875,13 @@
           </w:tcPr>
           <w:p>
             <w:r>
-              <w:t>Calculated as Li/hW</w:t>
-            </w:r>
+              <w:t>Calculated as Li/</w:t>
+            </w:r>
+            <w:proofErr w:type="spellStart"/>
+            <w:r>
+              <w:t>hW</w:t>
+            </w:r>
+            <w:proofErr w:type="spellEnd"/>
           </w:p>
         </w:tc>
         <w:tc>
@@ -2777,8 +2905,13 @@
               <w:ind w:firstLine="589"/>
             </w:pPr>
             <w:r>
-              <w:t>… .Gausswidth</w:t>
-            </w:r>
+              <w:t>… .</w:t>
+            </w:r>
+            <w:proofErr w:type="spellStart"/>
+            <w:r>
+              <w:t>Gausswidth</w:t>
+            </w:r>
+            <w:proofErr w:type="spellEnd"/>
           </w:p>
         </w:tc>
         <w:tc>
@@ -2844,8 +2977,13 @@
               <w:ind w:firstLine="589"/>
             </w:pPr>
             <w:r>
-              <w:t>… .Statedistribution</w:t>
-            </w:r>
+              <w:t>… .</w:t>
+            </w:r>
+            <w:proofErr w:type="spellStart"/>
+            <w:r>
+              <w:t>Statedistribution</w:t>
+            </w:r>
+            <w:proofErr w:type="spellEnd"/>
           </w:p>
         </w:tc>
         <w:tc>
@@ -2906,8 +3044,13 @@
               <w:ind w:firstLine="589"/>
             </w:pPr>
             <w:r>
-              <w:t>… .Znorm</w:t>
-            </w:r>
+              <w:t>… .</w:t>
+            </w:r>
+            <w:proofErr w:type="spellStart"/>
+            <w:r>
+              <w:t>Znorm</w:t>
+            </w:r>
+            <w:proofErr w:type="spellEnd"/>
           </w:p>
         </w:tc>
         <w:tc>
@@ -3032,8 +3175,13 @@
               <w:ind w:firstLine="589"/>
             </w:pPr>
             <w:r>
-              <w:t>… .funlaguerre</w:t>
-            </w:r>
+              <w:t>… .</w:t>
+            </w:r>
+            <w:proofErr w:type="spellStart"/>
+            <w:r>
+              <w:t>funlaguerre</w:t>
+            </w:r>
+            <w:proofErr w:type="spellEnd"/>
           </w:p>
         </w:tc>
         <w:tc>
@@ -3041,8 +3189,13 @@
             <w:tcW w:w="3646" w:type="dxa"/>
           </w:tcPr>
           <w:p>
-            <w:r>
-              <w:t>laguerre function handles</w:t>
+            <w:proofErr w:type="spellStart"/>
+            <w:r>
+              <w:t>laguerre</w:t>
+            </w:r>
+            <w:proofErr w:type="spellEnd"/>
+            <w:r>
+              <w:t xml:space="preserve"> function handles</w:t>
             </w:r>
           </w:p>
         </w:tc>
@@ -3093,8 +3246,13 @@
               <w:ind w:firstLine="589"/>
             </w:pPr>
             <w:r>
-              <w:t>… .Dmu</w:t>
-            </w:r>
+              <w:t>… .</w:t>
+            </w:r>
+            <w:proofErr w:type="spellStart"/>
+            <w:r>
+              <w:t>Dmu</w:t>
+            </w:r>
+            <w:proofErr w:type="spellEnd"/>
           </w:p>
         </w:tc>
         <w:tc>
@@ -3232,7 +3390,23 @@
           </w:tcPr>
           <w:p>
             <w:r>
-              <w:t>Franck condon weigthed density</w:t>
+              <w:t xml:space="preserve">Franck </w:t>
+            </w:r>
+            <w:proofErr w:type="spellStart"/>
+            <w:r>
+              <w:t>condon</w:t>
+            </w:r>
+            <w:proofErr w:type="spellEnd"/>
+            <w:r>
+              <w:t xml:space="preserve"> </w:t>
+            </w:r>
+            <w:proofErr w:type="spellStart"/>
+            <w:r>
+              <w:t>weigthed</w:t>
+            </w:r>
+            <w:proofErr w:type="spellEnd"/>
+            <w:r>
+              <w:t xml:space="preserve"> density</w:t>
             </w:r>
             <w:r>
               <w:t xml:space="preserve"> (sum)</w:t>
@@ -3242,7 +3416,6 @@
         <w:tc>
           <w:tcPr>
             <w:tcW w:w="2641" w:type="dxa"/>
-            <w:shd w:val="clear" w:color="auto" w:fill="auto"/>
           </w:tcPr>
           <w:p>
             <w:r>
@@ -3298,8 +3471,13 @@
               </w:rPr>
             </w:pPr>
             <w:r>
-              <w:t>… .results.FCWDEm</w:t>
-            </w:r>
+              <w:t>… .</w:t>
+            </w:r>
+            <w:proofErr w:type="spellStart"/>
+            <w:r>
+              <w:t>results.FCWDEm</w:t>
+            </w:r>
+            <w:proofErr w:type="spellEnd"/>
           </w:p>
         </w:tc>
         <w:tc>
@@ -3309,17 +3487,40 @@
           </w:tcPr>
           <w:p>
             <w:r>
-              <w:t>Franck condon weigthed density for emission</w:t>
-            </w:r>
-            <w:r>
-              <w:t xml:space="preserve"> (spectraly resolved)</w:t>
+              <w:t xml:space="preserve">Franck </w:t>
+            </w:r>
+            <w:proofErr w:type="spellStart"/>
+            <w:r>
+              <w:t>condon</w:t>
+            </w:r>
+            <w:proofErr w:type="spellEnd"/>
+            <w:r>
+              <w:t xml:space="preserve"> </w:t>
+            </w:r>
+            <w:proofErr w:type="spellStart"/>
+            <w:r>
+              <w:t>weigthed</w:t>
+            </w:r>
+            <w:proofErr w:type="spellEnd"/>
+            <w:r>
+              <w:t xml:space="preserve"> density for emission</w:t>
+            </w:r>
+            <w:r>
+              <w:t xml:space="preserve"> (</w:t>
+            </w:r>
+            <w:proofErr w:type="spellStart"/>
+            <w:r>
+              <w:t>spectraly</w:t>
+            </w:r>
+            <w:proofErr w:type="spellEnd"/>
+            <w:r>
+              <w:t xml:space="preserve"> resolved)</w:t>
             </w:r>
           </w:p>
         </w:tc>
         <w:tc>
           <w:tcPr>
             <w:tcW w:w="2641" w:type="dxa"/>
-            <w:shd w:val="clear" w:color="auto" w:fill="auto"/>
           </w:tcPr>
           <w:p>
             <w:r>
@@ -3375,8 +3576,13 @@
               </w:rPr>
             </w:pPr>
             <w:r>
-              <w:t>… .results.FCWDabs</w:t>
-            </w:r>
+              <w:t>… .</w:t>
+            </w:r>
+            <w:proofErr w:type="spellStart"/>
+            <w:r>
+              <w:t>results.FCWDabs</w:t>
+            </w:r>
+            <w:proofErr w:type="spellEnd"/>
           </w:p>
         </w:tc>
         <w:tc>
@@ -3386,17 +3592,40 @@
           </w:tcPr>
           <w:p>
             <w:r>
-              <w:t>Franck condon weigthed density for absorption</w:t>
-            </w:r>
-            <w:r>
-              <w:t xml:space="preserve"> (spectraly resolved)</w:t>
+              <w:t xml:space="preserve">Franck </w:t>
+            </w:r>
+            <w:proofErr w:type="spellStart"/>
+            <w:r>
+              <w:t>condon</w:t>
+            </w:r>
+            <w:proofErr w:type="spellEnd"/>
+            <w:r>
+              <w:t xml:space="preserve"> </w:t>
+            </w:r>
+            <w:proofErr w:type="spellStart"/>
+            <w:r>
+              <w:t>weigthed</w:t>
+            </w:r>
+            <w:proofErr w:type="spellEnd"/>
+            <w:r>
+              <w:t xml:space="preserve"> density for absorption</w:t>
+            </w:r>
+            <w:r>
+              <w:t xml:space="preserve"> (</w:t>
+            </w:r>
+            <w:proofErr w:type="spellStart"/>
+            <w:r>
+              <w:t>spectraly</w:t>
+            </w:r>
+            <w:proofErr w:type="spellEnd"/>
+            <w:r>
+              <w:t xml:space="preserve"> resolved)</w:t>
             </w:r>
           </w:p>
         </w:tc>
         <w:tc>
           <w:tcPr>
             <w:tcW w:w="2641" w:type="dxa"/>
-            <w:shd w:val="clear" w:color="auto" w:fill="auto"/>
           </w:tcPr>
           <w:p>
             <w:r>
@@ -3452,8 +3681,13 @@
               </w:rPr>
             </w:pPr>
             <w:r>
-              <w:t>… .results.alphaLJ</w:t>
-            </w:r>
+              <w:t>… .</w:t>
+            </w:r>
+            <w:proofErr w:type="spellStart"/>
+            <w:r>
+              <w:t>results.alphaLJ</w:t>
+            </w:r>
+            <w:proofErr w:type="spellEnd"/>
           </w:p>
         </w:tc>
         <w:tc>
@@ -3470,7 +3704,6 @@
         <w:tc>
           <w:tcPr>
             <w:tcW w:w="2641" w:type="dxa"/>
-            <w:shd w:val="clear" w:color="auto" w:fill="auto"/>
           </w:tcPr>
           <w:p>
             <w:r>
@@ -3521,8 +3754,13 @@
             </w:pPr>
             <w:r>
               <w:lastRenderedPageBreak/>
-              <w:t>… .results.knr</w:t>
-            </w:r>
+              <w:t>… .</w:t>
+            </w:r>
+            <w:proofErr w:type="spellStart"/>
+            <w:r>
+              <w:t>results.knr</w:t>
+            </w:r>
+            <w:proofErr w:type="spellEnd"/>
           </w:p>
         </w:tc>
         <w:tc>
@@ -3548,7 +3786,6 @@
         <w:tc>
           <w:tcPr>
             <w:tcW w:w="2641" w:type="dxa"/>
-            <w:shd w:val="clear" w:color="auto" w:fill="auto"/>
           </w:tcPr>
           <w:p>
             <w:r>
@@ -3604,8 +3841,13 @@
               </w:rPr>
             </w:pPr>
             <w:r>
-              <w:t>… .results.Hab</w:t>
-            </w:r>
+              <w:t>… .</w:t>
+            </w:r>
+            <w:proofErr w:type="spellStart"/>
+            <w:r>
+              <w:t>results.Hab</w:t>
+            </w:r>
+            <w:proofErr w:type="spellEnd"/>
           </w:p>
         </w:tc>
         <w:tc>
@@ -3622,7 +3864,6 @@
         <w:tc>
           <w:tcPr>
             <w:tcW w:w="2641" w:type="dxa"/>
-            <w:shd w:val="clear" w:color="auto" w:fill="auto"/>
           </w:tcPr>
           <w:p>
             <w:r>
@@ -3672,8 +3913,13 @@
               </w:rPr>
             </w:pPr>
             <w:r>
-              <w:t>… .results.krTot</w:t>
-            </w:r>
+              <w:t>… .</w:t>
+            </w:r>
+            <w:proofErr w:type="spellStart"/>
+            <w:r>
+              <w:t>results.krTot</w:t>
+            </w:r>
+            <w:proofErr w:type="spellEnd"/>
           </w:p>
         </w:tc>
         <w:tc>
@@ -3690,7 +3936,6 @@
         <w:tc>
           <w:tcPr>
             <w:tcW w:w="2641" w:type="dxa"/>
-            <w:shd w:val="clear" w:color="auto" w:fill="auto"/>
           </w:tcPr>
           <w:p>
             <w:r>
@@ -3746,8 +3991,13 @@
               </w:rPr>
             </w:pPr>
             <w:r>
-              <w:t>… .results.krE</w:t>
-            </w:r>
+              <w:t>… .</w:t>
+            </w:r>
+            <w:proofErr w:type="spellStart"/>
+            <w:r>
+              <w:t>results.krE</w:t>
+            </w:r>
+            <w:proofErr w:type="spellEnd"/>
           </w:p>
         </w:tc>
         <w:tc>
@@ -3764,7 +4014,6 @@
         <w:tc>
           <w:tcPr>
             <w:tcW w:w="2641" w:type="dxa"/>
-            <w:shd w:val="clear" w:color="auto" w:fill="auto"/>
           </w:tcPr>
           <w:p>
             <w:r>
@@ -3827,6 +4076,7 @@
                 <w:bCs/>
               </w:rPr>
             </w:pPr>
+            <w:proofErr w:type="spellStart"/>
             <w:r>
               <w:rPr>
                 <w:b/>
@@ -3834,6 +4084,7 @@
               </w:rPr>
               <w:t>Prec.results</w:t>
             </w:r>
+            <w:proofErr w:type="spellEnd"/>
           </w:p>
         </w:tc>
         <w:tc>
@@ -3905,7 +4156,23 @@
                 <w:b/>
                 <w:bCs/>
               </w:rPr>
-              <w:t>property of “Prec”</w:t>
+              <w:t>property of “</w:t>
+            </w:r>
+            <w:proofErr w:type="spellStart"/>
+            <w:r>
+              <w:rPr>
+                <w:b/>
+                <w:bCs/>
+              </w:rPr>
+              <w:t>Prec</w:t>
+            </w:r>
+            <w:proofErr w:type="spellEnd"/>
+            <w:r>
+              <w:rPr>
+                <w:b/>
+                <w:bCs/>
+              </w:rPr>
+              <w:t>”</w:t>
             </w:r>
           </w:p>
         </w:tc>
@@ -3935,9 +4202,11 @@
             <w:pPr>
               <w:ind w:firstLine="319"/>
             </w:pPr>
+            <w:proofErr w:type="spellStart"/>
             <w:r>
               <w:t>Prec.results.Jscrad</w:t>
             </w:r>
+            <w:proofErr w:type="spellEnd"/>
           </w:p>
         </w:tc>
         <w:tc>
@@ -3966,12 +4235,14 @@
             <w:shd w:val="clear" w:color="auto" w:fill="F7CAAC" w:themeFill="accent2" w:themeFillTint="66"/>
           </w:tcPr>
           <w:p>
+            <w:proofErr w:type="gramStart"/>
             <w:r>
               <w:t xml:space="preserve">mA </w:t>
             </w:r>
             <w:r>
               <w:t xml:space="preserve"> cm</w:t>
             </w:r>
+            <w:proofErr w:type="gramEnd"/>
             <w:r>
               <w:rPr>
                 <w:vertAlign w:val="superscript"/>
@@ -4028,9 +4299,11 @@
             <w:pPr>
               <w:ind w:firstLine="319"/>
             </w:pPr>
+            <w:proofErr w:type="spellStart"/>
             <w:r>
               <w:t>Prec.results.AbsLJ</w:t>
             </w:r>
+            <w:proofErr w:type="spellEnd"/>
           </w:p>
         </w:tc>
         <w:tc>
@@ -4069,13 +4342,34 @@
             <w:tcW w:w="3082" w:type="dxa"/>
           </w:tcPr>
           <w:p>
-            <w:r>
-              <w:t>Similar to IQE of the device</w:t>
-            </w:r>
-          </w:p>
-          <w:p>
-            <w:r>
-              <w:t>(LJ = Levish Jortner Method, eq. 18 in the PRX paper)</w:t>
+            <w:proofErr w:type="gramStart"/>
+            <w:r>
+              <w:t>Similar to</w:t>
+            </w:r>
+            <w:proofErr w:type="gramEnd"/>
+            <w:r>
+              <w:t xml:space="preserve"> IQE of the device</w:t>
+            </w:r>
+          </w:p>
+          <w:p>
+            <w:r>
+              <w:t xml:space="preserve">(LJ = </w:t>
+            </w:r>
+            <w:proofErr w:type="spellStart"/>
+            <w:r>
+              <w:t>Levish</w:t>
+            </w:r>
+            <w:proofErr w:type="spellEnd"/>
+            <w:r>
+              <w:t xml:space="preserve"> </w:t>
+            </w:r>
+            <w:proofErr w:type="spellStart"/>
+            <w:r>
+              <w:t>Jortner</w:t>
+            </w:r>
+            <w:proofErr w:type="spellEnd"/>
+            <w:r>
+              <w:t xml:space="preserve"> Method, eq. 18 in the PRX paper)</w:t>
             </w:r>
           </w:p>
         </w:tc>
@@ -4099,9 +4393,11 @@
             <w:pPr>
               <w:ind w:firstLine="319"/>
             </w:pPr>
+            <w:proofErr w:type="spellStart"/>
             <w:r>
               <w:t>Prec.results.alphaLJ</w:t>
             </w:r>
+            <w:proofErr w:type="spellEnd"/>
           </w:p>
         </w:tc>
         <w:tc>
@@ -4233,7 +4529,6 @@
         <w:tc>
           <w:tcPr>
             <w:tcW w:w="3646" w:type="dxa"/>
-            <w:shd w:val="clear" w:color="auto" w:fill="auto"/>
           </w:tcPr>
           <w:p>
             <w:r>
@@ -4257,9 +4552,11 @@
             <w:shd w:val="clear" w:color="auto" w:fill="F7CAAC" w:themeFill="accent2" w:themeFillTint="66"/>
           </w:tcPr>
           <w:p>
+            <w:proofErr w:type="gramStart"/>
             <w:r>
               <w:t>mA  cm</w:t>
             </w:r>
+            <w:proofErr w:type="gramEnd"/>
             <w:r>
               <w:rPr>
                 <w:vertAlign w:val="superscript"/>
@@ -4294,9 +4591,11 @@
             <w:pPr>
               <w:ind w:firstLine="319"/>
             </w:pPr>
+            <w:proofErr w:type="spellStart"/>
             <w:r>
               <w:t>Prec.results.Vocrad</w:t>
             </w:r>
+            <w:proofErr w:type="spellEnd"/>
           </w:p>
         </w:tc>
         <w:tc>
@@ -4355,9 +4654,11 @@
             <w:pPr>
               <w:ind w:firstLine="319"/>
             </w:pPr>
+            <w:proofErr w:type="spellStart"/>
             <w:r>
               <w:t>Prec.results.Qi</w:t>
             </w:r>
+            <w:proofErr w:type="spellEnd"/>
           </w:p>
         </w:tc>
         <w:tc>
@@ -4432,9 +4733,11 @@
             <w:pPr>
               <w:ind w:firstLine="319"/>
             </w:pPr>
+            <w:proofErr w:type="spellStart"/>
             <w:r>
               <w:t>Prec.results.Qe</w:t>
             </w:r>
+            <w:proofErr w:type="spellEnd"/>
           </w:p>
         </w:tc>
         <w:tc>
@@ -4498,9 +4801,11 @@
             <w:pPr>
               <w:ind w:firstLine="319"/>
             </w:pPr>
+            <w:proofErr w:type="spellStart"/>
             <w:r>
               <w:t>Prec.results.Dvnr</w:t>
             </w:r>
+            <w:proofErr w:type="spellEnd"/>
           </w:p>
         </w:tc>
         <w:tc>
@@ -4576,9 +4881,11 @@
             <w:tcW w:w="2632" w:type="dxa"/>
           </w:tcPr>
           <w:p>
+            <w:proofErr w:type="spellStart"/>
             <w:r>
               <w:t>krecCT</w:t>
             </w:r>
+            <w:proofErr w:type="spellEnd"/>
           </w:p>
         </w:tc>
         <w:tc>
@@ -4596,9 +4903,11 @@
             <w:tcW w:w="2693" w:type="dxa"/>
           </w:tcPr>
           <w:p>
+            <w:proofErr w:type="spellStart"/>
             <w:r>
               <w:t>Prec.params.CT.results.knr</w:t>
             </w:r>
+            <w:proofErr w:type="spellEnd"/>
           </w:p>
         </w:tc>
         <w:tc>
@@ -4640,9 +4949,11 @@
             <w:tcW w:w="2632" w:type="dxa"/>
           </w:tcPr>
           <w:p>
+            <w:proofErr w:type="spellStart"/>
             <w:r>
               <w:t>krecex</w:t>
             </w:r>
+            <w:proofErr w:type="spellEnd"/>
           </w:p>
         </w:tc>
         <w:tc>
@@ -4660,9 +4971,11 @@
             <w:tcW w:w="2693" w:type="dxa"/>
           </w:tcPr>
           <w:p>
+            <w:proofErr w:type="spellStart"/>
             <w:r>
               <w:t>Prec.params.Ex.results.knr</w:t>
             </w:r>
+            <w:proofErr w:type="spellEnd"/>
           </w:p>
         </w:tc>
         <w:tc>
@@ -4812,7 +5125,15 @@
           </w:p>
           <w:p>
             <w:r>
-              <w:t>This is defined here just as a way to access the N0V and N0C</w:t>
+              <w:t xml:space="preserve">This is defined here just </w:t>
+            </w:r>
+            <w:proofErr w:type="gramStart"/>
+            <w:r>
+              <w:t>as a way to</w:t>
+            </w:r>
+            <w:proofErr w:type="gramEnd"/>
+            <w:r>
+              <w:t xml:space="preserve"> access the N0V and N0C</w:t>
             </w:r>
           </w:p>
         </w:tc>
@@ -4867,9 +5188,11 @@
             <w:tcW w:w="2632" w:type="dxa"/>
           </w:tcPr>
           <w:p>
+            <w:proofErr w:type="spellStart"/>
             <w:r>
               <w:t>activelayer</w:t>
             </w:r>
+            <w:proofErr w:type="spellEnd"/>
           </w:p>
         </w:tc>
         <w:tc>
@@ -4923,7 +5246,6 @@
         <w:tc>
           <w:tcPr>
             <w:tcW w:w="2632" w:type="dxa"/>
-            <w:shd w:val="clear" w:color="auto" w:fill="auto"/>
           </w:tcPr>
           <w:p>
             <w:r>
@@ -4934,7 +5256,6 @@
         <w:tc>
           <w:tcPr>
             <w:tcW w:w="3742" w:type="dxa"/>
-            <w:shd w:val="clear" w:color="auto" w:fill="auto"/>
           </w:tcPr>
           <w:p>
             <w:r>
@@ -4945,7 +5266,6 @@
         <w:tc>
           <w:tcPr>
             <w:tcW w:w="2693" w:type="dxa"/>
-            <w:shd w:val="clear" w:color="auto" w:fill="auto"/>
           </w:tcPr>
           <w:p>
             <w:r>
@@ -4956,7 +5276,6 @@
         <w:tc>
           <w:tcPr>
             <w:tcW w:w="2096" w:type="dxa"/>
-            <w:shd w:val="clear" w:color="auto" w:fill="auto"/>
           </w:tcPr>
           <w:p>
             <w:r>
@@ -4976,7 +5295,6 @@
         <w:tc>
           <w:tcPr>
             <w:tcW w:w="2866" w:type="dxa"/>
-            <w:shd w:val="clear" w:color="auto" w:fill="auto"/>
           </w:tcPr>
           <w:p>
             <w:r>
@@ -4987,7 +5305,6 @@
         <w:tc>
           <w:tcPr>
             <w:tcW w:w="992" w:type="dxa"/>
-            <w:shd w:val="clear" w:color="auto" w:fill="auto"/>
           </w:tcPr>
           <w:p/>
         </w:tc>
@@ -4996,18 +5313,18 @@
         <w:tc>
           <w:tcPr>
             <w:tcW w:w="2632" w:type="dxa"/>
-            <w:shd w:val="clear" w:color="auto" w:fill="auto"/>
-          </w:tcPr>
-          <w:p>
+          </w:tcPr>
+          <w:p>
+            <w:proofErr w:type="spellStart"/>
             <w:r>
               <w:t>Kfor</w:t>
             </w:r>
+            <w:proofErr w:type="spellEnd"/>
           </w:p>
         </w:tc>
         <w:tc>
           <w:tcPr>
             <w:tcW w:w="3742" w:type="dxa"/>
-            <w:shd w:val="clear" w:color="auto" w:fill="auto"/>
           </w:tcPr>
           <w:p>
             <w:r>
@@ -5018,7 +5335,6 @@
         <w:tc>
           <w:tcPr>
             <w:tcW w:w="2693" w:type="dxa"/>
-            <w:shd w:val="clear" w:color="auto" w:fill="auto"/>
           </w:tcPr>
           <w:p>
             <w:r>
@@ -5029,7 +5345,6 @@
         <w:tc>
           <w:tcPr>
             <w:tcW w:w="2096" w:type="dxa"/>
-            <w:shd w:val="clear" w:color="auto" w:fill="auto"/>
           </w:tcPr>
           <w:p>
             <w:r>
@@ -5055,7 +5370,6 @@
         <w:tc>
           <w:tcPr>
             <w:tcW w:w="2866" w:type="dxa"/>
-            <w:shd w:val="clear" w:color="auto" w:fill="auto"/>
           </w:tcPr>
           <w:p>
             <w:r>
@@ -5066,7 +5380,6 @@
         <w:tc>
           <w:tcPr>
             <w:tcW w:w="992" w:type="dxa"/>
-            <w:shd w:val="clear" w:color="auto" w:fill="auto"/>
           </w:tcPr>
           <w:p/>
         </w:tc>
@@ -5075,18 +5388,18 @@
         <w:tc>
           <w:tcPr>
             <w:tcW w:w="2632" w:type="dxa"/>
-            <w:shd w:val="clear" w:color="auto" w:fill="auto"/>
-          </w:tcPr>
-          <w:p>
+          </w:tcPr>
+          <w:p>
+            <w:proofErr w:type="spellStart"/>
             <w:r>
               <w:t>kdis</w:t>
             </w:r>
+            <w:proofErr w:type="spellEnd"/>
           </w:p>
         </w:tc>
         <w:tc>
           <w:tcPr>
             <w:tcW w:w="3742" w:type="dxa"/>
-            <w:shd w:val="clear" w:color="auto" w:fill="auto"/>
           </w:tcPr>
           <w:p>
             <w:r>
@@ -5097,7 +5410,6 @@
         <w:tc>
           <w:tcPr>
             <w:tcW w:w="2693" w:type="dxa"/>
-            <w:shd w:val="clear" w:color="auto" w:fill="auto"/>
           </w:tcPr>
           <w:p>
             <w:r>
@@ -5108,7 +5420,6 @@
         <w:tc>
           <w:tcPr>
             <w:tcW w:w="2096" w:type="dxa"/>
-            <w:shd w:val="clear" w:color="auto" w:fill="auto"/>
           </w:tcPr>
           <w:p>
             <w:r>
@@ -5134,7 +5445,6 @@
         <w:tc>
           <w:tcPr>
             <w:tcW w:w="2866" w:type="dxa"/>
-            <w:shd w:val="clear" w:color="auto" w:fill="auto"/>
           </w:tcPr>
           <w:p>
             <w:r>
@@ -5145,7 +5455,6 @@
         <w:tc>
           <w:tcPr>
             <w:tcW w:w="992" w:type="dxa"/>
-            <w:shd w:val="clear" w:color="auto" w:fill="auto"/>
           </w:tcPr>
           <w:p/>
         </w:tc>
@@ -5157,15 +5466,16 @@
             <w:shd w:val="clear" w:color="auto" w:fill="D9E2F3" w:themeFill="accent1" w:themeFillTint="33"/>
           </w:tcPr>
           <w:p>
+            <w:proofErr w:type="spellStart"/>
             <w:r>
               <w:t>kdisex</w:t>
             </w:r>
+            <w:proofErr w:type="spellEnd"/>
           </w:p>
         </w:tc>
         <w:tc>
           <w:tcPr>
             <w:tcW w:w="3742" w:type="dxa"/>
-            <w:shd w:val="clear" w:color="auto" w:fill="auto"/>
           </w:tcPr>
           <w:p>
             <w:r>
@@ -5176,7 +5486,6 @@
         <w:tc>
           <w:tcPr>
             <w:tcW w:w="2693" w:type="dxa"/>
-            <w:shd w:val="clear" w:color="auto" w:fill="auto"/>
           </w:tcPr>
           <w:p>
             <w:r>
@@ -5187,7 +5496,6 @@
         <w:tc>
           <w:tcPr>
             <w:tcW w:w="2096" w:type="dxa"/>
-            <w:shd w:val="clear" w:color="auto" w:fill="auto"/>
           </w:tcPr>
           <w:p>
             <w:r>
@@ -5213,7 +5521,6 @@
         <w:tc>
           <w:tcPr>
             <w:tcW w:w="2866" w:type="dxa"/>
-            <w:shd w:val="clear" w:color="auto" w:fill="auto"/>
           </w:tcPr>
           <w:p>
             <w:r>
@@ -5224,7 +5531,6 @@
         <w:tc>
           <w:tcPr>
             <w:tcW w:w="992" w:type="dxa"/>
-            <w:shd w:val="clear" w:color="auto" w:fill="auto"/>
           </w:tcPr>
           <w:p/>
         </w:tc>
@@ -5314,12 +5620,21 @@
                 <w:bCs/>
               </w:rPr>
             </w:pPr>
-            <w:r>
-              <w:rPr>
-                <w:b/>
-                <w:bCs/>
-              </w:rPr>
-              <w:t>deviceparams (class)</w:t>
+            <w:proofErr w:type="spellStart"/>
+            <w:r>
+              <w:rPr>
+                <w:b/>
+                <w:bCs/>
+              </w:rPr>
+              <w:t>deviceparams</w:t>
+            </w:r>
+            <w:proofErr w:type="spellEnd"/>
+            <w:r>
+              <w:rPr>
+                <w:b/>
+                <w:bCs/>
+              </w:rPr>
+              <w:t xml:space="preserve"> (class)</w:t>
             </w:r>
           </w:p>
         </w:tc>
@@ -5364,6 +5679,7 @@
                 <w:bCs/>
               </w:rPr>
             </w:pPr>
+            <w:proofErr w:type="spellStart"/>
             <w:r>
               <w:rPr>
                 <w:b/>
@@ -5371,6 +5687,7 @@
               </w:rPr>
               <w:t>DP.physical_const</w:t>
             </w:r>
+            <w:proofErr w:type="spellEnd"/>
           </w:p>
         </w:tc>
         <w:tc>
@@ -5465,9 +5782,11 @@
             <w:pPr>
               <w:ind w:firstLine="318"/>
             </w:pPr>
+            <w:proofErr w:type="spellStart"/>
             <w:r>
               <w:t>DP.physical_const.kB</w:t>
             </w:r>
+            <w:proofErr w:type="spellEnd"/>
           </w:p>
         </w:tc>
         <w:tc>
@@ -5561,9 +5880,11 @@
                 <w:bCs/>
               </w:rPr>
             </w:pPr>
+            <w:proofErr w:type="spellStart"/>
             <w:r>
               <w:t>DP.physical_const.T</w:t>
             </w:r>
+            <w:proofErr w:type="spellEnd"/>
           </w:p>
         </w:tc>
         <w:tc>
@@ -5661,7 +5982,6 @@
         <w:tc>
           <w:tcPr>
             <w:tcW w:w="3735" w:type="dxa"/>
-            <w:shd w:val="clear" w:color="auto" w:fill="auto"/>
           </w:tcPr>
           <w:p>
             <w:r>
@@ -5672,7 +5992,6 @@
         <w:tc>
           <w:tcPr>
             <w:tcW w:w="2686" w:type="dxa"/>
-            <w:shd w:val="clear" w:color="auto" w:fill="auto"/>
           </w:tcPr>
           <w:p>
             <w:r>
@@ -5683,7 +6002,6 @@
         <w:tc>
           <w:tcPr>
             <w:tcW w:w="2090" w:type="dxa"/>
-            <w:shd w:val="clear" w:color="auto" w:fill="auto"/>
           </w:tcPr>
           <w:p>
             <w:r>
@@ -5712,21 +6030,21 @@
         <w:tc>
           <w:tcPr>
             <w:tcW w:w="2657" w:type="dxa"/>
-            <w:shd w:val="clear" w:color="auto" w:fill="auto"/>
           </w:tcPr>
           <w:p>
             <w:pPr>
               <w:ind w:firstLine="318"/>
             </w:pPr>
+            <w:proofErr w:type="spellStart"/>
             <w:r>
               <w:t>DP.physical_const.q</w:t>
             </w:r>
+            <w:proofErr w:type="spellEnd"/>
           </w:p>
         </w:tc>
         <w:tc>
           <w:tcPr>
             <w:tcW w:w="3735" w:type="dxa"/>
-            <w:shd w:val="clear" w:color="auto" w:fill="auto"/>
           </w:tcPr>
           <w:p>
             <w:r>
@@ -5737,7 +6055,6 @@
         <w:tc>
           <w:tcPr>
             <w:tcW w:w="2686" w:type="dxa"/>
-            <w:shd w:val="clear" w:color="auto" w:fill="auto"/>
           </w:tcPr>
           <w:p>
             <w:r>
@@ -5748,7 +6065,6 @@
         <w:tc>
           <w:tcPr>
             <w:tcW w:w="2090" w:type="dxa"/>
-            <w:shd w:val="clear" w:color="auto" w:fill="auto"/>
           </w:tcPr>
           <w:p>
             <w:r>
@@ -5759,14 +6075,12 @@
         <w:tc>
           <w:tcPr>
             <w:tcW w:w="2861" w:type="dxa"/>
-            <w:shd w:val="clear" w:color="auto" w:fill="auto"/>
           </w:tcPr>
           <w:p/>
         </w:tc>
         <w:tc>
           <w:tcPr>
             <w:tcW w:w="992" w:type="dxa"/>
-            <w:shd w:val="clear" w:color="auto" w:fill="auto"/>
           </w:tcPr>
           <w:p>
             <w:r>
@@ -5785,9 +6099,11 @@
             <w:pPr>
               <w:ind w:firstLine="318"/>
             </w:pPr>
+            <w:proofErr w:type="spellStart"/>
             <w:r>
               <w:t>DP.physical_const.e</w:t>
             </w:r>
+            <w:proofErr w:type="spellEnd"/>
           </w:p>
         </w:tc>
         <w:tc>
@@ -5830,7 +6146,15 @@
           </w:tcPr>
           <w:p>
             <w:r>
-              <w:t>use literature correctur value</w:t>
+              <w:t xml:space="preserve">use literature </w:t>
+            </w:r>
+            <w:proofErr w:type="spellStart"/>
+            <w:r>
+              <w:t>correctur</w:t>
+            </w:r>
+            <w:proofErr w:type="spellEnd"/>
+            <w:r>
+              <w:t xml:space="preserve"> value</w:t>
             </w:r>
           </w:p>
         </w:tc>
@@ -5858,6 +6182,7 @@
                 <w:bCs/>
               </w:rPr>
             </w:pPr>
+            <w:proofErr w:type="spellStart"/>
             <w:r>
               <w:rPr>
                 <w:b/>
@@ -5865,6 +6190,7 @@
               </w:rPr>
               <w:t>DP.solveropt</w:t>
             </w:r>
+            <w:proofErr w:type="spellEnd"/>
           </w:p>
         </w:tc>
         <w:tc>
@@ -5959,9 +6285,11 @@
             <w:pPr>
               <w:ind w:firstLine="318"/>
             </w:pPr>
+            <w:proofErr w:type="spellStart"/>
             <w:r>
               <w:t>DP.solveropt.AbsTol</w:t>
             </w:r>
+            <w:proofErr w:type="spellEnd"/>
           </w:p>
         </w:tc>
         <w:tc>
@@ -6021,9 +6349,11 @@
             <w:pPr>
               <w:ind w:firstLine="318"/>
             </w:pPr>
+            <w:proofErr w:type="spellStart"/>
             <w:r>
               <w:t>DP.solveropt.RelTol</w:t>
             </w:r>
+            <w:proofErr w:type="spellEnd"/>
           </w:p>
         </w:tc>
         <w:tc>
@@ -6083,9 +6413,11 @@
             <w:pPr>
               <w:ind w:firstLine="318"/>
             </w:pPr>
+            <w:proofErr w:type="spellStart"/>
             <w:r>
               <w:t>DP.solveropt.m</w:t>
             </w:r>
+            <w:proofErr w:type="spellEnd"/>
           </w:p>
         </w:tc>
         <w:tc>
@@ -6160,10 +6492,12 @@
             <w:pPr>
               <w:ind w:firstLine="318"/>
             </w:pPr>
+            <w:proofErr w:type="spellStart"/>
             <w:r>
               <w:lastRenderedPageBreak/>
               <w:t>DP.solveropt.options</w:t>
             </w:r>
+            <w:proofErr w:type="spellEnd"/>
           </w:p>
         </w:tc>
         <w:tc>
@@ -6225,6 +6559,7 @@
                 <w:bCs/>
               </w:rPr>
             </w:pPr>
+            <w:proofErr w:type="spellStart"/>
             <w:r>
               <w:rPr>
                 <w:b/>
@@ -6232,6 +6567,7 @@
               </w:rPr>
               <w:t>DP.pulse_properties</w:t>
             </w:r>
+            <w:proofErr w:type="spellEnd"/>
           </w:p>
         </w:tc>
         <w:tc>
@@ -6327,8 +6663,13 @@
               <w:ind w:firstLine="318"/>
             </w:pPr>
             <w:r>
-              <w:t>… .pulseon</w:t>
-            </w:r>
+              <w:t>… .</w:t>
+            </w:r>
+            <w:proofErr w:type="spellStart"/>
+            <w:r>
+              <w:t>pulseon</w:t>
+            </w:r>
+            <w:proofErr w:type="spellEnd"/>
           </w:p>
         </w:tc>
         <w:tc>
@@ -6392,8 +6733,13 @@
               <w:ind w:firstLine="318"/>
             </w:pPr>
             <w:r>
-              <w:t>… .pulselen</w:t>
-            </w:r>
+              <w:t>… .</w:t>
+            </w:r>
+            <w:proofErr w:type="spellStart"/>
+            <w:r>
+              <w:t>pulselen</w:t>
+            </w:r>
+            <w:proofErr w:type="spellEnd"/>
           </w:p>
         </w:tc>
         <w:tc>
@@ -6457,8 +6803,13 @@
               <w:ind w:firstLine="318"/>
             </w:pPr>
             <w:r>
-              <w:t>… .tstart</w:t>
-            </w:r>
+              <w:t>… .</w:t>
+            </w:r>
+            <w:proofErr w:type="spellStart"/>
+            <w:r>
+              <w:t>tstart</w:t>
+            </w:r>
+            <w:proofErr w:type="spellEnd"/>
           </w:p>
         </w:tc>
         <w:tc>
@@ -6522,8 +6873,13 @@
               <w:ind w:firstLine="318"/>
             </w:pPr>
             <w:r>
-              <w:t>… .pulseint</w:t>
-            </w:r>
+              <w:t>… .</w:t>
+            </w:r>
+            <w:proofErr w:type="spellStart"/>
+            <w:r>
+              <w:t>pulseint</w:t>
+            </w:r>
+            <w:proofErr w:type="spellEnd"/>
           </w:p>
         </w:tc>
         <w:tc>
@@ -6539,7 +6895,6 @@
         <w:tc>
           <w:tcPr>
             <w:tcW w:w="2686" w:type="dxa"/>
-            <w:shd w:val="clear" w:color="auto" w:fill="auto"/>
           </w:tcPr>
           <w:p>
             <w:r>
@@ -6560,7 +6915,6 @@
         <w:tc>
           <w:tcPr>
             <w:tcW w:w="2861" w:type="dxa"/>
-            <w:shd w:val="clear" w:color="auto" w:fill="auto"/>
           </w:tcPr>
           <w:p>
             <w:r>
@@ -6591,6 +6945,7 @@
                 <w:bCs/>
               </w:rPr>
             </w:pPr>
+            <w:proofErr w:type="spellStart"/>
             <w:r>
               <w:rPr>
                 <w:b/>
@@ -6598,6 +6953,7 @@
               </w:rPr>
               <w:t>DP.light_properties</w:t>
             </w:r>
+            <w:proofErr w:type="spellEnd"/>
           </w:p>
         </w:tc>
         <w:tc>
@@ -6720,7 +7076,6 @@
         <w:tc>
           <w:tcPr>
             <w:tcW w:w="2090" w:type="dxa"/>
-            <w:shd w:val="clear" w:color="auto" w:fill="auto"/>
           </w:tcPr>
           <w:p>
             <w:r>
@@ -6836,8 +7191,13 @@
               <w:ind w:firstLine="318"/>
             </w:pPr>
             <w:r>
-              <w:t>… .Genstrength</w:t>
-            </w:r>
+              <w:t>… .</w:t>
+            </w:r>
+            <w:proofErr w:type="spellStart"/>
+            <w:r>
+              <w:t>Genstrength</w:t>
+            </w:r>
+            <w:proofErr w:type="spellEnd"/>
           </w:p>
         </w:tc>
         <w:tc>
@@ -6850,14 +7210,29 @@
               <w:t>Generation Strength</w:t>
             </w:r>
             <w:r>
-              <w:t>, number of photon absorbed( or exciton generated) under 1 sun.</w:t>
+              <w:t xml:space="preserve">, number of </w:t>
+            </w:r>
+            <w:proofErr w:type="gramStart"/>
+            <w:r>
+              <w:t>photon</w:t>
+            </w:r>
+            <w:proofErr w:type="gramEnd"/>
+            <w:r>
+              <w:t xml:space="preserve"> </w:t>
+            </w:r>
+            <w:proofErr w:type="gramStart"/>
+            <w:r>
+              <w:t>absorbed( or</w:t>
+            </w:r>
+            <w:proofErr w:type="gramEnd"/>
+            <w:r>
+              <w:t xml:space="preserve"> exciton generated) under 1 sun.</w:t>
             </w:r>
           </w:p>
         </w:tc>
         <w:tc>
           <w:tcPr>
             <w:tcW w:w="2686" w:type="dxa"/>
-            <w:shd w:val="clear" w:color="auto" w:fill="auto"/>
           </w:tcPr>
           <w:p>
             <w:r>
@@ -6920,6 +7295,7 @@
                 <w:bCs/>
               </w:rPr>
             </w:pPr>
+            <w:proofErr w:type="spellStart"/>
             <w:r>
               <w:rPr>
                 <w:b/>
@@ -6927,6 +7303,7 @@
               </w:rPr>
               <w:t>DP.Time_properties</w:t>
             </w:r>
+            <w:proofErr w:type="spellEnd"/>
           </w:p>
         </w:tc>
         <w:tc>
@@ -7015,8 +7392,13 @@
               <w:ind w:firstLine="318"/>
             </w:pPr>
             <w:r>
-              <w:t>… .tmesh_type</w:t>
-            </w:r>
+              <w:t>… .</w:t>
+            </w:r>
+            <w:proofErr w:type="spellStart"/>
+            <w:r>
+              <w:t>tmesh_type</w:t>
+            </w:r>
+            <w:proofErr w:type="spellEnd"/>
           </w:p>
         </w:tc>
         <w:tc>
@@ -7042,7 +7424,6 @@
         <w:tc>
           <w:tcPr>
             <w:tcW w:w="2090" w:type="dxa"/>
-            <w:shd w:val="clear" w:color="auto" w:fill="auto"/>
           </w:tcPr>
           <w:p>
             <w:r>
@@ -7092,8 +7473,13 @@
               <w:ind w:firstLine="318"/>
             </w:pPr>
             <w:r>
-              <w:t>… .tmax</w:t>
-            </w:r>
+              <w:t>… .</w:t>
+            </w:r>
+            <w:proofErr w:type="spellStart"/>
+            <w:r>
+              <w:t>tmax</w:t>
+            </w:r>
+            <w:proofErr w:type="spellEnd"/>
           </w:p>
         </w:tc>
         <w:tc>
@@ -7113,7 +7499,6 @@
         <w:tc>
           <w:tcPr>
             <w:tcW w:w="2686" w:type="dxa"/>
-            <w:shd w:val="clear" w:color="auto" w:fill="auto"/>
           </w:tcPr>
           <w:p>
             <w:r>
@@ -7124,7 +7509,6 @@
         <w:tc>
           <w:tcPr>
             <w:tcW w:w="2090" w:type="dxa"/>
-            <w:shd w:val="clear" w:color="auto" w:fill="auto"/>
           </w:tcPr>
           <w:p>
             <w:r>
@@ -7180,18 +7564,21 @@
         <w:tc>
           <w:tcPr>
             <w:tcW w:w="2686" w:type="dxa"/>
-            <w:shd w:val="clear" w:color="auto" w:fill="auto"/>
-          </w:tcPr>
-          <w:p>
-            <w:r>
-              <w:t>tmax/1000</w:t>
+          </w:tcPr>
+          <w:p>
+            <w:proofErr w:type="spellStart"/>
+            <w:r>
+              <w:t>tmax</w:t>
+            </w:r>
+            <w:proofErr w:type="spellEnd"/>
+            <w:r>
+              <w:t>/1000</w:t>
             </w:r>
           </w:p>
         </w:tc>
         <w:tc>
           <w:tcPr>
             <w:tcW w:w="2090" w:type="dxa"/>
-            <w:shd w:val="clear" w:color="auto" w:fill="auto"/>
           </w:tcPr>
           <w:p>
             <w:r>
@@ -7226,14 +7613,18 @@
               <w:ind w:firstLine="318"/>
             </w:pPr>
             <w:r>
-              <w:t>… tpoints</w:t>
-            </w:r>
+              <w:t xml:space="preserve">… </w:t>
+            </w:r>
+            <w:proofErr w:type="spellStart"/>
+            <w:r>
+              <w:t>tpoints</w:t>
+            </w:r>
+            <w:proofErr w:type="spellEnd"/>
           </w:p>
         </w:tc>
         <w:tc>
           <w:tcPr>
             <w:tcW w:w="3735" w:type="dxa"/>
-            <w:shd w:val="clear" w:color="auto" w:fill="auto"/>
           </w:tcPr>
           <w:p>
             <w:r>
@@ -7244,7 +7635,6 @@
         <w:tc>
           <w:tcPr>
             <w:tcW w:w="2686" w:type="dxa"/>
-            <w:shd w:val="clear" w:color="auto" w:fill="auto"/>
           </w:tcPr>
           <w:p>
             <w:pPr>
@@ -7260,7 +7650,6 @@
         <w:tc>
           <w:tcPr>
             <w:tcW w:w="2090" w:type="dxa"/>
-            <w:shd w:val="clear" w:color="auto" w:fill="auto"/>
           </w:tcPr>
           <w:p>
             <w:r>
@@ -7275,7 +7664,15 @@
           </w:tcPr>
           <w:p>
             <w:r>
-              <w:t>in pnParamsHCT.m it is defined as 1000 ? is it overwritten by something else?</w:t>
+              <w:t xml:space="preserve">in </w:t>
+            </w:r>
+            <w:proofErr w:type="spellStart"/>
+            <w:r>
+              <w:t>pnParamsHCT.m</w:t>
+            </w:r>
+            <w:proofErr w:type="spellEnd"/>
+            <w:r>
+              <w:t xml:space="preserve"> it is defined as 1000 ? is it overwritten by something else?</w:t>
             </w:r>
           </w:p>
           <w:p/>
@@ -7328,8 +7725,13 @@
               <w:ind w:firstLine="318"/>
             </w:pPr>
             <w:r>
-              <w:t>… .tmesh</w:t>
-            </w:r>
+              <w:t>… .</w:t>
+            </w:r>
+            <w:proofErr w:type="spellStart"/>
+            <w:r>
+              <w:t>tmesh</w:t>
+            </w:r>
+            <w:proofErr w:type="spellEnd"/>
           </w:p>
         </w:tc>
         <w:tc>
@@ -7392,6 +7794,7 @@
                 <w:bCs/>
               </w:rPr>
             </w:pPr>
+            <w:proofErr w:type="spellStart"/>
             <w:r>
               <w:rPr>
                 <w:b/>
@@ -7399,6 +7802,7 @@
               </w:rPr>
               <w:t>DP.Xgrid_properties</w:t>
             </w:r>
+            <w:proofErr w:type="spellEnd"/>
           </w:p>
         </w:tc>
         <w:tc>
@@ -7504,6 +7908,7 @@
                 <w:bCs/>
               </w:rPr>
             </w:pPr>
+            <w:proofErr w:type="spellStart"/>
             <w:r>
               <w:rPr>
                 <w:b/>
@@ -7511,6 +7916,7 @@
               </w:rPr>
               <w:t>DP.layers_num</w:t>
             </w:r>
+            <w:proofErr w:type="spellEnd"/>
           </w:p>
         </w:tc>
         <w:tc>
@@ -7615,6 +8021,7 @@
                 <w:bCs/>
               </w:rPr>
             </w:pPr>
+            <w:proofErr w:type="spellStart"/>
             <w:r>
               <w:rPr>
                 <w:b/>
@@ -7622,6 +8029,7 @@
               </w:rPr>
               <w:t>DP.Experiment_prop</w:t>
             </w:r>
+            <w:proofErr w:type="spellEnd"/>
           </w:p>
         </w:tc>
         <w:tc>
@@ -7710,8 +8118,13 @@
               <w:ind w:firstLine="318"/>
             </w:pPr>
             <w:r>
-              <w:t>… .Vapp</w:t>
-            </w:r>
+              <w:t>… .</w:t>
+            </w:r>
+            <w:proofErr w:type="spellStart"/>
+            <w:r>
+              <w:t>Vapp</w:t>
+            </w:r>
+            <w:proofErr w:type="spellEnd"/>
           </w:p>
         </w:tc>
         <w:tc>
@@ -7773,9 +8186,56 @@
             <w:pPr>
               <w:ind w:firstLine="318"/>
             </w:pPr>
-            <w:r>
-              <w:t>… .Vtransient</w:t>
-            </w:r>
+          </w:p>
+        </w:tc>
+        <w:tc>
+          <w:tcPr>
+            <w:tcW w:w="3735" w:type="dxa"/>
+          </w:tcPr>
+          <w:p/>
+        </w:tc>
+        <w:tc>
+          <w:tcPr>
+            <w:tcW w:w="2686" w:type="dxa"/>
+          </w:tcPr>
+          <w:p/>
+        </w:tc>
+        <w:tc>
+          <w:tcPr>
+            <w:tcW w:w="2090" w:type="dxa"/>
+          </w:tcPr>
+          <w:p/>
+        </w:tc>
+        <w:tc>
+          <w:tcPr>
+            <w:tcW w:w="2861" w:type="dxa"/>
+          </w:tcPr>
+          <w:p/>
+        </w:tc>
+        <w:tc>
+          <w:tcPr>
+            <w:tcW w:w="992" w:type="dxa"/>
+          </w:tcPr>
+          <w:p/>
+        </w:tc>
+      </w:tr>
+      <w:tr>
+        <w:tc>
+          <w:tcPr>
+            <w:tcW w:w="2657" w:type="dxa"/>
+          </w:tcPr>
+          <w:p>
+            <w:pPr>
+              <w:ind w:firstLine="318"/>
+            </w:pPr>
+            <w:r>
+              <w:t>… .</w:t>
+            </w:r>
+            <w:proofErr w:type="spellStart"/>
+            <w:r>
+              <w:t>Vtransient</w:t>
+            </w:r>
+            <w:proofErr w:type="spellEnd"/>
           </w:p>
         </w:tc>
         <w:tc>
@@ -7836,8 +8296,13 @@
               <w:ind w:firstLine="318"/>
             </w:pPr>
             <w:r>
-              <w:t>… .wAC</w:t>
-            </w:r>
+              <w:t>… .</w:t>
+            </w:r>
+            <w:proofErr w:type="spellStart"/>
+            <w:r>
+              <w:t>wAC</w:t>
+            </w:r>
+            <w:proofErr w:type="spellEnd"/>
           </w:p>
         </w:tc>
         <w:tc>
@@ -7899,8 +8364,13 @@
               <w:ind w:firstLine="318"/>
             </w:pPr>
             <w:r>
-              <w:t>… .fastrec</w:t>
-            </w:r>
+              <w:t>… .</w:t>
+            </w:r>
+            <w:proofErr w:type="spellStart"/>
+            <w:r>
+              <w:t>fastrec</w:t>
+            </w:r>
+            <w:proofErr w:type="spellEnd"/>
           </w:p>
         </w:tc>
         <w:tc>
@@ -8037,8 +8507,13 @@
               <w:ind w:firstLine="318"/>
             </w:pPr>
             <w:r>
-              <w:t>… .figson</w:t>
-            </w:r>
+              <w:t>… .</w:t>
+            </w:r>
+            <w:proofErr w:type="spellStart"/>
+            <w:r>
+              <w:t>figson</w:t>
+            </w:r>
+            <w:proofErr w:type="spellEnd"/>
           </w:p>
         </w:tc>
         <w:tc>
@@ -8168,8 +8643,13 @@
               <w:ind w:firstLine="318"/>
             </w:pPr>
             <w:r>
-              <w:t>… .calcJ</w:t>
-            </w:r>
+              <w:t>… .</w:t>
+            </w:r>
+            <w:proofErr w:type="spellStart"/>
+            <w:r>
+              <w:t>calcJ</w:t>
+            </w:r>
+            <w:proofErr w:type="spellEnd"/>
           </w:p>
         </w:tc>
         <w:tc>
@@ -8217,7 +8697,23 @@
           </w:tcPr>
           <w:p>
             <w:r>
-              <w:t>slows down solving calcJ = 1, calculates DD currents at every position, calcJ = 2, calculates DD at boundary.</w:t>
+              <w:t xml:space="preserve">slows down solving </w:t>
+            </w:r>
+            <w:proofErr w:type="spellStart"/>
+            <w:r>
+              <w:t>calcJ</w:t>
+            </w:r>
+            <w:proofErr w:type="spellEnd"/>
+            <w:r>
+              <w:t xml:space="preserve"> = 1, calculates DD currents at every position, </w:t>
+            </w:r>
+            <w:proofErr w:type="spellStart"/>
+            <w:r>
+              <w:t>calcJ</w:t>
+            </w:r>
+            <w:proofErr w:type="spellEnd"/>
+            <w:r>
+              <w:t xml:space="preserve"> = 2, calculates DD at boundary.</w:t>
             </w:r>
           </w:p>
         </w:tc>
@@ -8242,8 +8738,13 @@
               <w:ind w:firstLine="318"/>
             </w:pPr>
             <w:r>
-              <w:t>… .mobset</w:t>
-            </w:r>
+              <w:t>… .</w:t>
+            </w:r>
+            <w:proofErr w:type="spellStart"/>
+            <w:r>
+              <w:t>mobset</w:t>
+            </w:r>
+            <w:proofErr w:type="spellEnd"/>
           </w:p>
         </w:tc>
         <w:tc>
@@ -8271,8 +8772,13 @@
             <w:tcW w:w="2090" w:type="dxa"/>
           </w:tcPr>
           <w:p>
-            <w:r>
-              <w:t>boolean (true / false)</w:t>
+            <w:proofErr w:type="spellStart"/>
+            <w:r>
+              <w:t>boolean</w:t>
+            </w:r>
+            <w:proofErr w:type="spellEnd"/>
+            <w:r>
+              <w:t xml:space="preserve"> (true / false)</w:t>
             </w:r>
           </w:p>
         </w:tc>
@@ -8307,8 +8813,13 @@
               <w:ind w:firstLine="318"/>
             </w:pPr>
             <w:r>
-              <w:t>… .symm</w:t>
-            </w:r>
+              <w:t>… .</w:t>
+            </w:r>
+            <w:proofErr w:type="spellStart"/>
+            <w:r>
+              <w:t>symm</w:t>
+            </w:r>
+            <w:proofErr w:type="spellEnd"/>
           </w:p>
         </w:tc>
         <w:tc>
@@ -8433,7 +8944,15 @@
               <w:ind w:firstLine="318"/>
             </w:pPr>
             <w:r>
-              <w:t xml:space="preserve">… .discretetrap </w:t>
+              <w:t>… .</w:t>
+            </w:r>
+            <w:proofErr w:type="spellStart"/>
+            <w:r>
+              <w:t>discretetrap</w:t>
+            </w:r>
+            <w:proofErr w:type="spellEnd"/>
+            <w:r>
+              <w:t xml:space="preserve"> </w:t>
             </w:r>
           </w:p>
         </w:tc>
@@ -8496,8 +9015,13 @@
               <w:ind w:firstLine="318"/>
             </w:pPr>
             <w:r>
-              <w:t>… .V_fun_type</w:t>
-            </w:r>
+              <w:t>… .</w:t>
+            </w:r>
+            <w:proofErr w:type="spellStart"/>
+            <w:r>
+              <w:t>V_fun_type</w:t>
+            </w:r>
+            <w:proofErr w:type="spellEnd"/>
           </w:p>
         </w:tc>
         <w:tc>
@@ -8562,8 +9086,14 @@
               <w:ind w:firstLine="318"/>
             </w:pPr>
             <w:r>
-              <w:t>… .V_fun_arg</w:t>
-            </w:r>
+              <w:lastRenderedPageBreak/>
+              <w:t>… .</w:t>
+            </w:r>
+            <w:proofErr w:type="spellStart"/>
+            <w:r>
+              <w:t>V_fun_arg</w:t>
+            </w:r>
+            <w:proofErr w:type="spellEnd"/>
           </w:p>
         </w:tc>
         <w:tc>
@@ -8624,9 +9154,13 @@
               <w:ind w:firstLine="318"/>
             </w:pPr>
             <w:r>
-              <w:lastRenderedPageBreak/>
-              <w:t>… .Vbi</w:t>
-            </w:r>
+              <w:t>… .</w:t>
+            </w:r>
+            <w:proofErr w:type="spellStart"/>
+            <w:r>
+              <w:t>Vbi</w:t>
+            </w:r>
+            <w:proofErr w:type="spellEnd"/>
           </w:p>
         </w:tc>
         <w:tc>
@@ -8690,6 +9224,7 @@
                 <w:bCs/>
               </w:rPr>
             </w:pPr>
+            <w:proofErr w:type="spellStart"/>
             <w:r>
               <w:rPr>
                 <w:b/>
@@ -8697,6 +9232,7 @@
               </w:rPr>
               <w:t>DP.layer_colour</w:t>
             </w:r>
+            <w:proofErr w:type="spellEnd"/>
           </w:p>
         </w:tc>
         <w:tc>
@@ -8807,6 +9343,7 @@
                 <w:bCs/>
               </w:rPr>
             </w:pPr>
+            <w:proofErr w:type="spellStart"/>
             <w:r>
               <w:rPr>
                 <w:b/>
@@ -8814,6 +9351,7 @@
               </w:rPr>
               <w:t>DP.results</w:t>
             </w:r>
+            <w:proofErr w:type="spellEnd"/>
           </w:p>
         </w:tc>
         <w:tc>
@@ -8984,12 +9522,14 @@
             <w:pPr>
               <w:ind w:firstLine="318"/>
             </w:pPr>
+            <w:proofErr w:type="spellStart"/>
             <w:r>
               <w:t>DP.results</w:t>
             </w:r>
             <w:r>
               <w:t>.DVnr</w:t>
             </w:r>
+            <w:proofErr w:type="spellEnd"/>
           </w:p>
         </w:tc>
         <w:tc>
@@ -9054,12 +9594,14 @@
             <w:pPr>
               <w:ind w:firstLine="318"/>
             </w:pPr>
+            <w:proofErr w:type="spellStart"/>
             <w:r>
               <w:t>DP.results</w:t>
             </w:r>
             <w:r>
               <w:t>.Voc</w:t>
             </w:r>
+            <w:proofErr w:type="spellEnd"/>
           </w:p>
         </w:tc>
         <w:tc>
@@ -9118,12 +9660,14 @@
             <w:pPr>
               <w:ind w:firstLine="318"/>
             </w:pPr>
+            <w:proofErr w:type="spellStart"/>
             <w:r>
               <w:t>DP.results</w:t>
             </w:r>
             <w:r>
               <w:t>.Vocrad</w:t>
             </w:r>
+            <w:proofErr w:type="spellEnd"/>
           </w:p>
         </w:tc>
         <w:tc>
@@ -9201,6 +9745,7 @@
                 <w:bCs/>
               </w:rPr>
             </w:pPr>
+            <w:proofErr w:type="spellStart"/>
             <w:r>
               <w:rPr>
                 <w:b/>
@@ -9208,6 +9753,7 @@
               </w:rPr>
               <w:t>DP.Layers</w:t>
             </w:r>
+            <w:proofErr w:type="spellEnd"/>
           </w:p>
         </w:tc>
         <w:tc>
@@ -9267,12 +9813,22 @@
             <w:pPr>
               <w:ind w:firstLine="318"/>
             </w:pPr>
+            <w:proofErr w:type="spellStart"/>
             <w:r>
               <w:t>DP.</w:t>
             </w:r>
             <w:r>
-              <w:t>Layer{n}.epp</w:t>
-            </w:r>
+              <w:t>Layer</w:t>
+            </w:r>
+            <w:proofErr w:type="spellEnd"/>
+            <w:r>
+              <w:t>{n}.</w:t>
+            </w:r>
+            <w:proofErr w:type="spellStart"/>
+            <w:r>
+              <w:t>epp</w:t>
+            </w:r>
+            <w:proofErr w:type="spellEnd"/>
           </w:p>
         </w:tc>
         <w:tc>
@@ -9312,7 +9868,15 @@
           </w:tcPr>
           <w:p>
             <w:r>
-              <w:t>Epp0 * Epp (epp from excel)</w:t>
+              <w:t>Epp0 * Epp (</w:t>
+            </w:r>
+            <w:proofErr w:type="spellStart"/>
+            <w:r>
+              <w:t>epp</w:t>
+            </w:r>
+            <w:proofErr w:type="spellEnd"/>
+            <w:r>
+              <w:t xml:space="preserve"> from excel)</w:t>
             </w:r>
           </w:p>
         </w:tc>
@@ -9336,11 +9900,16 @@
             <w:pPr>
               <w:ind w:firstLine="318"/>
             </w:pPr>
+            <w:proofErr w:type="spellStart"/>
             <w:r>
               <w:t>DP.</w:t>
             </w:r>
             <w:r>
-              <w:t>Layer{n}.EA</w:t>
+              <w:t>Layer</w:t>
+            </w:r>
+            <w:proofErr w:type="spellEnd"/>
+            <w:r>
+              <w:t>{n}.EA</w:t>
             </w:r>
           </w:p>
         </w:tc>
@@ -9383,9 +9952,11 @@
             <w:tcW w:w="2857" w:type="dxa"/>
           </w:tcPr>
           <w:p>
+            <w:proofErr w:type="spellStart"/>
             <w:r>
               <w:t>ElectronAffinity</w:t>
             </w:r>
+            <w:proofErr w:type="spellEnd"/>
           </w:p>
         </w:tc>
         <w:tc>
@@ -9408,11 +9979,16 @@
             <w:pPr>
               <w:ind w:firstLine="318"/>
             </w:pPr>
+            <w:proofErr w:type="spellStart"/>
             <w:r>
               <w:t>DP.</w:t>
             </w:r>
             <w:r>
-              <w:t>Layer{n}.IP</w:t>
+              <w:t>Layer</w:t>
+            </w:r>
+            <w:proofErr w:type="spellEnd"/>
+            <w:r>
+              <w:t>{n}.IP</w:t>
             </w:r>
           </w:p>
         </w:tc>
@@ -9476,12 +10052,22 @@
             <w:pPr>
               <w:ind w:firstLine="318"/>
             </w:pPr>
+            <w:proofErr w:type="spellStart"/>
             <w:r>
               <w:t>DP.</w:t>
             </w:r>
             <w:r>
-              <w:t>Layer{n}.PhiCV</w:t>
-            </w:r>
+              <w:t>Layer</w:t>
+            </w:r>
+            <w:proofErr w:type="spellEnd"/>
+            <w:r>
+              <w:t>{n}.</w:t>
+            </w:r>
+            <w:proofErr w:type="spellStart"/>
+            <w:r>
+              <w:t>PhiCV</w:t>
+            </w:r>
+            <w:proofErr w:type="spellEnd"/>
           </w:p>
         </w:tc>
         <w:tc>
@@ -9541,12 +10127,22 @@
             <w:pPr>
               <w:ind w:firstLine="318"/>
             </w:pPr>
+            <w:proofErr w:type="spellStart"/>
             <w:r>
               <w:t>DP.</w:t>
             </w:r>
             <w:r>
-              <w:t>Layer{n}.PhiAV</w:t>
-            </w:r>
+              <w:t>Layer</w:t>
+            </w:r>
+            <w:proofErr w:type="spellEnd"/>
+            <w:r>
+              <w:t>{n}.</w:t>
+            </w:r>
+            <w:proofErr w:type="spellStart"/>
+            <w:r>
+              <w:t>PhiAV</w:t>
+            </w:r>
+            <w:proofErr w:type="spellEnd"/>
           </w:p>
         </w:tc>
         <w:tc>
@@ -9606,11 +10202,16 @@
             <w:pPr>
               <w:ind w:firstLine="318"/>
             </w:pPr>
+            <w:proofErr w:type="spellStart"/>
             <w:r>
               <w:t>DP.</w:t>
             </w:r>
             <w:r>
-              <w:t>Layer{n}.N0C</w:t>
+              <w:t>Layer</w:t>
+            </w:r>
+            <w:proofErr w:type="spellEnd"/>
+            <w:r>
+              <w:t>{n}.N0C</w:t>
             </w:r>
           </w:p>
         </w:tc>
@@ -9683,11 +10284,16 @@
             <w:pPr>
               <w:ind w:firstLine="318"/>
             </w:pPr>
+            <w:proofErr w:type="spellStart"/>
             <w:r>
               <w:t>DP.</w:t>
             </w:r>
             <w:r>
-              <w:t>Layer{n}.N0V</w:t>
+              <w:t>Layer</w:t>
+            </w:r>
+            <w:proofErr w:type="spellEnd"/>
+            <w:r>
+              <w:t>{n}.N0V</w:t>
             </w:r>
           </w:p>
         </w:tc>
@@ -9767,12 +10373,22 @@
             <w:pPr>
               <w:ind w:firstLine="318"/>
             </w:pPr>
+            <w:proofErr w:type="spellStart"/>
             <w:r>
               <w:t>DP.</w:t>
             </w:r>
             <w:r>
-              <w:t>Layer{n}.muee</w:t>
-            </w:r>
+              <w:t>Layer</w:t>
+            </w:r>
+            <w:proofErr w:type="spellEnd"/>
+            <w:r>
+              <w:t>{n}.</w:t>
+            </w:r>
+            <w:proofErr w:type="spellStart"/>
+            <w:r>
+              <w:t>muee</w:t>
+            </w:r>
+            <w:proofErr w:type="spellEnd"/>
           </w:p>
         </w:tc>
         <w:tc>
@@ -9850,12 +10466,22 @@
             <w:pPr>
               <w:ind w:firstLine="318"/>
             </w:pPr>
+            <w:proofErr w:type="spellStart"/>
             <w:r>
               <w:t>DP.</w:t>
             </w:r>
             <w:r>
-              <w:t>Layer{n}.mupp</w:t>
-            </w:r>
+              <w:t>Layer</w:t>
+            </w:r>
+            <w:proofErr w:type="spellEnd"/>
+            <w:r>
+              <w:t>{n}.</w:t>
+            </w:r>
+            <w:proofErr w:type="spellStart"/>
+            <w:r>
+              <w:t>mupp</w:t>
+            </w:r>
+            <w:proofErr w:type="spellEnd"/>
           </w:p>
         </w:tc>
         <w:tc>
@@ -9933,12 +10559,22 @@
             <w:pPr>
               <w:ind w:firstLine="318"/>
             </w:pPr>
+            <w:proofErr w:type="spellStart"/>
             <w:r>
               <w:t>DP.</w:t>
             </w:r>
             <w:r>
-              <w:t>Layer{n}.krad</w:t>
-            </w:r>
+              <w:t>Layer</w:t>
+            </w:r>
+            <w:proofErr w:type="spellEnd"/>
+            <w:r>
+              <w:t>{n}.</w:t>
+            </w:r>
+            <w:proofErr w:type="spellStart"/>
+            <w:r>
+              <w:t>krad</w:t>
+            </w:r>
+            <w:proofErr w:type="spellEnd"/>
           </w:p>
         </w:tc>
         <w:tc>
@@ -10024,18 +10660,27 @@
             <w:pPr>
               <w:ind w:firstLine="318"/>
             </w:pPr>
+            <w:proofErr w:type="spellStart"/>
             <w:r>
               <w:t>DP.</w:t>
             </w:r>
             <w:r>
-              <w:t>Layer{n}.taun</w:t>
-            </w:r>
+              <w:t>Layer</w:t>
+            </w:r>
+            <w:proofErr w:type="spellEnd"/>
+            <w:r>
+              <w:t>{n}.</w:t>
+            </w:r>
+            <w:proofErr w:type="spellStart"/>
+            <w:r>
+              <w:t>taun</w:t>
+            </w:r>
+            <w:proofErr w:type="spellEnd"/>
           </w:p>
         </w:tc>
         <w:tc>
           <w:tcPr>
             <w:tcW w:w="3728" w:type="dxa"/>
-            <w:shd w:val="clear" w:color="auto" w:fill="auto"/>
           </w:tcPr>
           <w:p>
             <w:r>
@@ -10056,7 +10701,6 @@
         <w:tc>
           <w:tcPr>
             <w:tcW w:w="2088" w:type="dxa"/>
-            <w:shd w:val="clear" w:color="auto" w:fill="auto"/>
           </w:tcPr>
           <w:p>
             <w:r>
@@ -10090,18 +10734,27 @@
             <w:pPr>
               <w:ind w:firstLine="318"/>
             </w:pPr>
+            <w:proofErr w:type="spellStart"/>
             <w:r>
               <w:t>DP.</w:t>
             </w:r>
             <w:r>
-              <w:t>Layer{n}.taup</w:t>
-            </w:r>
+              <w:t>Layer</w:t>
+            </w:r>
+            <w:proofErr w:type="spellEnd"/>
+            <w:r>
+              <w:t>{n}.</w:t>
+            </w:r>
+            <w:proofErr w:type="spellStart"/>
+            <w:r>
+              <w:t>taup</w:t>
+            </w:r>
+            <w:proofErr w:type="spellEnd"/>
           </w:p>
         </w:tc>
         <w:tc>
           <w:tcPr>
             <w:tcW w:w="3728" w:type="dxa"/>
-            <w:shd w:val="clear" w:color="auto" w:fill="auto"/>
           </w:tcPr>
           <w:p>
             <w:r>
@@ -10122,7 +10775,6 @@
         <w:tc>
           <w:tcPr>
             <w:tcW w:w="2088" w:type="dxa"/>
-            <w:shd w:val="clear" w:color="auto" w:fill="auto"/>
           </w:tcPr>
           <w:p>
             <w:r>
@@ -10156,11 +10808,16 @@
             <w:pPr>
               <w:ind w:firstLine="318"/>
             </w:pPr>
+            <w:proofErr w:type="spellStart"/>
             <w:r>
               <w:t>DP.</w:t>
             </w:r>
             <w:r>
-              <w:t>Layer{n}.Ete</w:t>
+              <w:t>Layer</w:t>
+            </w:r>
+            <w:proofErr w:type="spellEnd"/>
+            <w:r>
+              <w:t>{n}.Ete</w:t>
             </w:r>
           </w:p>
         </w:tc>
@@ -10229,11 +10886,16 @@
             <w:pPr>
               <w:ind w:firstLine="318"/>
             </w:pPr>
+            <w:proofErr w:type="spellStart"/>
             <w:r>
               <w:t>DP.</w:t>
             </w:r>
             <w:r>
-              <w:t>Layer{n}.Eth</w:t>
+              <w:t>Layer</w:t>
+            </w:r>
+            <w:proofErr w:type="spellEnd"/>
+            <w:r>
+              <w:t>{n}.Eth</w:t>
             </w:r>
           </w:p>
         </w:tc>
@@ -10294,90 +10956,98 @@
             <w:pPr>
               <w:ind w:firstLine="318"/>
             </w:pPr>
-            <w:r>
-              <w:t>DP.</w:t>
-            </w:r>
-            <w:r>
-              <w:t>Layer{n}.NTA</w:t>
-            </w:r>
-          </w:p>
-        </w:tc>
-        <w:tc>
-          <w:tcPr>
-            <w:tcW w:w="3728" w:type="dxa"/>
-            <w:shd w:val="clear" w:color="auto" w:fill="auto"/>
-          </w:tcPr>
-          <w:p>
-            <w:r>
-              <w:t>Density of Trap States (</w:t>
-            </w:r>
-            <w:r>
-              <w:t>Acceptor</w:t>
-            </w:r>
-            <w:r>
-              <w:t>)</w:t>
-            </w:r>
-          </w:p>
-        </w:tc>
-        <w:tc>
-          <w:tcPr>
-            <w:tcW w:w="2683" w:type="dxa"/>
-          </w:tcPr>
-          <w:p>
-            <w:r>
-              <w:t>1e10</w:t>
-            </w:r>
-          </w:p>
-        </w:tc>
-        <w:tc>
-          <w:tcPr>
-            <w:tcW w:w="2088" w:type="dxa"/>
-          </w:tcPr>
-          <w:p>
-            <w:r>
-              <w:t>1/cm^3</w:t>
-            </w:r>
-          </w:p>
-        </w:tc>
-        <w:tc>
-          <w:tcPr>
-            <w:tcW w:w="2857" w:type="dxa"/>
-          </w:tcPr>
-          <w:p/>
-        </w:tc>
-        <w:tc>
-          <w:tcPr>
-            <w:tcW w:w="991" w:type="dxa"/>
-          </w:tcPr>
-          <w:p>
-            <w:r>
-              <w:t>yes</w:t>
-            </w:r>
-          </w:p>
-        </w:tc>
-      </w:tr>
-      <w:tr>
-        <w:tc>
-          <w:tcPr>
-            <w:tcW w:w="2674" w:type="dxa"/>
-          </w:tcPr>
-          <w:p>
-            <w:pPr>
-              <w:ind w:firstLine="318"/>
-            </w:pPr>
+            <w:proofErr w:type="spellStart"/>
             <w:r>
               <w:lastRenderedPageBreak/>
               <w:t>DP.</w:t>
             </w:r>
             <w:r>
-              <w:t>Layer{n}.NTD</w:t>
+              <w:t>Layer</w:t>
+            </w:r>
+            <w:proofErr w:type="spellEnd"/>
+            <w:r>
+              <w:t>{n}.NTA</w:t>
             </w:r>
           </w:p>
         </w:tc>
         <w:tc>
           <w:tcPr>
             <w:tcW w:w="3728" w:type="dxa"/>
-            <w:shd w:val="clear" w:color="auto" w:fill="auto"/>
+          </w:tcPr>
+          <w:p>
+            <w:r>
+              <w:t>Density of Trap States (</w:t>
+            </w:r>
+            <w:r>
+              <w:t>Acceptor</w:t>
+            </w:r>
+            <w:r>
+              <w:t>)</w:t>
+            </w:r>
+          </w:p>
+        </w:tc>
+        <w:tc>
+          <w:tcPr>
+            <w:tcW w:w="2683" w:type="dxa"/>
+          </w:tcPr>
+          <w:p>
+            <w:r>
+              <w:t>1e10</w:t>
+            </w:r>
+          </w:p>
+        </w:tc>
+        <w:tc>
+          <w:tcPr>
+            <w:tcW w:w="2088" w:type="dxa"/>
+          </w:tcPr>
+          <w:p>
+            <w:r>
+              <w:t>1/cm^3</w:t>
+            </w:r>
+          </w:p>
+        </w:tc>
+        <w:tc>
+          <w:tcPr>
+            <w:tcW w:w="2857" w:type="dxa"/>
+          </w:tcPr>
+          <w:p/>
+        </w:tc>
+        <w:tc>
+          <w:tcPr>
+            <w:tcW w:w="991" w:type="dxa"/>
+          </w:tcPr>
+          <w:p>
+            <w:r>
+              <w:t>yes</w:t>
+            </w:r>
+          </w:p>
+        </w:tc>
+      </w:tr>
+      <w:tr>
+        <w:tc>
+          <w:tcPr>
+            <w:tcW w:w="2674" w:type="dxa"/>
+          </w:tcPr>
+          <w:p>
+            <w:pPr>
+              <w:ind w:firstLine="318"/>
+            </w:pPr>
+            <w:proofErr w:type="spellStart"/>
+            <w:r>
+              <w:t>DP.</w:t>
+            </w:r>
+            <w:r>
+              <w:t>Layer</w:t>
+            </w:r>
+            <w:proofErr w:type="spellEnd"/>
+            <w:r>
+              <w:t>{n}.NTD</w:t>
+            </w:r>
+          </w:p>
+        </w:tc>
+        <w:tc>
+          <w:tcPr>
+            <w:tcW w:w="3728" w:type="dxa"/>
           </w:tcPr>
           <w:p>
             <w:r>
@@ -10438,12 +11108,22 @@
             <w:pPr>
               <w:ind w:firstLine="318"/>
             </w:pPr>
+            <w:proofErr w:type="spellStart"/>
             <w:r>
               <w:t>DP.</w:t>
             </w:r>
             <w:r>
-              <w:t>Layer{n}.tp</w:t>
-            </w:r>
+              <w:t>Layer</w:t>
+            </w:r>
+            <w:proofErr w:type="spellEnd"/>
+            <w:r>
+              <w:t>{n}.</w:t>
+            </w:r>
+            <w:proofErr w:type="spellStart"/>
+            <w:r>
+              <w:t>tp</w:t>
+            </w:r>
+            <w:proofErr w:type="spellEnd"/>
           </w:p>
         </w:tc>
         <w:tc>
@@ -10507,18 +11187,22 @@
             <w:pPr>
               <w:ind w:firstLine="318"/>
             </w:pPr>
+            <w:proofErr w:type="spellStart"/>
             <w:r>
               <w:t>DP.</w:t>
             </w:r>
             <w:r>
-              <w:t>Layer{n}.pp</w:t>
+              <w:t>Layer</w:t>
+            </w:r>
+            <w:proofErr w:type="spellEnd"/>
+            <w:r>
+              <w:t>{n}.pp</w:t>
             </w:r>
           </w:p>
         </w:tc>
         <w:tc>
           <w:tcPr>
             <w:tcW w:w="3728" w:type="dxa"/>
-            <w:shd w:val="clear" w:color="auto" w:fill="auto"/>
           </w:tcPr>
           <w:p>
             <w:r>
@@ -10539,7 +11223,6 @@
         <w:tc>
           <w:tcPr>
             <w:tcW w:w="2088" w:type="dxa"/>
-            <w:shd w:val="clear" w:color="auto" w:fill="auto"/>
           </w:tcPr>
           <w:p>
             <w:r>
@@ -10573,12 +11256,22 @@
             <w:pPr>
               <w:ind w:firstLine="318"/>
             </w:pPr>
+            <w:proofErr w:type="spellStart"/>
             <w:r>
               <w:t>DP.</w:t>
             </w:r>
             <w:r>
-              <w:t>Layer{n}.tinterL</w:t>
-            </w:r>
+              <w:t>Layer</w:t>
+            </w:r>
+            <w:proofErr w:type="spellEnd"/>
+            <w:r>
+              <w:t>{n}.</w:t>
+            </w:r>
+            <w:proofErr w:type="spellStart"/>
+            <w:r>
+              <w:t>tinterL</w:t>
+            </w:r>
+            <w:proofErr w:type="spellEnd"/>
           </w:p>
         </w:tc>
         <w:tc>
@@ -10664,12 +11357,22 @@
             <w:pPr>
               <w:ind w:firstLine="318"/>
             </w:pPr>
+            <w:proofErr w:type="spellStart"/>
             <w:r>
               <w:t>DP.</w:t>
             </w:r>
             <w:r>
-              <w:t>Layer{n}.epointsL</w:t>
-            </w:r>
+              <w:t>Layer</w:t>
+            </w:r>
+            <w:proofErr w:type="spellEnd"/>
+            <w:r>
+              <w:t>{n}.</w:t>
+            </w:r>
+            <w:proofErr w:type="spellStart"/>
+            <w:r>
+              <w:t>epointsL</w:t>
+            </w:r>
+            <w:proofErr w:type="spellEnd"/>
           </w:p>
         </w:tc>
         <w:tc>
@@ -10696,7 +11399,6 @@
         <w:tc>
           <w:tcPr>
             <w:tcW w:w="2088" w:type="dxa"/>
-            <w:shd w:val="clear" w:color="auto" w:fill="auto"/>
           </w:tcPr>
           <w:p>
             <w:r>
@@ -10734,12 +11436,22 @@
             <w:pPr>
               <w:ind w:firstLine="318"/>
             </w:pPr>
+            <w:proofErr w:type="spellStart"/>
             <w:r>
               <w:t>DP.</w:t>
             </w:r>
             <w:r>
-              <w:t>Layer{n}.XiL</w:t>
-            </w:r>
+              <w:t>Layer</w:t>
+            </w:r>
+            <w:proofErr w:type="spellEnd"/>
+            <w:r>
+              <w:t>{n}.</w:t>
+            </w:r>
+            <w:proofErr w:type="spellStart"/>
+            <w:r>
+              <w:t>XiL</w:t>
+            </w:r>
+            <w:proofErr w:type="spellEnd"/>
           </w:p>
         </w:tc>
         <w:tc>
@@ -10806,12 +11518,22 @@
             <w:pPr>
               <w:ind w:firstLine="318"/>
             </w:pPr>
+            <w:proofErr w:type="spellStart"/>
             <w:r>
               <w:t>DP.</w:t>
             </w:r>
             <w:r>
-              <w:t>Layer{n}.XipL</w:t>
-            </w:r>
+              <w:t>Layer</w:t>
+            </w:r>
+            <w:proofErr w:type="spellEnd"/>
+            <w:r>
+              <w:t>{n}.</w:t>
+            </w:r>
+            <w:proofErr w:type="spellStart"/>
+            <w:r>
+              <w:t>XipL</w:t>
+            </w:r>
+            <w:proofErr w:type="spellEnd"/>
           </w:p>
         </w:tc>
         <w:tc>
@@ -10844,7 +11566,6 @@
         <w:tc>
           <w:tcPr>
             <w:tcW w:w="2088" w:type="dxa"/>
-            <w:shd w:val="clear" w:color="auto" w:fill="auto"/>
           </w:tcPr>
           <w:p>
             <w:r>
@@ -10882,12 +11603,22 @@
             <w:pPr>
               <w:ind w:firstLine="318"/>
             </w:pPr>
+            <w:proofErr w:type="spellStart"/>
             <w:r>
               <w:t>DP.</w:t>
             </w:r>
             <w:r>
-              <w:t>Layer{n}.tinterR</w:t>
-            </w:r>
+              <w:t>Layer</w:t>
+            </w:r>
+            <w:proofErr w:type="spellEnd"/>
+            <w:r>
+              <w:t>{n}.</w:t>
+            </w:r>
+            <w:proofErr w:type="spellStart"/>
+            <w:r>
+              <w:t>tinterR</w:t>
+            </w:r>
+            <w:proofErr w:type="spellEnd"/>
           </w:p>
         </w:tc>
         <w:tc>
@@ -10958,12 +11689,22 @@
                 <w:bCs/>
               </w:rPr>
             </w:pPr>
+            <w:proofErr w:type="spellStart"/>
             <w:r>
               <w:t>DP.</w:t>
             </w:r>
             <w:r>
-              <w:t>Layer{n}.epointsR</w:t>
-            </w:r>
+              <w:t>Layer</w:t>
+            </w:r>
+            <w:proofErr w:type="spellEnd"/>
+            <w:r>
+              <w:t>{n}.</w:t>
+            </w:r>
+            <w:proofErr w:type="spellStart"/>
+            <w:r>
+              <w:t>epointsR</w:t>
+            </w:r>
+            <w:proofErr w:type="spellEnd"/>
           </w:p>
         </w:tc>
         <w:tc>
@@ -10990,7 +11731,6 @@
         <w:tc>
           <w:tcPr>
             <w:tcW w:w="2088" w:type="dxa"/>
-            <w:shd w:val="clear" w:color="auto" w:fill="auto"/>
           </w:tcPr>
           <w:p>
             <w:r>
@@ -11028,12 +11768,22 @@
             <w:pPr>
               <w:ind w:firstLine="318"/>
             </w:pPr>
+            <w:proofErr w:type="spellStart"/>
             <w:r>
               <w:t>DP.</w:t>
             </w:r>
             <w:r>
-              <w:t>Layer{n}.XiR</w:t>
-            </w:r>
+              <w:t>Layer</w:t>
+            </w:r>
+            <w:proofErr w:type="spellEnd"/>
+            <w:r>
+              <w:t>{n}.</w:t>
+            </w:r>
+            <w:proofErr w:type="spellStart"/>
+            <w:r>
+              <w:t>XiR</w:t>
+            </w:r>
+            <w:proofErr w:type="spellEnd"/>
           </w:p>
         </w:tc>
         <w:tc>
@@ -11106,12 +11856,22 @@
             <w:pPr>
               <w:ind w:firstLine="318"/>
             </w:pPr>
+            <w:proofErr w:type="spellStart"/>
             <w:r>
               <w:t>DP.</w:t>
             </w:r>
             <w:r>
-              <w:t>Layer{n}.XipR</w:t>
-            </w:r>
+              <w:t>Layer</w:t>
+            </w:r>
+            <w:proofErr w:type="spellEnd"/>
+            <w:r>
+              <w:t>{n}.</w:t>
+            </w:r>
+            <w:proofErr w:type="spellStart"/>
+            <w:r>
+              <w:t>XipR</w:t>
+            </w:r>
+            <w:proofErr w:type="spellEnd"/>
           </w:p>
         </w:tc>
         <w:tc>
@@ -11138,7 +11898,6 @@
         <w:tc>
           <w:tcPr>
             <w:tcW w:w="2088" w:type="dxa"/>
-            <w:shd w:val="clear" w:color="auto" w:fill="auto"/>
           </w:tcPr>
           <w:p>
             <w:r>
@@ -11264,11 +12023,16 @@
             <w:pPr>
               <w:ind w:firstLine="318"/>
             </w:pPr>
+            <w:proofErr w:type="spellStart"/>
             <w:r>
               <w:t>DP.</w:t>
             </w:r>
             <w:r>
-              <w:t>Layer{n}.int</w:t>
+              <w:t>Layer</w:t>
+            </w:r>
+            <w:proofErr w:type="spellEnd"/>
+            <w:r>
+              <w:t>{n}.int</w:t>
             </w:r>
           </w:p>
         </w:tc>
@@ -11295,7 +12059,6 @@
         <w:tc>
           <w:tcPr>
             <w:tcW w:w="2088" w:type="dxa"/>
-            <w:shd w:val="clear" w:color="auto" w:fill="auto"/>
           </w:tcPr>
           <w:p>
             <w:r>
@@ -11334,12 +12097,22 @@
             <w:pPr>
               <w:ind w:firstLine="318"/>
             </w:pPr>
+            <w:proofErr w:type="spellStart"/>
             <w:r>
               <w:t>DP.</w:t>
             </w:r>
             <w:r>
-              <w:t>Layer{n}.kdisexc</w:t>
-            </w:r>
+              <w:t>Layer</w:t>
+            </w:r>
+            <w:proofErr w:type="spellEnd"/>
+            <w:r>
+              <w:t>{n}.</w:t>
+            </w:r>
+            <w:proofErr w:type="spellStart"/>
+            <w:r>
+              <w:t>kdisexc</w:t>
+            </w:r>
+            <w:proofErr w:type="spellEnd"/>
           </w:p>
         </w:tc>
         <w:tc>
@@ -11404,12 +12177,22 @@
             <w:pPr>
               <w:ind w:firstLine="318"/>
             </w:pPr>
+            <w:proofErr w:type="spellStart"/>
             <w:r>
               <w:t>DP.</w:t>
             </w:r>
             <w:r>
-              <w:t>Layer{n}.kdis</w:t>
-            </w:r>
+              <w:t>Layer</w:t>
+            </w:r>
+            <w:proofErr w:type="spellEnd"/>
+            <w:r>
+              <w:t>{n}.</w:t>
+            </w:r>
+            <w:proofErr w:type="spellStart"/>
+            <w:r>
+              <w:t>kdis</w:t>
+            </w:r>
+            <w:proofErr w:type="spellEnd"/>
           </w:p>
         </w:tc>
         <w:tc>
@@ -11474,12 +12257,22 @@
             <w:pPr>
               <w:ind w:firstLine="318"/>
             </w:pPr>
+            <w:proofErr w:type="spellStart"/>
             <w:r>
               <w:t>DP.</w:t>
             </w:r>
             <w:r>
-              <w:t>Layer{n}.kfor</w:t>
-            </w:r>
+              <w:t>Layer</w:t>
+            </w:r>
+            <w:proofErr w:type="spellEnd"/>
+            <w:r>
+              <w:t>{n}.</w:t>
+            </w:r>
+            <w:proofErr w:type="spellStart"/>
+            <w:r>
+              <w:t>kfor</w:t>
+            </w:r>
+            <w:proofErr w:type="spellEnd"/>
           </w:p>
         </w:tc>
         <w:tc>
@@ -11559,12 +12352,22 @@
             <w:pPr>
               <w:ind w:firstLine="318"/>
             </w:pPr>
+            <w:proofErr w:type="spellStart"/>
             <w:r>
               <w:t>DP.</w:t>
             </w:r>
             <w:r>
-              <w:t>Layer{n}.krec</w:t>
-            </w:r>
+              <w:t>Layer</w:t>
+            </w:r>
+            <w:proofErr w:type="spellEnd"/>
+            <w:r>
+              <w:t>{n}.</w:t>
+            </w:r>
+            <w:proofErr w:type="spellStart"/>
+            <w:r>
+              <w:t>krec</w:t>
+            </w:r>
+            <w:proofErr w:type="spellEnd"/>
           </w:p>
         </w:tc>
         <w:tc>
@@ -11629,12 +12432,22 @@
             <w:pPr>
               <w:ind w:firstLine="318"/>
             </w:pPr>
+            <w:proofErr w:type="spellStart"/>
             <w:r>
               <w:t>DP.</w:t>
             </w:r>
             <w:r>
-              <w:t>Layer{n}.kforEx</w:t>
-            </w:r>
+              <w:t>Layer</w:t>
+            </w:r>
+            <w:proofErr w:type="spellEnd"/>
+            <w:r>
+              <w:t>{n}.</w:t>
+            </w:r>
+            <w:proofErr w:type="spellStart"/>
+            <w:r>
+              <w:t>kforEx</w:t>
+            </w:r>
+            <w:proofErr w:type="spellEnd"/>
           </w:p>
         </w:tc>
         <w:tc>
@@ -11699,12 +12512,22 @@
             <w:pPr>
               <w:ind w:firstLine="318"/>
             </w:pPr>
+            <w:proofErr w:type="spellStart"/>
             <w:r>
               <w:t>DP.</w:t>
             </w:r>
             <w:r>
-              <w:t>Layer{n}.krecexc</w:t>
-            </w:r>
+              <w:t>Layer</w:t>
+            </w:r>
+            <w:proofErr w:type="spellEnd"/>
+            <w:r>
+              <w:t>{n}.</w:t>
+            </w:r>
+            <w:proofErr w:type="spellStart"/>
+            <w:r>
+              <w:t>krecexc</w:t>
+            </w:r>
+            <w:proofErr w:type="spellEnd"/>
           </w:p>
         </w:tc>
         <w:tc>
@@ -11769,12 +12592,22 @@
             <w:pPr>
               <w:ind w:firstLine="318"/>
             </w:pPr>
+            <w:proofErr w:type="spellStart"/>
             <w:r>
               <w:t>DP.</w:t>
             </w:r>
             <w:r>
-              <w:t>Layer{n}.PhiC</w:t>
-            </w:r>
+              <w:t>Layer</w:t>
+            </w:r>
+            <w:proofErr w:type="spellEnd"/>
+            <w:r>
+              <w:t>{n}.</w:t>
+            </w:r>
+            <w:proofErr w:type="spellStart"/>
+            <w:r>
+              <w:t>PhiC</w:t>
+            </w:r>
+            <w:proofErr w:type="spellEnd"/>
           </w:p>
         </w:tc>
         <w:tc>
@@ -11833,12 +12666,22 @@
             <w:pPr>
               <w:ind w:firstLine="318"/>
             </w:pPr>
+            <w:proofErr w:type="spellStart"/>
             <w:r>
               <w:t>DP.</w:t>
             </w:r>
             <w:r>
-              <w:t>Layer{n}.PhiA</w:t>
-            </w:r>
+              <w:t>Layer</w:t>
+            </w:r>
+            <w:proofErr w:type="spellEnd"/>
+            <w:r>
+              <w:t>{n}.</w:t>
+            </w:r>
+            <w:proofErr w:type="spellStart"/>
+            <w:r>
+              <w:t>PhiA</w:t>
+            </w:r>
+            <w:proofErr w:type="spellEnd"/>
           </w:p>
         </w:tc>
         <w:tc>
@@ -11880,8 +12723,13 @@
               <w:pStyle w:val="CommentText"/>
             </w:pPr>
             <w:r>
-              <w:t>calculated from IP-PhiAV</w:t>
-            </w:r>
+              <w:t>calculated from IP-</w:t>
+            </w:r>
+            <w:proofErr w:type="spellStart"/>
+            <w:r>
+              <w:t>PhiAV</w:t>
+            </w:r>
+            <w:proofErr w:type="spellEnd"/>
           </w:p>
         </w:tc>
         <w:tc>
@@ -11904,11 +12752,17 @@
             <w:pPr>
               <w:ind w:firstLine="318"/>
             </w:pPr>
-            <w:r>
+            <w:proofErr w:type="spellStart"/>
+            <w:r>
+              <w:lastRenderedPageBreak/>
               <w:t>DP.</w:t>
             </w:r>
             <w:r>
-              <w:t>Layer{n}.Eg</w:t>
+              <w:t>Layer</w:t>
+            </w:r>
+            <w:proofErr w:type="spellEnd"/>
+            <w:r>
+              <w:t>{n}.Eg</w:t>
             </w:r>
           </w:p>
         </w:tc>
@@ -11971,13 +12825,22 @@
             <w:pPr>
               <w:ind w:firstLine="318"/>
             </w:pPr>
-            <w:r>
-              <w:lastRenderedPageBreak/>
+            <w:proofErr w:type="spellStart"/>
+            <w:r>
               <w:t>DP.</w:t>
             </w:r>
             <w:r>
-              <w:t>Layer{n}.mue</w:t>
-            </w:r>
+              <w:t>Layer</w:t>
+            </w:r>
+            <w:proofErr w:type="spellEnd"/>
+            <w:r>
+              <w:t>{n}.</w:t>
+            </w:r>
+            <w:proofErr w:type="spellStart"/>
+            <w:r>
+              <w:t>mue</w:t>
+            </w:r>
+            <w:proofErr w:type="spellEnd"/>
           </w:p>
         </w:tc>
         <w:tc>
@@ -12046,12 +12909,22 @@
             <w:pPr>
               <w:ind w:firstLine="318"/>
             </w:pPr>
+            <w:proofErr w:type="spellStart"/>
             <w:r>
               <w:t>DP.</w:t>
             </w:r>
             <w:r>
-              <w:t>Layer{n}.mup</w:t>
-            </w:r>
+              <w:t>Layer</w:t>
+            </w:r>
+            <w:proofErr w:type="spellEnd"/>
+            <w:r>
+              <w:t>{n}.</w:t>
+            </w:r>
+            <w:proofErr w:type="spellStart"/>
+            <w:r>
+              <w:t>mup</w:t>
+            </w:r>
+            <w:proofErr w:type="spellEnd"/>
           </w:p>
         </w:tc>
         <w:tc>
@@ -12119,12 +12992,22 @@
             <w:pPr>
               <w:ind w:firstLine="318"/>
             </w:pPr>
+            <w:proofErr w:type="spellStart"/>
             <w:r>
               <w:t>DP.</w:t>
             </w:r>
             <w:r>
-              <w:t>Layer{n}.ni</w:t>
-            </w:r>
+              <w:t>Layer</w:t>
+            </w:r>
+            <w:proofErr w:type="spellEnd"/>
+            <w:r>
+              <w:t>{n}.</w:t>
+            </w:r>
+            <w:proofErr w:type="spellStart"/>
+            <w:r>
+              <w:t>ni</w:t>
+            </w:r>
+            <w:proofErr w:type="spellEnd"/>
           </w:p>
         </w:tc>
         <w:tc>
@@ -12184,11 +13067,16 @@
             <w:pPr>
               <w:ind w:firstLine="318"/>
             </w:pPr>
+            <w:proofErr w:type="spellStart"/>
             <w:r>
               <w:t>DP.</w:t>
             </w:r>
             <w:r>
-              <w:t>Layer{n}.n0</w:t>
+              <w:t>Layer</w:t>
+            </w:r>
+            <w:proofErr w:type="spellEnd"/>
+            <w:r>
+              <w:t>{n}.n0</w:t>
             </w:r>
           </w:p>
         </w:tc>
@@ -12270,11 +13158,16 @@
             <w:pPr>
               <w:ind w:firstLine="318"/>
             </w:pPr>
+            <w:proofErr w:type="spellStart"/>
             <w:r>
               <w:t>DP.</w:t>
             </w:r>
             <w:r>
-              <w:t>Layer{n}.p0</w:t>
+              <w:t>Layer</w:t>
+            </w:r>
+            <w:proofErr w:type="spellEnd"/>
+            <w:r>
+              <w:t>{n}.p0</w:t>
             </w:r>
           </w:p>
         </w:tc>
@@ -12342,11 +13235,16 @@
             <w:pPr>
               <w:ind w:firstLine="318"/>
             </w:pPr>
+            <w:proofErr w:type="spellStart"/>
             <w:r>
               <w:t>DP.</w:t>
             </w:r>
             <w:r>
-              <w:t>Layer{n}.c0</w:t>
+              <w:t>Layer</w:t>
+            </w:r>
+            <w:proofErr w:type="spellEnd"/>
+            <w:r>
+              <w:t>{n}.c0</w:t>
             </w:r>
           </w:p>
         </w:tc>
@@ -12415,11 +13313,16 @@
             <w:pPr>
               <w:ind w:firstLine="318"/>
             </w:pPr>
+            <w:proofErr w:type="spellStart"/>
             <w:r>
               <w:t>DP.</w:t>
             </w:r>
             <w:r>
-              <w:t>Layer{n}.Phi</w:t>
+              <w:t>Layer</w:t>
+            </w:r>
+            <w:proofErr w:type="spellEnd"/>
+            <w:r>
+              <w:t>{n}.Phi</w:t>
             </w:r>
           </w:p>
         </w:tc>
@@ -12480,11 +13383,16 @@
             <w:pPr>
               <w:ind w:firstLine="318"/>
             </w:pPr>
+            <w:proofErr w:type="spellStart"/>
             <w:r>
               <w:t>DP.</w:t>
             </w:r>
             <w:r>
-              <w:t>Layer{n}.ND</w:t>
+              <w:t>Layer</w:t>
+            </w:r>
+            <w:proofErr w:type="spellEnd"/>
+            <w:r>
+              <w:t>{n}.ND</w:t>
             </w:r>
           </w:p>
         </w:tc>
@@ -12545,11 +13453,16 @@
             <w:pPr>
               <w:ind w:firstLine="318"/>
             </w:pPr>
+            <w:proofErr w:type="spellStart"/>
             <w:r>
               <w:t>DP.</w:t>
             </w:r>
             <w:r>
-              <w:t>Layer{n}.NA</w:t>
+              <w:t>Layer</w:t>
+            </w:r>
+            <w:proofErr w:type="spellEnd"/>
+            <w:r>
+              <w:t>{n}.NA</w:t>
             </w:r>
           </w:p>
         </w:tc>
@@ -12610,18 +13523,22 @@
             <w:pPr>
               <w:ind w:firstLine="318"/>
             </w:pPr>
+            <w:proofErr w:type="spellStart"/>
             <w:r>
               <w:t>DP.</w:t>
             </w:r>
             <w:r>
-              <w:t>Layer{n}.Ei</w:t>
+              <w:t>Layer</w:t>
+            </w:r>
+            <w:proofErr w:type="spellEnd"/>
+            <w:r>
+              <w:t>{n}.Ei</w:t>
             </w:r>
           </w:p>
         </w:tc>
         <w:tc>
           <w:tcPr>
             <w:tcW w:w="3728" w:type="dxa"/>
-            <w:shd w:val="clear" w:color="auto" w:fill="auto"/>
           </w:tcPr>
           <w:p>
             <w:r>
@@ -12642,7 +13559,6 @@
         <w:tc>
           <w:tcPr>
             <w:tcW w:w="2088" w:type="dxa"/>
-            <w:shd w:val="clear" w:color="auto" w:fill="auto"/>
           </w:tcPr>
           <w:p>
             <w:r>
@@ -12676,18 +13592,27 @@
             <w:pPr>
               <w:ind w:firstLine="318"/>
             </w:pPr>
+            <w:proofErr w:type="spellStart"/>
             <w:r>
               <w:t>DP.</w:t>
             </w:r>
             <w:r>
-              <w:t>Layer{n}.nt</w:t>
-            </w:r>
+              <w:t>Layer</w:t>
+            </w:r>
+            <w:proofErr w:type="spellEnd"/>
+            <w:r>
+              <w:t>{n}.</w:t>
+            </w:r>
+            <w:proofErr w:type="spellStart"/>
+            <w:r>
+              <w:t>nt</w:t>
+            </w:r>
+            <w:proofErr w:type="spellEnd"/>
           </w:p>
         </w:tc>
         <w:tc>
           <w:tcPr>
             <w:tcW w:w="3728" w:type="dxa"/>
-            <w:shd w:val="clear" w:color="auto" w:fill="auto"/>
           </w:tcPr>
           <w:p>
             <w:r>
@@ -12746,18 +13671,22 @@
             <w:pPr>
               <w:ind w:firstLine="318"/>
             </w:pPr>
+            <w:proofErr w:type="spellStart"/>
             <w:r>
               <w:t>DP.</w:t>
             </w:r>
             <w:r>
-              <w:t>Layer{n}.pt</w:t>
+              <w:t>Layer</w:t>
+            </w:r>
+            <w:proofErr w:type="spellEnd"/>
+            <w:r>
+              <w:t>{n}.pt</w:t>
             </w:r>
           </w:p>
         </w:tc>
         <w:tc>
           <w:tcPr>
             <w:tcW w:w="3728" w:type="dxa"/>
-            <w:shd w:val="clear" w:color="auto" w:fill="auto"/>
           </w:tcPr>
           <w:p>
             <w:r>
@@ -12816,12 +13745,22 @@
             <w:pPr>
               <w:ind w:firstLine="318"/>
             </w:pPr>
+            <w:proofErr w:type="spellStart"/>
             <w:r>
               <w:t>DP.</w:t>
             </w:r>
             <w:r>
-              <w:t>Layer{n}.en</w:t>
-            </w:r>
+              <w:t>Layer</w:t>
+            </w:r>
+            <w:proofErr w:type="spellEnd"/>
+            <w:r>
+              <w:t>{n}.</w:t>
+            </w:r>
+            <w:proofErr w:type="spellStart"/>
+            <w:r>
+              <w:t>en</w:t>
+            </w:r>
+            <w:proofErr w:type="spellEnd"/>
           </w:p>
         </w:tc>
         <w:tc>
@@ -12882,11 +13821,16 @@
             <w:pPr>
               <w:ind w:firstLine="318"/>
             </w:pPr>
+            <w:proofErr w:type="spellStart"/>
             <w:r>
               <w:t>DP.</w:t>
             </w:r>
             <w:r>
-              <w:t>Layer{n}.Cn</w:t>
+              <w:t>Layer</w:t>
+            </w:r>
+            <w:proofErr w:type="spellEnd"/>
+            <w:r>
+              <w:t>{n}.Cn</w:t>
             </w:r>
           </w:p>
         </w:tc>
@@ -12948,11 +13892,16 @@
             <w:pPr>
               <w:ind w:firstLine="318"/>
             </w:pPr>
+            <w:proofErr w:type="spellStart"/>
             <w:r>
               <w:t>DP.</w:t>
             </w:r>
             <w:r>
-              <w:t>Layer{n}.ep</w:t>
+              <w:t>Layer</w:t>
+            </w:r>
+            <w:proofErr w:type="spellEnd"/>
+            <w:r>
+              <w:t>{n}.ep</w:t>
             </w:r>
           </w:p>
         </w:tc>
@@ -13014,11 +13963,16 @@
             <w:pPr>
               <w:ind w:firstLine="318"/>
             </w:pPr>
+            <w:proofErr w:type="spellStart"/>
             <w:r>
               <w:t>DP.</w:t>
             </w:r>
             <w:r>
-              <w:t>Layer{n}.Cp</w:t>
+              <w:t>Layer</w:t>
+            </w:r>
+            <w:proofErr w:type="spellEnd"/>
+            <w:r>
+              <w:t>{n}.Cp</w:t>
             </w:r>
           </w:p>
         </w:tc>
@@ -13080,18 +14034,22 @@
             <w:pPr>
               <w:ind w:firstLine="318"/>
             </w:pPr>
+            <w:proofErr w:type="spellStart"/>
             <w:r>
               <w:t>DP.</w:t>
             </w:r>
             <w:r>
-              <w:t>Layer{n}.CT0</w:t>
+              <w:t>Layer</w:t>
+            </w:r>
+            <w:proofErr w:type="spellEnd"/>
+            <w:r>
+              <w:t>{n}.CT0</w:t>
             </w:r>
           </w:p>
         </w:tc>
         <w:tc>
           <w:tcPr>
             <w:tcW w:w="3728" w:type="dxa"/>
-            <w:shd w:val="clear" w:color="auto" w:fill="auto"/>
           </w:tcPr>
           <w:p>
             <w:r>
@@ -13150,18 +14108,22 @@
             <w:pPr>
               <w:ind w:firstLine="318"/>
             </w:pPr>
+            <w:proofErr w:type="spellStart"/>
             <w:r>
               <w:t>DP.</w:t>
             </w:r>
             <w:r>
-              <w:t>Layer{n}.Ex0</w:t>
+              <w:t>Layer</w:t>
+            </w:r>
+            <w:proofErr w:type="spellEnd"/>
+            <w:r>
+              <w:t>{n}.Ex0</w:t>
             </w:r>
           </w:p>
         </w:tc>
         <w:tc>
           <w:tcPr>
             <w:tcW w:w="3728" w:type="dxa"/>
-            <w:shd w:val="clear" w:color="auto" w:fill="auto"/>
           </w:tcPr>
           <w:p>
             <w:r>
@@ -13223,18 +14185,22 @@
             <w:pPr>
               <w:ind w:firstLine="318"/>
             </w:pPr>
+            <w:proofErr w:type="spellStart"/>
             <w:r>
               <w:t>DP.</w:t>
             </w:r>
             <w:r>
-              <w:t>Layer{n}.DEAR</w:t>
+              <w:t>Layer</w:t>
+            </w:r>
+            <w:proofErr w:type="spellEnd"/>
+            <w:r>
+              <w:t>{n}.DEAR</w:t>
             </w:r>
           </w:p>
         </w:tc>
         <w:tc>
           <w:tcPr>
             <w:tcW w:w="3728" w:type="dxa"/>
-            <w:shd w:val="clear" w:color="auto" w:fill="auto"/>
           </w:tcPr>
           <w:p>
             <w:r>
@@ -13266,7 +14232,6 @@
         <w:tc>
           <w:tcPr>
             <w:tcW w:w="2857" w:type="dxa"/>
-            <w:shd w:val="clear" w:color="auto" w:fill="auto"/>
           </w:tcPr>
           <w:p>
             <w:r>
@@ -13294,18 +14259,22 @@
             <w:pPr>
               <w:ind w:firstLine="318"/>
             </w:pPr>
+            <w:proofErr w:type="spellStart"/>
             <w:r>
               <w:t>DP.</w:t>
             </w:r>
             <w:r>
-              <w:t>Layer{n}.DIPR</w:t>
+              <w:t>Layer</w:t>
+            </w:r>
+            <w:proofErr w:type="spellEnd"/>
+            <w:r>
+              <w:t>{n}.DIPR</w:t>
             </w:r>
           </w:p>
         </w:tc>
         <w:tc>
           <w:tcPr>
             <w:tcW w:w="3728" w:type="dxa"/>
-            <w:shd w:val="clear" w:color="auto" w:fill="auto"/>
           </w:tcPr>
           <w:p>
             <w:r>
@@ -13337,7 +14306,6 @@
         <w:tc>
           <w:tcPr>
             <w:tcW w:w="2857" w:type="dxa"/>
-            <w:shd w:val="clear" w:color="auto" w:fill="auto"/>
           </w:tcPr>
           <w:p>
             <w:r>
@@ -13365,18 +14333,22 @@
             <w:pPr>
               <w:ind w:firstLine="318"/>
             </w:pPr>
+            <w:proofErr w:type="spellStart"/>
             <w:r>
               <w:t>DP.</w:t>
             </w:r>
             <w:r>
-              <w:t>Layer{n}.DN0CR</w:t>
+              <w:t>Layer</w:t>
+            </w:r>
+            <w:proofErr w:type="spellEnd"/>
+            <w:r>
+              <w:t>{n}.DN0CR</w:t>
             </w:r>
           </w:p>
         </w:tc>
         <w:tc>
           <w:tcPr>
             <w:tcW w:w="3728" w:type="dxa"/>
-            <w:shd w:val="clear" w:color="auto" w:fill="auto"/>
           </w:tcPr>
           <w:p>
             <w:r>
@@ -13408,7 +14380,6 @@
         <w:tc>
           <w:tcPr>
             <w:tcW w:w="2857" w:type="dxa"/>
-            <w:shd w:val="clear" w:color="auto" w:fill="auto"/>
           </w:tcPr>
           <w:p>
             <w:r>
@@ -13436,18 +14407,22 @@
             <w:pPr>
               <w:ind w:firstLine="318"/>
             </w:pPr>
+            <w:proofErr w:type="spellStart"/>
             <w:r>
               <w:t>DP.</w:t>
             </w:r>
             <w:r>
-              <w:t>Layer{n}.DN0VR</w:t>
+              <w:t>Layer</w:t>
+            </w:r>
+            <w:proofErr w:type="spellEnd"/>
+            <w:r>
+              <w:t>{n}.DN0VR</w:t>
             </w:r>
           </w:p>
         </w:tc>
         <w:tc>
           <w:tcPr>
             <w:tcW w:w="3728" w:type="dxa"/>
-            <w:shd w:val="clear" w:color="auto" w:fill="auto"/>
           </w:tcPr>
           <w:p>
             <w:r>
@@ -13479,7 +14454,6 @@
         <w:tc>
           <w:tcPr>
             <w:tcW w:w="2857" w:type="dxa"/>
-            <w:shd w:val="clear" w:color="auto" w:fill="auto"/>
           </w:tcPr>
           <w:p>
             <w:r>
@@ -13507,18 +14481,22 @@
             <w:pPr>
               <w:ind w:firstLine="318"/>
             </w:pPr>
+            <w:proofErr w:type="spellStart"/>
             <w:r>
               <w:t>DP.</w:t>
             </w:r>
             <w:r>
-              <w:t>Layer{n}.XL</w:t>
+              <w:t>Layer</w:t>
+            </w:r>
+            <w:proofErr w:type="spellEnd"/>
+            <w:r>
+              <w:t>{n}.XL</w:t>
             </w:r>
           </w:p>
         </w:tc>
         <w:tc>
           <w:tcPr>
             <w:tcW w:w="3728" w:type="dxa"/>
-            <w:shd w:val="clear" w:color="auto" w:fill="auto"/>
           </w:tcPr>
           <w:p>
             <w:r>
@@ -13572,18 +14550,22 @@
             <w:pPr>
               <w:ind w:firstLine="318"/>
             </w:pPr>
+            <w:proofErr w:type="spellStart"/>
             <w:r>
               <w:t>DP.</w:t>
             </w:r>
             <w:r>
-              <w:t>Layer{n}.XR</w:t>
+              <w:t>Layer</w:t>
+            </w:r>
+            <w:proofErr w:type="spellEnd"/>
+            <w:r>
+              <w:t>{n}.XR</w:t>
             </w:r>
           </w:p>
         </w:tc>
         <w:tc>
           <w:tcPr>
             <w:tcW w:w="3728" w:type="dxa"/>
-            <w:shd w:val="clear" w:color="auto" w:fill="auto"/>
           </w:tcPr>
           <w:p>
             <w:r>
@@ -13642,6 +14624,7 @@
           <w:b/>
           <w:bCs/>
         </w:rPr>
+        <w:lastRenderedPageBreak/>
         <w:t>Layer Parameters (Excel)</w:t>
       </w:r>
     </w:p>
@@ -13669,9 +14652,1415 @@
               <w:ind w:firstLine="35"/>
             </w:pPr>
             <w:r>
+              <w:t>Epp</w:t>
+            </w:r>
+          </w:p>
+        </w:tc>
+        <w:tc>
+          <w:tcPr>
+            <w:tcW w:w="3735" w:type="dxa"/>
+          </w:tcPr>
+          <w:p/>
+        </w:tc>
+        <w:tc>
+          <w:tcPr>
+            <w:tcW w:w="2686" w:type="dxa"/>
+          </w:tcPr>
+          <w:p/>
+        </w:tc>
+        <w:tc>
+          <w:tcPr>
+            <w:tcW w:w="2090" w:type="dxa"/>
+          </w:tcPr>
+          <w:p/>
+        </w:tc>
+        <w:tc>
+          <w:tcPr>
+            <w:tcW w:w="2861" w:type="dxa"/>
+          </w:tcPr>
+          <w:p/>
+        </w:tc>
+        <w:tc>
+          <w:tcPr>
+            <w:tcW w:w="992" w:type="dxa"/>
+          </w:tcPr>
+          <w:p>
+            <w:r>
+              <w:t>yes</w:t>
+            </w:r>
+          </w:p>
+        </w:tc>
+      </w:tr>
+      <w:tr>
+        <w:tc>
+          <w:tcPr>
+            <w:tcW w:w="2657" w:type="dxa"/>
+          </w:tcPr>
+          <w:p>
+            <w:pPr>
+              <w:ind w:firstLine="35"/>
+            </w:pPr>
+            <w:r>
+              <w:t>Electron Affinity</w:t>
+            </w:r>
+          </w:p>
+        </w:tc>
+        <w:tc>
+          <w:tcPr>
+            <w:tcW w:w="3735" w:type="dxa"/>
+          </w:tcPr>
+          <w:p/>
+        </w:tc>
+        <w:tc>
+          <w:tcPr>
+            <w:tcW w:w="2686" w:type="dxa"/>
+          </w:tcPr>
+          <w:p/>
+        </w:tc>
+        <w:tc>
+          <w:tcPr>
+            <w:tcW w:w="2090" w:type="dxa"/>
+          </w:tcPr>
+          <w:p/>
+        </w:tc>
+        <w:tc>
+          <w:tcPr>
+            <w:tcW w:w="2861" w:type="dxa"/>
+          </w:tcPr>
+          <w:p/>
+        </w:tc>
+        <w:tc>
+          <w:tcPr>
+            <w:tcW w:w="992" w:type="dxa"/>
+          </w:tcPr>
+          <w:p>
+            <w:r>
+              <w:t>yes</w:t>
+            </w:r>
+          </w:p>
+        </w:tc>
+      </w:tr>
+      <w:tr>
+        <w:tc>
+          <w:tcPr>
+            <w:tcW w:w="2657" w:type="dxa"/>
+          </w:tcPr>
+          <w:p>
+            <w:pPr>
+              <w:ind w:firstLine="35"/>
+            </w:pPr>
+            <w:proofErr w:type="spellStart"/>
+            <w:r>
+              <w:t>Valenceband</w:t>
+            </w:r>
+            <w:proofErr w:type="spellEnd"/>
+          </w:p>
+        </w:tc>
+        <w:tc>
+          <w:tcPr>
+            <w:tcW w:w="3735" w:type="dxa"/>
+          </w:tcPr>
+          <w:p/>
+        </w:tc>
+        <w:tc>
+          <w:tcPr>
+            <w:tcW w:w="2686" w:type="dxa"/>
+          </w:tcPr>
+          <w:p/>
+        </w:tc>
+        <w:tc>
+          <w:tcPr>
+            <w:tcW w:w="2090" w:type="dxa"/>
+          </w:tcPr>
+          <w:p/>
+        </w:tc>
+        <w:tc>
+          <w:tcPr>
+            <w:tcW w:w="2861" w:type="dxa"/>
+          </w:tcPr>
+          <w:p/>
+        </w:tc>
+        <w:tc>
+          <w:tcPr>
+            <w:tcW w:w="992" w:type="dxa"/>
+          </w:tcPr>
+          <w:p>
+            <w:r>
+              <w:t>yes</w:t>
+            </w:r>
+          </w:p>
+        </w:tc>
+      </w:tr>
+      <w:tr>
+        <w:tc>
+          <w:tcPr>
+            <w:tcW w:w="2657" w:type="dxa"/>
+          </w:tcPr>
+          <w:p>
+            <w:pPr>
+              <w:ind w:firstLine="35"/>
+            </w:pPr>
+            <w:proofErr w:type="spellStart"/>
+            <w:r>
+              <w:t>ndoping</w:t>
+            </w:r>
+            <w:proofErr w:type="spellEnd"/>
+          </w:p>
+        </w:tc>
+        <w:tc>
+          <w:tcPr>
+            <w:tcW w:w="3735" w:type="dxa"/>
+          </w:tcPr>
+          <w:p/>
+        </w:tc>
+        <w:tc>
+          <w:tcPr>
+            <w:tcW w:w="2686" w:type="dxa"/>
+          </w:tcPr>
+          <w:p/>
+        </w:tc>
+        <w:tc>
+          <w:tcPr>
+            <w:tcW w:w="2090" w:type="dxa"/>
+          </w:tcPr>
+          <w:p/>
+        </w:tc>
+        <w:tc>
+          <w:tcPr>
+            <w:tcW w:w="2861" w:type="dxa"/>
+          </w:tcPr>
+          <w:p/>
+        </w:tc>
+        <w:tc>
+          <w:tcPr>
+            <w:tcW w:w="992" w:type="dxa"/>
+          </w:tcPr>
+          <w:p/>
+        </w:tc>
+      </w:tr>
+      <w:tr>
+        <w:tc>
+          <w:tcPr>
+            <w:tcW w:w="2657" w:type="dxa"/>
+          </w:tcPr>
+          <w:p>
+            <w:pPr>
+              <w:ind w:firstLine="35"/>
+            </w:pPr>
+            <w:proofErr w:type="spellStart"/>
+            <w:r>
+              <w:t>pDoping</w:t>
+            </w:r>
+            <w:proofErr w:type="spellEnd"/>
+          </w:p>
+        </w:tc>
+        <w:tc>
+          <w:tcPr>
+            <w:tcW w:w="3735" w:type="dxa"/>
+          </w:tcPr>
+          <w:p/>
+        </w:tc>
+        <w:tc>
+          <w:tcPr>
+            <w:tcW w:w="2686" w:type="dxa"/>
+          </w:tcPr>
+          <w:p/>
+        </w:tc>
+        <w:tc>
+          <w:tcPr>
+            <w:tcW w:w="2090" w:type="dxa"/>
+          </w:tcPr>
+          <w:p/>
+        </w:tc>
+        <w:tc>
+          <w:tcPr>
+            <w:tcW w:w="2861" w:type="dxa"/>
+          </w:tcPr>
+          <w:p/>
+        </w:tc>
+        <w:tc>
+          <w:tcPr>
+            <w:tcW w:w="992" w:type="dxa"/>
+          </w:tcPr>
+          <w:p/>
+        </w:tc>
+      </w:tr>
+      <w:tr>
+        <w:tc>
+          <w:tcPr>
+            <w:tcW w:w="2657" w:type="dxa"/>
+          </w:tcPr>
+          <w:p>
+            <w:pPr>
+              <w:ind w:firstLine="35"/>
+            </w:pPr>
+            <w:r>
+              <w:t>N0C</w:t>
+            </w:r>
+          </w:p>
+        </w:tc>
+        <w:tc>
+          <w:tcPr>
+            <w:tcW w:w="3735" w:type="dxa"/>
+          </w:tcPr>
+          <w:p/>
+        </w:tc>
+        <w:tc>
+          <w:tcPr>
+            <w:tcW w:w="2686" w:type="dxa"/>
+          </w:tcPr>
+          <w:p/>
+        </w:tc>
+        <w:tc>
+          <w:tcPr>
+            <w:tcW w:w="2090" w:type="dxa"/>
+          </w:tcPr>
+          <w:p/>
+        </w:tc>
+        <w:tc>
+          <w:tcPr>
+            <w:tcW w:w="2861" w:type="dxa"/>
+          </w:tcPr>
+          <w:p/>
+        </w:tc>
+        <w:tc>
+          <w:tcPr>
+            <w:tcW w:w="992" w:type="dxa"/>
+          </w:tcPr>
+          <w:p/>
+        </w:tc>
+      </w:tr>
+      <w:tr>
+        <w:tc>
+          <w:tcPr>
+            <w:tcW w:w="2657" w:type="dxa"/>
+          </w:tcPr>
+          <w:p>
+            <w:pPr>
+              <w:ind w:firstLine="35"/>
+            </w:pPr>
+            <w:r>
+              <w:t>N0V</w:t>
+            </w:r>
+          </w:p>
+        </w:tc>
+        <w:tc>
+          <w:tcPr>
+            <w:tcW w:w="3735" w:type="dxa"/>
+          </w:tcPr>
+          <w:p/>
+        </w:tc>
+        <w:tc>
+          <w:tcPr>
+            <w:tcW w:w="2686" w:type="dxa"/>
+          </w:tcPr>
+          <w:p/>
+        </w:tc>
+        <w:tc>
+          <w:tcPr>
+            <w:tcW w:w="2090" w:type="dxa"/>
+          </w:tcPr>
+          <w:p/>
+        </w:tc>
+        <w:tc>
+          <w:tcPr>
+            <w:tcW w:w="2861" w:type="dxa"/>
+          </w:tcPr>
+          <w:p/>
+        </w:tc>
+        <w:tc>
+          <w:tcPr>
+            <w:tcW w:w="992" w:type="dxa"/>
+          </w:tcPr>
+          <w:p/>
+        </w:tc>
+      </w:tr>
+      <w:tr>
+        <w:tc>
+          <w:tcPr>
+            <w:tcW w:w="2657" w:type="dxa"/>
+          </w:tcPr>
+          <w:p>
+            <w:pPr>
+              <w:ind w:firstLine="35"/>
+            </w:pPr>
+            <w:proofErr w:type="spellStart"/>
+            <w:r>
+              <w:t>mue</w:t>
+            </w:r>
+            <w:proofErr w:type="spellEnd"/>
+          </w:p>
+        </w:tc>
+        <w:tc>
+          <w:tcPr>
+            <w:tcW w:w="3735" w:type="dxa"/>
+          </w:tcPr>
+          <w:p/>
+        </w:tc>
+        <w:tc>
+          <w:tcPr>
+            <w:tcW w:w="2686" w:type="dxa"/>
+          </w:tcPr>
+          <w:p/>
+        </w:tc>
+        <w:tc>
+          <w:tcPr>
+            <w:tcW w:w="2090" w:type="dxa"/>
+          </w:tcPr>
+          <w:p/>
+        </w:tc>
+        <w:tc>
+          <w:tcPr>
+            <w:tcW w:w="2861" w:type="dxa"/>
+          </w:tcPr>
+          <w:p/>
+        </w:tc>
+        <w:tc>
+          <w:tcPr>
+            <w:tcW w:w="992" w:type="dxa"/>
+          </w:tcPr>
+          <w:p/>
+        </w:tc>
+      </w:tr>
+      <w:tr>
+        <w:tc>
+          <w:tcPr>
+            <w:tcW w:w="2657" w:type="dxa"/>
+          </w:tcPr>
+          <w:p>
+            <w:pPr>
+              <w:ind w:firstLine="35"/>
+            </w:pPr>
+            <w:proofErr w:type="spellStart"/>
+            <w:r>
+              <w:t>Mup</w:t>
+            </w:r>
+            <w:proofErr w:type="spellEnd"/>
+          </w:p>
+        </w:tc>
+        <w:tc>
+          <w:tcPr>
+            <w:tcW w:w="3735" w:type="dxa"/>
+          </w:tcPr>
+          <w:p/>
+        </w:tc>
+        <w:tc>
+          <w:tcPr>
+            <w:tcW w:w="2686" w:type="dxa"/>
+          </w:tcPr>
+          <w:p/>
+        </w:tc>
+        <w:tc>
+          <w:tcPr>
+            <w:tcW w:w="2090" w:type="dxa"/>
+          </w:tcPr>
+          <w:p/>
+        </w:tc>
+        <w:tc>
+          <w:tcPr>
+            <w:tcW w:w="2861" w:type="dxa"/>
+          </w:tcPr>
+          <w:p/>
+        </w:tc>
+        <w:tc>
+          <w:tcPr>
+            <w:tcW w:w="992" w:type="dxa"/>
+          </w:tcPr>
+          <w:p/>
+        </w:tc>
+      </w:tr>
+      <w:tr>
+        <w:tc>
+          <w:tcPr>
+            <w:tcW w:w="2657" w:type="dxa"/>
+          </w:tcPr>
+          <w:p>
+            <w:pPr>
+              <w:ind w:firstLine="35"/>
+            </w:pPr>
+            <w:proofErr w:type="spellStart"/>
+            <w:r>
+              <w:t>Krad</w:t>
+            </w:r>
+            <w:proofErr w:type="spellEnd"/>
+          </w:p>
+        </w:tc>
+        <w:tc>
+          <w:tcPr>
+            <w:tcW w:w="3735" w:type="dxa"/>
+          </w:tcPr>
+          <w:p/>
+        </w:tc>
+        <w:tc>
+          <w:tcPr>
+            <w:tcW w:w="2686" w:type="dxa"/>
+          </w:tcPr>
+          <w:p/>
+        </w:tc>
+        <w:tc>
+          <w:tcPr>
+            <w:tcW w:w="2090" w:type="dxa"/>
+          </w:tcPr>
+          <w:p/>
+        </w:tc>
+        <w:tc>
+          <w:tcPr>
+            <w:tcW w:w="2861" w:type="dxa"/>
+          </w:tcPr>
+          <w:p/>
+        </w:tc>
+        <w:tc>
+          <w:tcPr>
+            <w:tcW w:w="992" w:type="dxa"/>
+          </w:tcPr>
+          <w:p/>
+        </w:tc>
+      </w:tr>
+      <w:tr>
+        <w:tc>
+          <w:tcPr>
+            <w:tcW w:w="2657" w:type="dxa"/>
+          </w:tcPr>
+          <w:p>
+            <w:pPr>
+              <w:ind w:firstLine="35"/>
+            </w:pPr>
+            <w:r>
+              <w:t>Taun</w:t>
+            </w:r>
+          </w:p>
+        </w:tc>
+        <w:tc>
+          <w:tcPr>
+            <w:tcW w:w="3735" w:type="dxa"/>
+          </w:tcPr>
+          <w:p/>
+        </w:tc>
+        <w:tc>
+          <w:tcPr>
+            <w:tcW w:w="2686" w:type="dxa"/>
+          </w:tcPr>
+          <w:p/>
+        </w:tc>
+        <w:tc>
+          <w:tcPr>
+            <w:tcW w:w="2090" w:type="dxa"/>
+          </w:tcPr>
+          <w:p/>
+        </w:tc>
+        <w:tc>
+          <w:tcPr>
+            <w:tcW w:w="2861" w:type="dxa"/>
+          </w:tcPr>
+          <w:p/>
+        </w:tc>
+        <w:tc>
+          <w:tcPr>
+            <w:tcW w:w="992" w:type="dxa"/>
+          </w:tcPr>
+          <w:p/>
+        </w:tc>
+      </w:tr>
+      <w:tr>
+        <w:tc>
+          <w:tcPr>
+            <w:tcW w:w="2657" w:type="dxa"/>
+          </w:tcPr>
+          <w:p>
+            <w:pPr>
+              <w:ind w:firstLine="35"/>
+            </w:pPr>
+            <w:proofErr w:type="spellStart"/>
+            <w:r>
+              <w:t>Taup</w:t>
+            </w:r>
+            <w:proofErr w:type="spellEnd"/>
+          </w:p>
+        </w:tc>
+        <w:tc>
+          <w:tcPr>
+            <w:tcW w:w="3735" w:type="dxa"/>
+          </w:tcPr>
+          <w:p/>
+        </w:tc>
+        <w:tc>
+          <w:tcPr>
+            <w:tcW w:w="2686" w:type="dxa"/>
+          </w:tcPr>
+          <w:p/>
+        </w:tc>
+        <w:tc>
+          <w:tcPr>
+            <w:tcW w:w="2090" w:type="dxa"/>
+          </w:tcPr>
+          <w:p/>
+        </w:tc>
+        <w:tc>
+          <w:tcPr>
+            <w:tcW w:w="2861" w:type="dxa"/>
+          </w:tcPr>
+          <w:p/>
+        </w:tc>
+        <w:tc>
+          <w:tcPr>
+            <w:tcW w:w="992" w:type="dxa"/>
+          </w:tcPr>
+          <w:p/>
+        </w:tc>
+      </w:tr>
+      <w:tr>
+        <w:tc>
+          <w:tcPr>
+            <w:tcW w:w="2657" w:type="dxa"/>
+          </w:tcPr>
+          <w:p>
+            <w:pPr>
+              <w:ind w:firstLine="35"/>
+            </w:pPr>
+            <w:r>
+              <w:t>Ete</w:t>
+            </w:r>
+          </w:p>
+        </w:tc>
+        <w:tc>
+          <w:tcPr>
+            <w:tcW w:w="3735" w:type="dxa"/>
+          </w:tcPr>
+          <w:p/>
+        </w:tc>
+        <w:tc>
+          <w:tcPr>
+            <w:tcW w:w="2686" w:type="dxa"/>
+          </w:tcPr>
+          <w:p/>
+        </w:tc>
+        <w:tc>
+          <w:tcPr>
+            <w:tcW w:w="2090" w:type="dxa"/>
+          </w:tcPr>
+          <w:p/>
+        </w:tc>
+        <w:tc>
+          <w:tcPr>
+            <w:tcW w:w="2861" w:type="dxa"/>
+          </w:tcPr>
+          <w:p/>
+        </w:tc>
+        <w:tc>
+          <w:tcPr>
+            <w:tcW w:w="992" w:type="dxa"/>
+          </w:tcPr>
+          <w:p/>
+        </w:tc>
+      </w:tr>
+      <w:tr>
+        <w:tc>
+          <w:tcPr>
+            <w:tcW w:w="2657" w:type="dxa"/>
+          </w:tcPr>
+          <w:p>
+            <w:pPr>
+              <w:ind w:firstLine="35"/>
+            </w:pPr>
+            <w:r>
+              <w:t>Eth</w:t>
+            </w:r>
+          </w:p>
+        </w:tc>
+        <w:tc>
+          <w:tcPr>
+            <w:tcW w:w="3735" w:type="dxa"/>
+          </w:tcPr>
+          <w:p/>
+        </w:tc>
+        <w:tc>
+          <w:tcPr>
+            <w:tcW w:w="2686" w:type="dxa"/>
+          </w:tcPr>
+          <w:p/>
+        </w:tc>
+        <w:tc>
+          <w:tcPr>
+            <w:tcW w:w="2090" w:type="dxa"/>
+          </w:tcPr>
+          <w:p/>
+        </w:tc>
+        <w:tc>
+          <w:tcPr>
+            <w:tcW w:w="2861" w:type="dxa"/>
+          </w:tcPr>
+          <w:p/>
+        </w:tc>
+        <w:tc>
+          <w:tcPr>
+            <w:tcW w:w="992" w:type="dxa"/>
+          </w:tcPr>
+          <w:p/>
+        </w:tc>
+      </w:tr>
+      <w:tr>
+        <w:tc>
+          <w:tcPr>
+            <w:tcW w:w="2657" w:type="dxa"/>
+          </w:tcPr>
+          <w:p>
+            <w:pPr>
+              <w:ind w:firstLine="35"/>
+            </w:pPr>
+            <w:proofErr w:type="spellStart"/>
+            <w:r>
+              <w:t>DensityOfAcceptorTrapStates</w:t>
+            </w:r>
+            <w:proofErr w:type="spellEnd"/>
+          </w:p>
+        </w:tc>
+        <w:tc>
+          <w:tcPr>
+            <w:tcW w:w="3735" w:type="dxa"/>
+          </w:tcPr>
+          <w:p/>
+        </w:tc>
+        <w:tc>
+          <w:tcPr>
+            <w:tcW w:w="2686" w:type="dxa"/>
+          </w:tcPr>
+          <w:p/>
+        </w:tc>
+        <w:tc>
+          <w:tcPr>
+            <w:tcW w:w="2090" w:type="dxa"/>
+          </w:tcPr>
+          <w:p/>
+        </w:tc>
+        <w:tc>
+          <w:tcPr>
+            <w:tcW w:w="2861" w:type="dxa"/>
+          </w:tcPr>
+          <w:p/>
+        </w:tc>
+        <w:tc>
+          <w:tcPr>
+            <w:tcW w:w="992" w:type="dxa"/>
+          </w:tcPr>
+          <w:p/>
+        </w:tc>
+      </w:tr>
+      <w:tr>
+        <w:tc>
+          <w:tcPr>
+            <w:tcW w:w="2657" w:type="dxa"/>
+          </w:tcPr>
+          <w:p>
+            <w:pPr>
+              <w:ind w:firstLine="35"/>
+            </w:pPr>
+            <w:proofErr w:type="spellStart"/>
+            <w:r>
+              <w:t>DensityOfDonorTrapStates</w:t>
+            </w:r>
+            <w:proofErr w:type="spellEnd"/>
+          </w:p>
+        </w:tc>
+        <w:tc>
+          <w:tcPr>
+            <w:tcW w:w="3735" w:type="dxa"/>
+          </w:tcPr>
+          <w:p/>
+        </w:tc>
+        <w:tc>
+          <w:tcPr>
+            <w:tcW w:w="2686" w:type="dxa"/>
+          </w:tcPr>
+          <w:p/>
+        </w:tc>
+        <w:tc>
+          <w:tcPr>
+            <w:tcW w:w="2090" w:type="dxa"/>
+          </w:tcPr>
+          <w:p/>
+        </w:tc>
+        <w:tc>
+          <w:tcPr>
+            <w:tcW w:w="2861" w:type="dxa"/>
+          </w:tcPr>
+          <w:p/>
+        </w:tc>
+        <w:tc>
+          <w:tcPr>
+            <w:tcW w:w="992" w:type="dxa"/>
+          </w:tcPr>
+          <w:p/>
+        </w:tc>
+      </w:tr>
+      <w:tr>
+        <w:tc>
+          <w:tcPr>
+            <w:tcW w:w="2657" w:type="dxa"/>
+          </w:tcPr>
+          <w:p>
+            <w:pPr>
+              <w:ind w:firstLine="35"/>
+            </w:pPr>
+            <w:proofErr w:type="spellStart"/>
+            <w:r>
+              <w:t>tp</w:t>
+            </w:r>
+            <w:proofErr w:type="spellEnd"/>
+          </w:p>
+        </w:tc>
+        <w:tc>
+          <w:tcPr>
+            <w:tcW w:w="3735" w:type="dxa"/>
+          </w:tcPr>
+          <w:p/>
+        </w:tc>
+        <w:tc>
+          <w:tcPr>
+            <w:tcW w:w="2686" w:type="dxa"/>
+          </w:tcPr>
+          <w:p/>
+        </w:tc>
+        <w:tc>
+          <w:tcPr>
+            <w:tcW w:w="2090" w:type="dxa"/>
+          </w:tcPr>
+          <w:p/>
+        </w:tc>
+        <w:tc>
+          <w:tcPr>
+            <w:tcW w:w="2861" w:type="dxa"/>
+          </w:tcPr>
+          <w:p/>
+        </w:tc>
+        <w:tc>
+          <w:tcPr>
+            <w:tcW w:w="992" w:type="dxa"/>
+          </w:tcPr>
+          <w:p/>
+        </w:tc>
+      </w:tr>
+      <w:tr>
+        <w:tc>
+          <w:tcPr>
+            <w:tcW w:w="2657" w:type="dxa"/>
+          </w:tcPr>
+          <w:p>
+            <w:pPr>
+              <w:ind w:firstLine="35"/>
+            </w:pPr>
+            <w:r>
+              <w:t>pp</w:t>
+            </w:r>
+          </w:p>
+        </w:tc>
+        <w:tc>
+          <w:tcPr>
+            <w:tcW w:w="3735" w:type="dxa"/>
+          </w:tcPr>
+          <w:p/>
+        </w:tc>
+        <w:tc>
+          <w:tcPr>
+            <w:tcW w:w="2686" w:type="dxa"/>
+          </w:tcPr>
+          <w:p/>
+        </w:tc>
+        <w:tc>
+          <w:tcPr>
+            <w:tcW w:w="2090" w:type="dxa"/>
+          </w:tcPr>
+          <w:p/>
+        </w:tc>
+        <w:tc>
+          <w:tcPr>
+            <w:tcW w:w="2861" w:type="dxa"/>
+          </w:tcPr>
+          <w:p/>
+        </w:tc>
+        <w:tc>
+          <w:tcPr>
+            <w:tcW w:w="992" w:type="dxa"/>
+          </w:tcPr>
+          <w:p/>
+        </w:tc>
+      </w:tr>
+      <w:tr>
+        <w:tc>
+          <w:tcPr>
+            <w:tcW w:w="2657" w:type="dxa"/>
+          </w:tcPr>
+          <w:p>
+            <w:pPr>
+              <w:ind w:firstLine="35"/>
+            </w:pPr>
+            <w:proofErr w:type="spellStart"/>
+            <w:r>
+              <w:t>tinterL</w:t>
+            </w:r>
+            <w:proofErr w:type="spellEnd"/>
+          </w:p>
+        </w:tc>
+        <w:tc>
+          <w:tcPr>
+            <w:tcW w:w="3735" w:type="dxa"/>
+          </w:tcPr>
+          <w:p/>
+        </w:tc>
+        <w:tc>
+          <w:tcPr>
+            <w:tcW w:w="2686" w:type="dxa"/>
+          </w:tcPr>
+          <w:p/>
+        </w:tc>
+        <w:tc>
+          <w:tcPr>
+            <w:tcW w:w="2090" w:type="dxa"/>
+          </w:tcPr>
+          <w:p/>
+        </w:tc>
+        <w:tc>
+          <w:tcPr>
+            <w:tcW w:w="2861" w:type="dxa"/>
+          </w:tcPr>
+          <w:p/>
+        </w:tc>
+        <w:tc>
+          <w:tcPr>
+            <w:tcW w:w="992" w:type="dxa"/>
+          </w:tcPr>
+          <w:p/>
+        </w:tc>
+      </w:tr>
+      <w:tr>
+        <w:tc>
+          <w:tcPr>
+            <w:tcW w:w="2657" w:type="dxa"/>
+          </w:tcPr>
+          <w:p>
+            <w:pPr>
+              <w:ind w:firstLine="35"/>
+            </w:pPr>
+            <w:proofErr w:type="spellStart"/>
+            <w:r>
+              <w:t>epointsL</w:t>
+            </w:r>
+            <w:proofErr w:type="spellEnd"/>
+          </w:p>
+        </w:tc>
+        <w:tc>
+          <w:tcPr>
+            <w:tcW w:w="3735" w:type="dxa"/>
+          </w:tcPr>
+          <w:p/>
+        </w:tc>
+        <w:tc>
+          <w:tcPr>
+            <w:tcW w:w="2686" w:type="dxa"/>
+          </w:tcPr>
+          <w:p/>
+        </w:tc>
+        <w:tc>
+          <w:tcPr>
+            <w:tcW w:w="2090" w:type="dxa"/>
+          </w:tcPr>
+          <w:p/>
+        </w:tc>
+        <w:tc>
+          <w:tcPr>
+            <w:tcW w:w="2861" w:type="dxa"/>
+          </w:tcPr>
+          <w:p/>
+        </w:tc>
+        <w:tc>
+          <w:tcPr>
+            <w:tcW w:w="992" w:type="dxa"/>
+          </w:tcPr>
+          <w:p/>
+        </w:tc>
+      </w:tr>
+      <w:tr>
+        <w:tc>
+          <w:tcPr>
+            <w:tcW w:w="2657" w:type="dxa"/>
+          </w:tcPr>
+          <w:p>
+            <w:pPr>
+              <w:ind w:firstLine="35"/>
+            </w:pPr>
+            <w:proofErr w:type="spellStart"/>
+            <w:r>
+              <w:t>XiL</w:t>
+            </w:r>
+            <w:proofErr w:type="spellEnd"/>
+          </w:p>
+        </w:tc>
+        <w:tc>
+          <w:tcPr>
+            <w:tcW w:w="3735" w:type="dxa"/>
+          </w:tcPr>
+          <w:p/>
+        </w:tc>
+        <w:tc>
+          <w:tcPr>
+            <w:tcW w:w="2686" w:type="dxa"/>
+          </w:tcPr>
+          <w:p/>
+        </w:tc>
+        <w:tc>
+          <w:tcPr>
+            <w:tcW w:w="2090" w:type="dxa"/>
+          </w:tcPr>
+          <w:p/>
+        </w:tc>
+        <w:tc>
+          <w:tcPr>
+            <w:tcW w:w="2861" w:type="dxa"/>
+          </w:tcPr>
+          <w:p/>
+        </w:tc>
+        <w:tc>
+          <w:tcPr>
+            <w:tcW w:w="992" w:type="dxa"/>
+          </w:tcPr>
+          <w:p/>
+        </w:tc>
+      </w:tr>
+      <w:tr>
+        <w:tc>
+          <w:tcPr>
+            <w:tcW w:w="2657" w:type="dxa"/>
+          </w:tcPr>
+          <w:p>
+            <w:pPr>
+              <w:ind w:firstLine="35"/>
+            </w:pPr>
+            <w:proofErr w:type="spellStart"/>
+            <w:r>
+              <w:t>XipL</w:t>
+            </w:r>
+            <w:proofErr w:type="spellEnd"/>
+          </w:p>
+        </w:tc>
+        <w:tc>
+          <w:tcPr>
+            <w:tcW w:w="3735" w:type="dxa"/>
+          </w:tcPr>
+          <w:p/>
+        </w:tc>
+        <w:tc>
+          <w:tcPr>
+            <w:tcW w:w="2686" w:type="dxa"/>
+          </w:tcPr>
+          <w:p/>
+        </w:tc>
+        <w:tc>
+          <w:tcPr>
+            <w:tcW w:w="2090" w:type="dxa"/>
+          </w:tcPr>
+          <w:p/>
+        </w:tc>
+        <w:tc>
+          <w:tcPr>
+            <w:tcW w:w="2861" w:type="dxa"/>
+          </w:tcPr>
+          <w:p/>
+        </w:tc>
+        <w:tc>
+          <w:tcPr>
+            <w:tcW w:w="992" w:type="dxa"/>
+          </w:tcPr>
+          <w:p/>
+        </w:tc>
+      </w:tr>
+      <w:tr>
+        <w:tc>
+          <w:tcPr>
+            <w:tcW w:w="2657" w:type="dxa"/>
+          </w:tcPr>
+          <w:p>
+            <w:pPr>
+              <w:ind w:firstLine="35"/>
+            </w:pPr>
+            <w:proofErr w:type="spellStart"/>
+            <w:r>
+              <w:t>tinterD</w:t>
+            </w:r>
+            <w:proofErr w:type="spellEnd"/>
+          </w:p>
+        </w:tc>
+        <w:tc>
+          <w:tcPr>
+            <w:tcW w:w="3735" w:type="dxa"/>
+          </w:tcPr>
+          <w:p/>
+        </w:tc>
+        <w:tc>
+          <w:tcPr>
+            <w:tcW w:w="2686" w:type="dxa"/>
+          </w:tcPr>
+          <w:p/>
+        </w:tc>
+        <w:tc>
+          <w:tcPr>
+            <w:tcW w:w="2090" w:type="dxa"/>
+          </w:tcPr>
+          <w:p/>
+        </w:tc>
+        <w:tc>
+          <w:tcPr>
+            <w:tcW w:w="2861" w:type="dxa"/>
+          </w:tcPr>
+          <w:p/>
+        </w:tc>
+        <w:tc>
+          <w:tcPr>
+            <w:tcW w:w="992" w:type="dxa"/>
+          </w:tcPr>
+          <w:p/>
+        </w:tc>
+      </w:tr>
+      <w:tr>
+        <w:tc>
+          <w:tcPr>
+            <w:tcW w:w="2657" w:type="dxa"/>
+          </w:tcPr>
+          <w:p>
+            <w:pPr>
+              <w:ind w:firstLine="35"/>
+            </w:pPr>
+            <w:proofErr w:type="spellStart"/>
+            <w:r>
+              <w:t>epointsD</w:t>
+            </w:r>
+            <w:proofErr w:type="spellEnd"/>
+          </w:p>
+        </w:tc>
+        <w:tc>
+          <w:tcPr>
+            <w:tcW w:w="3735" w:type="dxa"/>
+          </w:tcPr>
+          <w:p/>
+        </w:tc>
+        <w:tc>
+          <w:tcPr>
+            <w:tcW w:w="2686" w:type="dxa"/>
+          </w:tcPr>
+          <w:p/>
+        </w:tc>
+        <w:tc>
+          <w:tcPr>
+            <w:tcW w:w="2090" w:type="dxa"/>
+          </w:tcPr>
+          <w:p/>
+        </w:tc>
+        <w:tc>
+          <w:tcPr>
+            <w:tcW w:w="2861" w:type="dxa"/>
+          </w:tcPr>
+          <w:p/>
+        </w:tc>
+        <w:tc>
+          <w:tcPr>
+            <w:tcW w:w="992" w:type="dxa"/>
+          </w:tcPr>
+          <w:p/>
+        </w:tc>
+      </w:tr>
+      <w:tr>
+        <w:tc>
+          <w:tcPr>
+            <w:tcW w:w="2657" w:type="dxa"/>
+          </w:tcPr>
+          <w:p>
+            <w:pPr>
+              <w:ind w:firstLine="35"/>
+            </w:pPr>
+            <w:proofErr w:type="spellStart"/>
+            <w:r>
+              <w:t>XiD</w:t>
+            </w:r>
+            <w:proofErr w:type="spellEnd"/>
+          </w:p>
+        </w:tc>
+        <w:tc>
+          <w:tcPr>
+            <w:tcW w:w="3735" w:type="dxa"/>
+          </w:tcPr>
+          <w:p/>
+        </w:tc>
+        <w:tc>
+          <w:tcPr>
+            <w:tcW w:w="2686" w:type="dxa"/>
+          </w:tcPr>
+          <w:p/>
+        </w:tc>
+        <w:tc>
+          <w:tcPr>
+            <w:tcW w:w="2090" w:type="dxa"/>
+          </w:tcPr>
+          <w:p/>
+        </w:tc>
+        <w:tc>
+          <w:tcPr>
+            <w:tcW w:w="2861" w:type="dxa"/>
+          </w:tcPr>
+          <w:p/>
+        </w:tc>
+        <w:tc>
+          <w:tcPr>
+            <w:tcW w:w="992" w:type="dxa"/>
+          </w:tcPr>
+          <w:p/>
+        </w:tc>
+      </w:tr>
+      <w:tr>
+        <w:tc>
+          <w:tcPr>
+            <w:tcW w:w="2657" w:type="dxa"/>
+          </w:tcPr>
+          <w:p>
+            <w:pPr>
+              <w:ind w:firstLine="35"/>
+            </w:pPr>
+            <w:proofErr w:type="spellStart"/>
+            <w:r>
+              <w:t>XipD</w:t>
+            </w:r>
+            <w:proofErr w:type="spellEnd"/>
+          </w:p>
+        </w:tc>
+        <w:tc>
+          <w:tcPr>
+            <w:tcW w:w="3735" w:type="dxa"/>
+          </w:tcPr>
+          <w:p/>
+        </w:tc>
+        <w:tc>
+          <w:tcPr>
+            <w:tcW w:w="2686" w:type="dxa"/>
+          </w:tcPr>
+          <w:p/>
+        </w:tc>
+        <w:tc>
+          <w:tcPr>
+            <w:tcW w:w="2090" w:type="dxa"/>
+          </w:tcPr>
+          <w:p/>
+        </w:tc>
+        <w:tc>
+          <w:tcPr>
+            <w:tcW w:w="2861" w:type="dxa"/>
+          </w:tcPr>
+          <w:p/>
+        </w:tc>
+        <w:tc>
+          <w:tcPr>
+            <w:tcW w:w="992" w:type="dxa"/>
+          </w:tcPr>
+          <w:p/>
+        </w:tc>
+      </w:tr>
+      <w:tr>
+        <w:tc>
+          <w:tcPr>
+            <w:tcW w:w="2657" w:type="dxa"/>
+          </w:tcPr>
+          <w:p>
+            <w:pPr>
+              <w:ind w:firstLine="35"/>
+            </w:pPr>
+            <w:proofErr w:type="spellStart"/>
+            <w:r>
+              <w:t>wr</w:t>
+            </w:r>
+            <w:proofErr w:type="spellEnd"/>
+          </w:p>
+        </w:tc>
+        <w:tc>
+          <w:tcPr>
+            <w:tcW w:w="3735" w:type="dxa"/>
+          </w:tcPr>
+          <w:p/>
+        </w:tc>
+        <w:tc>
+          <w:tcPr>
+            <w:tcW w:w="2686" w:type="dxa"/>
+          </w:tcPr>
+          <w:p/>
+        </w:tc>
+        <w:tc>
+          <w:tcPr>
+            <w:tcW w:w="2090" w:type="dxa"/>
+          </w:tcPr>
+          <w:p/>
+        </w:tc>
+        <w:tc>
+          <w:tcPr>
+            <w:tcW w:w="2861" w:type="dxa"/>
+          </w:tcPr>
+          <w:p/>
+        </w:tc>
+        <w:tc>
+          <w:tcPr>
+            <w:tcW w:w="992" w:type="dxa"/>
+          </w:tcPr>
+          <w:p/>
+        </w:tc>
+      </w:tr>
+      <w:tr>
+        <w:tc>
+          <w:tcPr>
+            <w:tcW w:w="2657" w:type="dxa"/>
+          </w:tcPr>
+          <w:p>
+            <w:pPr>
+              <w:ind w:firstLine="35"/>
+            </w:pPr>
+            <w:proofErr w:type="spellStart"/>
+            <w:r>
+              <w:t>wl</w:t>
+            </w:r>
+            <w:proofErr w:type="spellEnd"/>
+          </w:p>
+        </w:tc>
+        <w:tc>
+          <w:tcPr>
+            <w:tcW w:w="3735" w:type="dxa"/>
+          </w:tcPr>
+          <w:p/>
+        </w:tc>
+        <w:tc>
+          <w:tcPr>
+            <w:tcW w:w="2686" w:type="dxa"/>
+          </w:tcPr>
+          <w:p/>
+        </w:tc>
+        <w:tc>
+          <w:tcPr>
+            <w:tcW w:w="2090" w:type="dxa"/>
+          </w:tcPr>
+          <w:p/>
+        </w:tc>
+        <w:tc>
+          <w:tcPr>
+            <w:tcW w:w="2861" w:type="dxa"/>
+          </w:tcPr>
+          <w:p/>
+        </w:tc>
+        <w:tc>
+          <w:tcPr>
+            <w:tcW w:w="992" w:type="dxa"/>
+          </w:tcPr>
+          <w:p/>
+        </w:tc>
+      </w:tr>
+      <w:tr>
+        <w:tc>
+          <w:tcPr>
+            <w:tcW w:w="2657" w:type="dxa"/>
+          </w:tcPr>
+          <w:p>
+            <w:pPr>
+              <w:ind w:firstLine="35"/>
+            </w:pPr>
+            <w:r>
+              <w:t>int</w:t>
+            </w:r>
+          </w:p>
+        </w:tc>
+        <w:tc>
+          <w:tcPr>
+            <w:tcW w:w="3735" w:type="dxa"/>
+          </w:tcPr>
+          <w:p/>
+        </w:tc>
+        <w:tc>
+          <w:tcPr>
+            <w:tcW w:w="2686" w:type="dxa"/>
+          </w:tcPr>
+          <w:p/>
+        </w:tc>
+        <w:tc>
+          <w:tcPr>
+            <w:tcW w:w="2090" w:type="dxa"/>
+          </w:tcPr>
+          <w:p/>
+        </w:tc>
+        <w:tc>
+          <w:tcPr>
+            <w:tcW w:w="2861" w:type="dxa"/>
+          </w:tcPr>
+          <w:p/>
+        </w:tc>
+        <w:tc>
+          <w:tcPr>
+            <w:tcW w:w="992" w:type="dxa"/>
+          </w:tcPr>
+          <w:p/>
+        </w:tc>
+      </w:tr>
+      <w:tr>
+        <w:tc>
+          <w:tcPr>
+            <w:tcW w:w="2657" w:type="dxa"/>
+          </w:tcPr>
+          <w:p>
+            <w:pPr>
+              <w:ind w:firstLine="35"/>
+            </w:pPr>
+            <w:proofErr w:type="spellStart"/>
+            <w:r>
+              <w:t>kdisexc</w:t>
+            </w:r>
+            <w:proofErr w:type="spellEnd"/>
+          </w:p>
+        </w:tc>
+        <w:tc>
+          <w:tcPr>
+            <w:tcW w:w="3735" w:type="dxa"/>
+          </w:tcPr>
+          <w:p/>
+        </w:tc>
+        <w:tc>
+          <w:tcPr>
+            <w:tcW w:w="2686" w:type="dxa"/>
+          </w:tcPr>
+          <w:p/>
+        </w:tc>
+        <w:tc>
+          <w:tcPr>
+            <w:tcW w:w="2090" w:type="dxa"/>
+          </w:tcPr>
+          <w:p/>
+        </w:tc>
+        <w:tc>
+          <w:tcPr>
+            <w:tcW w:w="2861" w:type="dxa"/>
+          </w:tcPr>
+          <w:p/>
+        </w:tc>
+        <w:tc>
+          <w:tcPr>
+            <w:tcW w:w="992" w:type="dxa"/>
+          </w:tcPr>
+          <w:p/>
+        </w:tc>
+      </w:tr>
+      <w:tr>
+        <w:tc>
+          <w:tcPr>
+            <w:tcW w:w="2657" w:type="dxa"/>
+          </w:tcPr>
+          <w:p>
+            <w:pPr>
+              <w:ind w:firstLine="35"/>
+            </w:pPr>
+            <w:proofErr w:type="spellStart"/>
+            <w:r>
               <w:lastRenderedPageBreak/>
-              <w:t>Epp</w:t>
-            </w:r>
+              <w:t>kdis</w:t>
+            </w:r>
+            <w:proofErr w:type="spellEnd"/>
           </w:p>
         </w:tc>
         <w:tc>
@@ -13702,11 +16091,7 @@
           <w:tcPr>
             <w:tcW w:w="992" w:type="dxa"/>
           </w:tcPr>
-          <w:p>
-            <w:r>
-              <w:t>yes</w:t>
-            </w:r>
-          </w:p>
+          <w:p/>
         </w:tc>
       </w:tr>
       <w:tr>
@@ -13718,9 +16103,11 @@
             <w:pPr>
               <w:ind w:firstLine="35"/>
             </w:pPr>
-            <w:r>
-              <w:t>Electron Affinity</w:t>
-            </w:r>
+            <w:proofErr w:type="spellStart"/>
+            <w:r>
+              <w:t>kfor</w:t>
+            </w:r>
+            <w:proofErr w:type="spellEnd"/>
           </w:p>
         </w:tc>
         <w:tc>
@@ -13751,11 +16138,7 @@
           <w:tcPr>
             <w:tcW w:w="992" w:type="dxa"/>
           </w:tcPr>
-          <w:p>
-            <w:r>
-              <w:t>yes</w:t>
-            </w:r>
-          </w:p>
+          <w:p/>
         </w:tc>
       </w:tr>
       <w:tr>
@@ -13767,9 +16150,11 @@
             <w:pPr>
               <w:ind w:firstLine="35"/>
             </w:pPr>
-            <w:r>
-              <w:t>Valenceband</w:t>
-            </w:r>
+            <w:proofErr w:type="spellStart"/>
+            <w:r>
+              <w:t>krec</w:t>
+            </w:r>
+            <w:proofErr w:type="spellEnd"/>
           </w:p>
         </w:tc>
         <w:tc>
@@ -13800,11 +16185,7 @@
           <w:tcPr>
             <w:tcW w:w="992" w:type="dxa"/>
           </w:tcPr>
-          <w:p>
-            <w:r>
-              <w:t>yes</w:t>
-            </w:r>
-          </w:p>
+          <w:p/>
         </w:tc>
       </w:tr>
       <w:tr>
@@ -13816,9 +16197,11 @@
             <w:pPr>
               <w:ind w:firstLine="35"/>
             </w:pPr>
-            <w:r>
-              <w:t>ndoping</w:t>
-            </w:r>
+            <w:proofErr w:type="spellStart"/>
+            <w:r>
+              <w:t>kforex</w:t>
+            </w:r>
+            <w:proofErr w:type="spellEnd"/>
           </w:p>
         </w:tc>
         <w:tc>
@@ -13861,1360 +16244,11 @@
             <w:pPr>
               <w:ind w:firstLine="35"/>
             </w:pPr>
-            <w:r>
-              <w:t>pDoping</w:t>
-            </w:r>
-          </w:p>
-        </w:tc>
-        <w:tc>
-          <w:tcPr>
-            <w:tcW w:w="3735" w:type="dxa"/>
-          </w:tcPr>
-          <w:p/>
-        </w:tc>
-        <w:tc>
-          <w:tcPr>
-            <w:tcW w:w="2686" w:type="dxa"/>
-          </w:tcPr>
-          <w:p/>
-        </w:tc>
-        <w:tc>
-          <w:tcPr>
-            <w:tcW w:w="2090" w:type="dxa"/>
-          </w:tcPr>
-          <w:p/>
-        </w:tc>
-        <w:tc>
-          <w:tcPr>
-            <w:tcW w:w="2861" w:type="dxa"/>
-          </w:tcPr>
-          <w:p/>
-        </w:tc>
-        <w:tc>
-          <w:tcPr>
-            <w:tcW w:w="992" w:type="dxa"/>
-          </w:tcPr>
-          <w:p/>
-        </w:tc>
-      </w:tr>
-      <w:tr>
-        <w:tc>
-          <w:tcPr>
-            <w:tcW w:w="2657" w:type="dxa"/>
-          </w:tcPr>
-          <w:p>
-            <w:pPr>
-              <w:ind w:firstLine="35"/>
-            </w:pPr>
-            <w:r>
-              <w:t>N0C</w:t>
-            </w:r>
-          </w:p>
-        </w:tc>
-        <w:tc>
-          <w:tcPr>
-            <w:tcW w:w="3735" w:type="dxa"/>
-          </w:tcPr>
-          <w:p/>
-        </w:tc>
-        <w:tc>
-          <w:tcPr>
-            <w:tcW w:w="2686" w:type="dxa"/>
-          </w:tcPr>
-          <w:p/>
-        </w:tc>
-        <w:tc>
-          <w:tcPr>
-            <w:tcW w:w="2090" w:type="dxa"/>
-          </w:tcPr>
-          <w:p/>
-        </w:tc>
-        <w:tc>
-          <w:tcPr>
-            <w:tcW w:w="2861" w:type="dxa"/>
-          </w:tcPr>
-          <w:p/>
-        </w:tc>
-        <w:tc>
-          <w:tcPr>
-            <w:tcW w:w="992" w:type="dxa"/>
-          </w:tcPr>
-          <w:p/>
-        </w:tc>
-      </w:tr>
-      <w:tr>
-        <w:tc>
-          <w:tcPr>
-            <w:tcW w:w="2657" w:type="dxa"/>
-          </w:tcPr>
-          <w:p>
-            <w:pPr>
-              <w:ind w:firstLine="35"/>
-            </w:pPr>
-            <w:r>
-              <w:t>N0V</w:t>
-            </w:r>
-          </w:p>
-        </w:tc>
-        <w:tc>
-          <w:tcPr>
-            <w:tcW w:w="3735" w:type="dxa"/>
-          </w:tcPr>
-          <w:p/>
-        </w:tc>
-        <w:tc>
-          <w:tcPr>
-            <w:tcW w:w="2686" w:type="dxa"/>
-          </w:tcPr>
-          <w:p/>
-        </w:tc>
-        <w:tc>
-          <w:tcPr>
-            <w:tcW w:w="2090" w:type="dxa"/>
-          </w:tcPr>
-          <w:p/>
-        </w:tc>
-        <w:tc>
-          <w:tcPr>
-            <w:tcW w:w="2861" w:type="dxa"/>
-          </w:tcPr>
-          <w:p/>
-        </w:tc>
-        <w:tc>
-          <w:tcPr>
-            <w:tcW w:w="992" w:type="dxa"/>
-          </w:tcPr>
-          <w:p/>
-        </w:tc>
-      </w:tr>
-      <w:tr>
-        <w:tc>
-          <w:tcPr>
-            <w:tcW w:w="2657" w:type="dxa"/>
-          </w:tcPr>
-          <w:p>
-            <w:pPr>
-              <w:ind w:firstLine="35"/>
-            </w:pPr>
-            <w:r>
-              <w:t>mue</w:t>
-            </w:r>
-          </w:p>
-        </w:tc>
-        <w:tc>
-          <w:tcPr>
-            <w:tcW w:w="3735" w:type="dxa"/>
-          </w:tcPr>
-          <w:p/>
-        </w:tc>
-        <w:tc>
-          <w:tcPr>
-            <w:tcW w:w="2686" w:type="dxa"/>
-          </w:tcPr>
-          <w:p/>
-        </w:tc>
-        <w:tc>
-          <w:tcPr>
-            <w:tcW w:w="2090" w:type="dxa"/>
-          </w:tcPr>
-          <w:p/>
-        </w:tc>
-        <w:tc>
-          <w:tcPr>
-            <w:tcW w:w="2861" w:type="dxa"/>
-          </w:tcPr>
-          <w:p/>
-        </w:tc>
-        <w:tc>
-          <w:tcPr>
-            <w:tcW w:w="992" w:type="dxa"/>
-          </w:tcPr>
-          <w:p/>
-        </w:tc>
-      </w:tr>
-      <w:tr>
-        <w:tc>
-          <w:tcPr>
-            <w:tcW w:w="2657" w:type="dxa"/>
-          </w:tcPr>
-          <w:p>
-            <w:pPr>
-              <w:ind w:firstLine="35"/>
-            </w:pPr>
-            <w:r>
-              <w:t>Mup</w:t>
-            </w:r>
-          </w:p>
-        </w:tc>
-        <w:tc>
-          <w:tcPr>
-            <w:tcW w:w="3735" w:type="dxa"/>
-          </w:tcPr>
-          <w:p/>
-        </w:tc>
-        <w:tc>
-          <w:tcPr>
-            <w:tcW w:w="2686" w:type="dxa"/>
-          </w:tcPr>
-          <w:p/>
-        </w:tc>
-        <w:tc>
-          <w:tcPr>
-            <w:tcW w:w="2090" w:type="dxa"/>
-          </w:tcPr>
-          <w:p/>
-        </w:tc>
-        <w:tc>
-          <w:tcPr>
-            <w:tcW w:w="2861" w:type="dxa"/>
-          </w:tcPr>
-          <w:p/>
-        </w:tc>
-        <w:tc>
-          <w:tcPr>
-            <w:tcW w:w="992" w:type="dxa"/>
-          </w:tcPr>
-          <w:p/>
-        </w:tc>
-      </w:tr>
-      <w:tr>
-        <w:tc>
-          <w:tcPr>
-            <w:tcW w:w="2657" w:type="dxa"/>
-          </w:tcPr>
-          <w:p>
-            <w:pPr>
-              <w:ind w:firstLine="35"/>
-            </w:pPr>
-            <w:r>
-              <w:t>Krad</w:t>
-            </w:r>
-          </w:p>
-        </w:tc>
-        <w:tc>
-          <w:tcPr>
-            <w:tcW w:w="3735" w:type="dxa"/>
-          </w:tcPr>
-          <w:p/>
-        </w:tc>
-        <w:tc>
-          <w:tcPr>
-            <w:tcW w:w="2686" w:type="dxa"/>
-          </w:tcPr>
-          <w:p/>
-        </w:tc>
-        <w:tc>
-          <w:tcPr>
-            <w:tcW w:w="2090" w:type="dxa"/>
-          </w:tcPr>
-          <w:p/>
-        </w:tc>
-        <w:tc>
-          <w:tcPr>
-            <w:tcW w:w="2861" w:type="dxa"/>
-          </w:tcPr>
-          <w:p/>
-        </w:tc>
-        <w:tc>
-          <w:tcPr>
-            <w:tcW w:w="992" w:type="dxa"/>
-          </w:tcPr>
-          <w:p/>
-        </w:tc>
-      </w:tr>
-      <w:tr>
-        <w:tc>
-          <w:tcPr>
-            <w:tcW w:w="2657" w:type="dxa"/>
-          </w:tcPr>
-          <w:p>
-            <w:pPr>
-              <w:ind w:firstLine="35"/>
-            </w:pPr>
-            <w:r>
-              <w:t>Taun</w:t>
-            </w:r>
-          </w:p>
-        </w:tc>
-        <w:tc>
-          <w:tcPr>
-            <w:tcW w:w="3735" w:type="dxa"/>
-          </w:tcPr>
-          <w:p/>
-        </w:tc>
-        <w:tc>
-          <w:tcPr>
-            <w:tcW w:w="2686" w:type="dxa"/>
-          </w:tcPr>
-          <w:p/>
-        </w:tc>
-        <w:tc>
-          <w:tcPr>
-            <w:tcW w:w="2090" w:type="dxa"/>
-          </w:tcPr>
-          <w:p/>
-        </w:tc>
-        <w:tc>
-          <w:tcPr>
-            <w:tcW w:w="2861" w:type="dxa"/>
-          </w:tcPr>
-          <w:p/>
-        </w:tc>
-        <w:tc>
-          <w:tcPr>
-            <w:tcW w:w="992" w:type="dxa"/>
-          </w:tcPr>
-          <w:p/>
-        </w:tc>
-      </w:tr>
-      <w:tr>
-        <w:tc>
-          <w:tcPr>
-            <w:tcW w:w="2657" w:type="dxa"/>
-          </w:tcPr>
-          <w:p>
-            <w:pPr>
-              <w:ind w:firstLine="35"/>
-            </w:pPr>
-            <w:r>
-              <w:t>Taup</w:t>
-            </w:r>
-          </w:p>
-        </w:tc>
-        <w:tc>
-          <w:tcPr>
-            <w:tcW w:w="3735" w:type="dxa"/>
-          </w:tcPr>
-          <w:p/>
-        </w:tc>
-        <w:tc>
-          <w:tcPr>
-            <w:tcW w:w="2686" w:type="dxa"/>
-          </w:tcPr>
-          <w:p/>
-        </w:tc>
-        <w:tc>
-          <w:tcPr>
-            <w:tcW w:w="2090" w:type="dxa"/>
-          </w:tcPr>
-          <w:p/>
-        </w:tc>
-        <w:tc>
-          <w:tcPr>
-            <w:tcW w:w="2861" w:type="dxa"/>
-          </w:tcPr>
-          <w:p/>
-        </w:tc>
-        <w:tc>
-          <w:tcPr>
-            <w:tcW w:w="992" w:type="dxa"/>
-          </w:tcPr>
-          <w:p/>
-        </w:tc>
-      </w:tr>
-      <w:tr>
-        <w:tc>
-          <w:tcPr>
-            <w:tcW w:w="2657" w:type="dxa"/>
-          </w:tcPr>
-          <w:p>
-            <w:pPr>
-              <w:ind w:firstLine="35"/>
-            </w:pPr>
-            <w:r>
-              <w:t>Ete</w:t>
-            </w:r>
-          </w:p>
-        </w:tc>
-        <w:tc>
-          <w:tcPr>
-            <w:tcW w:w="3735" w:type="dxa"/>
-          </w:tcPr>
-          <w:p/>
-        </w:tc>
-        <w:tc>
-          <w:tcPr>
-            <w:tcW w:w="2686" w:type="dxa"/>
-          </w:tcPr>
-          <w:p/>
-        </w:tc>
-        <w:tc>
-          <w:tcPr>
-            <w:tcW w:w="2090" w:type="dxa"/>
-          </w:tcPr>
-          <w:p/>
-        </w:tc>
-        <w:tc>
-          <w:tcPr>
-            <w:tcW w:w="2861" w:type="dxa"/>
-          </w:tcPr>
-          <w:p/>
-        </w:tc>
-        <w:tc>
-          <w:tcPr>
-            <w:tcW w:w="992" w:type="dxa"/>
-          </w:tcPr>
-          <w:p/>
-        </w:tc>
-      </w:tr>
-      <w:tr>
-        <w:tc>
-          <w:tcPr>
-            <w:tcW w:w="2657" w:type="dxa"/>
-          </w:tcPr>
-          <w:p>
-            <w:pPr>
-              <w:ind w:firstLine="35"/>
-            </w:pPr>
-            <w:r>
-              <w:t>Eth</w:t>
-            </w:r>
-          </w:p>
-        </w:tc>
-        <w:tc>
-          <w:tcPr>
-            <w:tcW w:w="3735" w:type="dxa"/>
-          </w:tcPr>
-          <w:p/>
-        </w:tc>
-        <w:tc>
-          <w:tcPr>
-            <w:tcW w:w="2686" w:type="dxa"/>
-          </w:tcPr>
-          <w:p/>
-        </w:tc>
-        <w:tc>
-          <w:tcPr>
-            <w:tcW w:w="2090" w:type="dxa"/>
-          </w:tcPr>
-          <w:p/>
-        </w:tc>
-        <w:tc>
-          <w:tcPr>
-            <w:tcW w:w="2861" w:type="dxa"/>
-          </w:tcPr>
-          <w:p/>
-        </w:tc>
-        <w:tc>
-          <w:tcPr>
-            <w:tcW w:w="992" w:type="dxa"/>
-          </w:tcPr>
-          <w:p/>
-        </w:tc>
-      </w:tr>
-      <w:tr>
-        <w:tc>
-          <w:tcPr>
-            <w:tcW w:w="2657" w:type="dxa"/>
-          </w:tcPr>
-          <w:p>
-            <w:pPr>
-              <w:ind w:firstLine="35"/>
-            </w:pPr>
-            <w:r>
-              <w:t>DensityOfAcceptorTrapStates</w:t>
-            </w:r>
-          </w:p>
-        </w:tc>
-        <w:tc>
-          <w:tcPr>
-            <w:tcW w:w="3735" w:type="dxa"/>
-          </w:tcPr>
-          <w:p/>
-        </w:tc>
-        <w:tc>
-          <w:tcPr>
-            <w:tcW w:w="2686" w:type="dxa"/>
-          </w:tcPr>
-          <w:p/>
-        </w:tc>
-        <w:tc>
-          <w:tcPr>
-            <w:tcW w:w="2090" w:type="dxa"/>
-          </w:tcPr>
-          <w:p/>
-        </w:tc>
-        <w:tc>
-          <w:tcPr>
-            <w:tcW w:w="2861" w:type="dxa"/>
-          </w:tcPr>
-          <w:p/>
-        </w:tc>
-        <w:tc>
-          <w:tcPr>
-            <w:tcW w:w="992" w:type="dxa"/>
-          </w:tcPr>
-          <w:p/>
-        </w:tc>
-      </w:tr>
-      <w:tr>
-        <w:tc>
-          <w:tcPr>
-            <w:tcW w:w="2657" w:type="dxa"/>
-          </w:tcPr>
-          <w:p>
-            <w:pPr>
-              <w:ind w:firstLine="35"/>
-            </w:pPr>
-            <w:r>
-              <w:t>DensityOfDonorTrapStates</w:t>
-            </w:r>
-          </w:p>
-        </w:tc>
-        <w:tc>
-          <w:tcPr>
-            <w:tcW w:w="3735" w:type="dxa"/>
-          </w:tcPr>
-          <w:p/>
-        </w:tc>
-        <w:tc>
-          <w:tcPr>
-            <w:tcW w:w="2686" w:type="dxa"/>
-          </w:tcPr>
-          <w:p/>
-        </w:tc>
-        <w:tc>
-          <w:tcPr>
-            <w:tcW w:w="2090" w:type="dxa"/>
-          </w:tcPr>
-          <w:p/>
-        </w:tc>
-        <w:tc>
-          <w:tcPr>
-            <w:tcW w:w="2861" w:type="dxa"/>
-          </w:tcPr>
-          <w:p/>
-        </w:tc>
-        <w:tc>
-          <w:tcPr>
-            <w:tcW w:w="992" w:type="dxa"/>
-          </w:tcPr>
-          <w:p/>
-        </w:tc>
-      </w:tr>
-      <w:tr>
-        <w:tc>
-          <w:tcPr>
-            <w:tcW w:w="2657" w:type="dxa"/>
-          </w:tcPr>
-          <w:p>
-            <w:pPr>
-              <w:ind w:firstLine="35"/>
-            </w:pPr>
-            <w:r>
-              <w:t>tp</w:t>
-            </w:r>
-          </w:p>
-        </w:tc>
-        <w:tc>
-          <w:tcPr>
-            <w:tcW w:w="3735" w:type="dxa"/>
-          </w:tcPr>
-          <w:p/>
-        </w:tc>
-        <w:tc>
-          <w:tcPr>
-            <w:tcW w:w="2686" w:type="dxa"/>
-          </w:tcPr>
-          <w:p/>
-        </w:tc>
-        <w:tc>
-          <w:tcPr>
-            <w:tcW w:w="2090" w:type="dxa"/>
-          </w:tcPr>
-          <w:p/>
-        </w:tc>
-        <w:tc>
-          <w:tcPr>
-            <w:tcW w:w="2861" w:type="dxa"/>
-          </w:tcPr>
-          <w:p/>
-        </w:tc>
-        <w:tc>
-          <w:tcPr>
-            <w:tcW w:w="992" w:type="dxa"/>
-          </w:tcPr>
-          <w:p/>
-        </w:tc>
-      </w:tr>
-      <w:tr>
-        <w:tc>
-          <w:tcPr>
-            <w:tcW w:w="2657" w:type="dxa"/>
-          </w:tcPr>
-          <w:p>
-            <w:pPr>
-              <w:ind w:firstLine="35"/>
-            </w:pPr>
-            <w:r>
-              <w:t>pp</w:t>
-            </w:r>
-          </w:p>
-        </w:tc>
-        <w:tc>
-          <w:tcPr>
-            <w:tcW w:w="3735" w:type="dxa"/>
-          </w:tcPr>
-          <w:p/>
-        </w:tc>
-        <w:tc>
-          <w:tcPr>
-            <w:tcW w:w="2686" w:type="dxa"/>
-          </w:tcPr>
-          <w:p/>
-        </w:tc>
-        <w:tc>
-          <w:tcPr>
-            <w:tcW w:w="2090" w:type="dxa"/>
-          </w:tcPr>
-          <w:p/>
-        </w:tc>
-        <w:tc>
-          <w:tcPr>
-            <w:tcW w:w="2861" w:type="dxa"/>
-          </w:tcPr>
-          <w:p/>
-        </w:tc>
-        <w:tc>
-          <w:tcPr>
-            <w:tcW w:w="992" w:type="dxa"/>
-          </w:tcPr>
-          <w:p/>
-        </w:tc>
-      </w:tr>
-      <w:tr>
-        <w:tc>
-          <w:tcPr>
-            <w:tcW w:w="2657" w:type="dxa"/>
-          </w:tcPr>
-          <w:p>
-            <w:pPr>
-              <w:ind w:firstLine="35"/>
-            </w:pPr>
-            <w:r>
-              <w:t>tinterL</w:t>
-            </w:r>
-          </w:p>
-        </w:tc>
-        <w:tc>
-          <w:tcPr>
-            <w:tcW w:w="3735" w:type="dxa"/>
-          </w:tcPr>
-          <w:p/>
-        </w:tc>
-        <w:tc>
-          <w:tcPr>
-            <w:tcW w:w="2686" w:type="dxa"/>
-          </w:tcPr>
-          <w:p/>
-        </w:tc>
-        <w:tc>
-          <w:tcPr>
-            <w:tcW w:w="2090" w:type="dxa"/>
-          </w:tcPr>
-          <w:p/>
-        </w:tc>
-        <w:tc>
-          <w:tcPr>
-            <w:tcW w:w="2861" w:type="dxa"/>
-          </w:tcPr>
-          <w:p/>
-        </w:tc>
-        <w:tc>
-          <w:tcPr>
-            <w:tcW w:w="992" w:type="dxa"/>
-          </w:tcPr>
-          <w:p/>
-        </w:tc>
-      </w:tr>
-      <w:tr>
-        <w:tc>
-          <w:tcPr>
-            <w:tcW w:w="2657" w:type="dxa"/>
-          </w:tcPr>
-          <w:p>
-            <w:pPr>
-              <w:ind w:firstLine="35"/>
-            </w:pPr>
-            <w:r>
-              <w:t>epointsL</w:t>
-            </w:r>
-          </w:p>
-        </w:tc>
-        <w:tc>
-          <w:tcPr>
-            <w:tcW w:w="3735" w:type="dxa"/>
-          </w:tcPr>
-          <w:p/>
-        </w:tc>
-        <w:tc>
-          <w:tcPr>
-            <w:tcW w:w="2686" w:type="dxa"/>
-          </w:tcPr>
-          <w:p/>
-        </w:tc>
-        <w:tc>
-          <w:tcPr>
-            <w:tcW w:w="2090" w:type="dxa"/>
-          </w:tcPr>
-          <w:p/>
-        </w:tc>
-        <w:tc>
-          <w:tcPr>
-            <w:tcW w:w="2861" w:type="dxa"/>
-          </w:tcPr>
-          <w:p/>
-        </w:tc>
-        <w:tc>
-          <w:tcPr>
-            <w:tcW w:w="992" w:type="dxa"/>
-          </w:tcPr>
-          <w:p/>
-        </w:tc>
-      </w:tr>
-      <w:tr>
-        <w:tc>
-          <w:tcPr>
-            <w:tcW w:w="2657" w:type="dxa"/>
-          </w:tcPr>
-          <w:p>
-            <w:pPr>
-              <w:ind w:firstLine="35"/>
-            </w:pPr>
-            <w:r>
-              <w:t>XiL</w:t>
-            </w:r>
-          </w:p>
-        </w:tc>
-        <w:tc>
-          <w:tcPr>
-            <w:tcW w:w="3735" w:type="dxa"/>
-          </w:tcPr>
-          <w:p/>
-        </w:tc>
-        <w:tc>
-          <w:tcPr>
-            <w:tcW w:w="2686" w:type="dxa"/>
-          </w:tcPr>
-          <w:p/>
-        </w:tc>
-        <w:tc>
-          <w:tcPr>
-            <w:tcW w:w="2090" w:type="dxa"/>
-          </w:tcPr>
-          <w:p/>
-        </w:tc>
-        <w:tc>
-          <w:tcPr>
-            <w:tcW w:w="2861" w:type="dxa"/>
-          </w:tcPr>
-          <w:p/>
-        </w:tc>
-        <w:tc>
-          <w:tcPr>
-            <w:tcW w:w="992" w:type="dxa"/>
-          </w:tcPr>
-          <w:p/>
-        </w:tc>
-      </w:tr>
-      <w:tr>
-        <w:tc>
-          <w:tcPr>
-            <w:tcW w:w="2657" w:type="dxa"/>
-          </w:tcPr>
-          <w:p>
-            <w:pPr>
-              <w:ind w:firstLine="35"/>
-            </w:pPr>
-            <w:r>
-              <w:t>XipL</w:t>
-            </w:r>
-          </w:p>
-        </w:tc>
-        <w:tc>
-          <w:tcPr>
-            <w:tcW w:w="3735" w:type="dxa"/>
-          </w:tcPr>
-          <w:p/>
-        </w:tc>
-        <w:tc>
-          <w:tcPr>
-            <w:tcW w:w="2686" w:type="dxa"/>
-          </w:tcPr>
-          <w:p/>
-        </w:tc>
-        <w:tc>
-          <w:tcPr>
-            <w:tcW w:w="2090" w:type="dxa"/>
-          </w:tcPr>
-          <w:p/>
-        </w:tc>
-        <w:tc>
-          <w:tcPr>
-            <w:tcW w:w="2861" w:type="dxa"/>
-          </w:tcPr>
-          <w:p/>
-        </w:tc>
-        <w:tc>
-          <w:tcPr>
-            <w:tcW w:w="992" w:type="dxa"/>
-          </w:tcPr>
-          <w:p/>
-        </w:tc>
-      </w:tr>
-      <w:tr>
-        <w:tc>
-          <w:tcPr>
-            <w:tcW w:w="2657" w:type="dxa"/>
-          </w:tcPr>
-          <w:p>
-            <w:pPr>
-              <w:ind w:firstLine="35"/>
-            </w:pPr>
-            <w:r>
-              <w:t>tinterD</w:t>
-            </w:r>
-          </w:p>
-        </w:tc>
-        <w:tc>
-          <w:tcPr>
-            <w:tcW w:w="3735" w:type="dxa"/>
-          </w:tcPr>
-          <w:p/>
-        </w:tc>
-        <w:tc>
-          <w:tcPr>
-            <w:tcW w:w="2686" w:type="dxa"/>
-          </w:tcPr>
-          <w:p/>
-        </w:tc>
-        <w:tc>
-          <w:tcPr>
-            <w:tcW w:w="2090" w:type="dxa"/>
-          </w:tcPr>
-          <w:p/>
-        </w:tc>
-        <w:tc>
-          <w:tcPr>
-            <w:tcW w:w="2861" w:type="dxa"/>
-          </w:tcPr>
-          <w:p/>
-        </w:tc>
-        <w:tc>
-          <w:tcPr>
-            <w:tcW w:w="992" w:type="dxa"/>
-          </w:tcPr>
-          <w:p/>
-        </w:tc>
-      </w:tr>
-      <w:tr>
-        <w:tc>
-          <w:tcPr>
-            <w:tcW w:w="2657" w:type="dxa"/>
-          </w:tcPr>
-          <w:p>
-            <w:pPr>
-              <w:ind w:firstLine="35"/>
-            </w:pPr>
-            <w:r>
-              <w:t>epointsD</w:t>
-            </w:r>
-          </w:p>
-        </w:tc>
-        <w:tc>
-          <w:tcPr>
-            <w:tcW w:w="3735" w:type="dxa"/>
-          </w:tcPr>
-          <w:p/>
-        </w:tc>
-        <w:tc>
-          <w:tcPr>
-            <w:tcW w:w="2686" w:type="dxa"/>
-          </w:tcPr>
-          <w:p/>
-        </w:tc>
-        <w:tc>
-          <w:tcPr>
-            <w:tcW w:w="2090" w:type="dxa"/>
-          </w:tcPr>
-          <w:p/>
-        </w:tc>
-        <w:tc>
-          <w:tcPr>
-            <w:tcW w:w="2861" w:type="dxa"/>
-          </w:tcPr>
-          <w:p/>
-        </w:tc>
-        <w:tc>
-          <w:tcPr>
-            <w:tcW w:w="992" w:type="dxa"/>
-          </w:tcPr>
-          <w:p/>
-        </w:tc>
-      </w:tr>
-      <w:tr>
-        <w:tc>
-          <w:tcPr>
-            <w:tcW w:w="2657" w:type="dxa"/>
-          </w:tcPr>
-          <w:p>
-            <w:pPr>
-              <w:ind w:firstLine="35"/>
-            </w:pPr>
-            <w:r>
-              <w:t>XiD</w:t>
-            </w:r>
-          </w:p>
-        </w:tc>
-        <w:tc>
-          <w:tcPr>
-            <w:tcW w:w="3735" w:type="dxa"/>
-          </w:tcPr>
-          <w:p/>
-        </w:tc>
-        <w:tc>
-          <w:tcPr>
-            <w:tcW w:w="2686" w:type="dxa"/>
-          </w:tcPr>
-          <w:p/>
-        </w:tc>
-        <w:tc>
-          <w:tcPr>
-            <w:tcW w:w="2090" w:type="dxa"/>
-          </w:tcPr>
-          <w:p/>
-        </w:tc>
-        <w:tc>
-          <w:tcPr>
-            <w:tcW w:w="2861" w:type="dxa"/>
-          </w:tcPr>
-          <w:p/>
-        </w:tc>
-        <w:tc>
-          <w:tcPr>
-            <w:tcW w:w="992" w:type="dxa"/>
-          </w:tcPr>
-          <w:p/>
-        </w:tc>
-      </w:tr>
-      <w:tr>
-        <w:tc>
-          <w:tcPr>
-            <w:tcW w:w="2657" w:type="dxa"/>
-          </w:tcPr>
-          <w:p>
-            <w:pPr>
-              <w:ind w:firstLine="35"/>
-            </w:pPr>
-            <w:r>
-              <w:t>XipD</w:t>
-            </w:r>
-          </w:p>
-        </w:tc>
-        <w:tc>
-          <w:tcPr>
-            <w:tcW w:w="3735" w:type="dxa"/>
-          </w:tcPr>
-          <w:p/>
-        </w:tc>
-        <w:tc>
-          <w:tcPr>
-            <w:tcW w:w="2686" w:type="dxa"/>
-          </w:tcPr>
-          <w:p/>
-        </w:tc>
-        <w:tc>
-          <w:tcPr>
-            <w:tcW w:w="2090" w:type="dxa"/>
-          </w:tcPr>
-          <w:p/>
-        </w:tc>
-        <w:tc>
-          <w:tcPr>
-            <w:tcW w:w="2861" w:type="dxa"/>
-          </w:tcPr>
-          <w:p/>
-        </w:tc>
-        <w:tc>
-          <w:tcPr>
-            <w:tcW w:w="992" w:type="dxa"/>
-          </w:tcPr>
-          <w:p/>
-        </w:tc>
-      </w:tr>
-      <w:tr>
-        <w:tc>
-          <w:tcPr>
-            <w:tcW w:w="2657" w:type="dxa"/>
-          </w:tcPr>
-          <w:p>
-            <w:pPr>
-              <w:ind w:firstLine="35"/>
-            </w:pPr>
-            <w:r>
-              <w:t>wr</w:t>
-            </w:r>
-          </w:p>
-        </w:tc>
-        <w:tc>
-          <w:tcPr>
-            <w:tcW w:w="3735" w:type="dxa"/>
-          </w:tcPr>
-          <w:p/>
-        </w:tc>
-        <w:tc>
-          <w:tcPr>
-            <w:tcW w:w="2686" w:type="dxa"/>
-          </w:tcPr>
-          <w:p/>
-        </w:tc>
-        <w:tc>
-          <w:tcPr>
-            <w:tcW w:w="2090" w:type="dxa"/>
-          </w:tcPr>
-          <w:p/>
-        </w:tc>
-        <w:tc>
-          <w:tcPr>
-            <w:tcW w:w="2861" w:type="dxa"/>
-          </w:tcPr>
-          <w:p/>
-        </w:tc>
-        <w:tc>
-          <w:tcPr>
-            <w:tcW w:w="992" w:type="dxa"/>
-          </w:tcPr>
-          <w:p/>
-        </w:tc>
-      </w:tr>
-      <w:tr>
-        <w:tc>
-          <w:tcPr>
-            <w:tcW w:w="2657" w:type="dxa"/>
-          </w:tcPr>
-          <w:p>
-            <w:pPr>
-              <w:ind w:firstLine="35"/>
-            </w:pPr>
-            <w:r>
-              <w:t>wl</w:t>
-            </w:r>
-          </w:p>
-        </w:tc>
-        <w:tc>
-          <w:tcPr>
-            <w:tcW w:w="3735" w:type="dxa"/>
-          </w:tcPr>
-          <w:p/>
-        </w:tc>
-        <w:tc>
-          <w:tcPr>
-            <w:tcW w:w="2686" w:type="dxa"/>
-          </w:tcPr>
-          <w:p/>
-        </w:tc>
-        <w:tc>
-          <w:tcPr>
-            <w:tcW w:w="2090" w:type="dxa"/>
-          </w:tcPr>
-          <w:p/>
-        </w:tc>
-        <w:tc>
-          <w:tcPr>
-            <w:tcW w:w="2861" w:type="dxa"/>
-          </w:tcPr>
-          <w:p/>
-        </w:tc>
-        <w:tc>
-          <w:tcPr>
-            <w:tcW w:w="992" w:type="dxa"/>
-          </w:tcPr>
-          <w:p/>
-        </w:tc>
-      </w:tr>
-      <w:tr>
-        <w:tc>
-          <w:tcPr>
-            <w:tcW w:w="2657" w:type="dxa"/>
-          </w:tcPr>
-          <w:p>
-            <w:pPr>
-              <w:ind w:firstLine="35"/>
-            </w:pPr>
-            <w:r>
-              <w:t>int</w:t>
-            </w:r>
-          </w:p>
-        </w:tc>
-        <w:tc>
-          <w:tcPr>
-            <w:tcW w:w="3735" w:type="dxa"/>
-          </w:tcPr>
-          <w:p/>
-        </w:tc>
-        <w:tc>
-          <w:tcPr>
-            <w:tcW w:w="2686" w:type="dxa"/>
-          </w:tcPr>
-          <w:p/>
-        </w:tc>
-        <w:tc>
-          <w:tcPr>
-            <w:tcW w:w="2090" w:type="dxa"/>
-          </w:tcPr>
-          <w:p/>
-        </w:tc>
-        <w:tc>
-          <w:tcPr>
-            <w:tcW w:w="2861" w:type="dxa"/>
-          </w:tcPr>
-          <w:p/>
-        </w:tc>
-        <w:tc>
-          <w:tcPr>
-            <w:tcW w:w="992" w:type="dxa"/>
-          </w:tcPr>
-          <w:p/>
-        </w:tc>
-      </w:tr>
-      <w:tr>
-        <w:tc>
-          <w:tcPr>
-            <w:tcW w:w="2657" w:type="dxa"/>
-          </w:tcPr>
-          <w:p>
-            <w:pPr>
-              <w:ind w:firstLine="35"/>
-            </w:pPr>
-            <w:r>
-              <w:t>kdisexc</w:t>
-            </w:r>
-          </w:p>
-        </w:tc>
-        <w:tc>
-          <w:tcPr>
-            <w:tcW w:w="3735" w:type="dxa"/>
-          </w:tcPr>
-          <w:p/>
-        </w:tc>
-        <w:tc>
-          <w:tcPr>
-            <w:tcW w:w="2686" w:type="dxa"/>
-          </w:tcPr>
-          <w:p/>
-        </w:tc>
-        <w:tc>
-          <w:tcPr>
-            <w:tcW w:w="2090" w:type="dxa"/>
-          </w:tcPr>
-          <w:p/>
-        </w:tc>
-        <w:tc>
-          <w:tcPr>
-            <w:tcW w:w="2861" w:type="dxa"/>
-          </w:tcPr>
-          <w:p/>
-        </w:tc>
-        <w:tc>
-          <w:tcPr>
-            <w:tcW w:w="992" w:type="dxa"/>
-          </w:tcPr>
-          <w:p/>
-        </w:tc>
-      </w:tr>
-      <w:tr>
-        <w:tc>
-          <w:tcPr>
-            <w:tcW w:w="2657" w:type="dxa"/>
-          </w:tcPr>
-          <w:p>
-            <w:pPr>
-              <w:ind w:firstLine="35"/>
-            </w:pPr>
-            <w:r>
-              <w:t>kdis</w:t>
-            </w:r>
-          </w:p>
-        </w:tc>
-        <w:tc>
-          <w:tcPr>
-            <w:tcW w:w="3735" w:type="dxa"/>
-          </w:tcPr>
-          <w:p/>
-        </w:tc>
-        <w:tc>
-          <w:tcPr>
-            <w:tcW w:w="2686" w:type="dxa"/>
-          </w:tcPr>
-          <w:p/>
-        </w:tc>
-        <w:tc>
-          <w:tcPr>
-            <w:tcW w:w="2090" w:type="dxa"/>
-          </w:tcPr>
-          <w:p/>
-        </w:tc>
-        <w:tc>
-          <w:tcPr>
-            <w:tcW w:w="2861" w:type="dxa"/>
-          </w:tcPr>
-          <w:p/>
-        </w:tc>
-        <w:tc>
-          <w:tcPr>
-            <w:tcW w:w="992" w:type="dxa"/>
-          </w:tcPr>
-          <w:p/>
-        </w:tc>
-      </w:tr>
-      <w:tr>
-        <w:tc>
-          <w:tcPr>
-            <w:tcW w:w="2657" w:type="dxa"/>
-          </w:tcPr>
-          <w:p>
-            <w:pPr>
-              <w:ind w:firstLine="35"/>
-            </w:pPr>
-            <w:r>
-              <w:t>kfor</w:t>
-            </w:r>
-          </w:p>
-        </w:tc>
-        <w:tc>
-          <w:tcPr>
-            <w:tcW w:w="3735" w:type="dxa"/>
-          </w:tcPr>
-          <w:p/>
-        </w:tc>
-        <w:tc>
-          <w:tcPr>
-            <w:tcW w:w="2686" w:type="dxa"/>
-          </w:tcPr>
-          <w:p/>
-        </w:tc>
-        <w:tc>
-          <w:tcPr>
-            <w:tcW w:w="2090" w:type="dxa"/>
-          </w:tcPr>
-          <w:p/>
-        </w:tc>
-        <w:tc>
-          <w:tcPr>
-            <w:tcW w:w="2861" w:type="dxa"/>
-          </w:tcPr>
-          <w:p/>
-        </w:tc>
-        <w:tc>
-          <w:tcPr>
-            <w:tcW w:w="992" w:type="dxa"/>
-          </w:tcPr>
-          <w:p/>
-        </w:tc>
-      </w:tr>
-      <w:tr>
-        <w:tc>
-          <w:tcPr>
-            <w:tcW w:w="2657" w:type="dxa"/>
-          </w:tcPr>
-          <w:p>
-            <w:pPr>
-              <w:ind w:firstLine="35"/>
-            </w:pPr>
-            <w:r>
-              <w:lastRenderedPageBreak/>
-              <w:t>krec</w:t>
-            </w:r>
-          </w:p>
-        </w:tc>
-        <w:tc>
-          <w:tcPr>
-            <w:tcW w:w="3735" w:type="dxa"/>
-          </w:tcPr>
-          <w:p/>
-        </w:tc>
-        <w:tc>
-          <w:tcPr>
-            <w:tcW w:w="2686" w:type="dxa"/>
-          </w:tcPr>
-          <w:p/>
-        </w:tc>
-        <w:tc>
-          <w:tcPr>
-            <w:tcW w:w="2090" w:type="dxa"/>
-          </w:tcPr>
-          <w:p/>
-        </w:tc>
-        <w:tc>
-          <w:tcPr>
-            <w:tcW w:w="2861" w:type="dxa"/>
-          </w:tcPr>
-          <w:p/>
-        </w:tc>
-        <w:tc>
-          <w:tcPr>
-            <w:tcW w:w="992" w:type="dxa"/>
-          </w:tcPr>
-          <w:p/>
-        </w:tc>
-      </w:tr>
-      <w:tr>
-        <w:tc>
-          <w:tcPr>
-            <w:tcW w:w="2657" w:type="dxa"/>
-          </w:tcPr>
-          <w:p>
-            <w:pPr>
-              <w:ind w:firstLine="35"/>
-            </w:pPr>
-            <w:r>
-              <w:t>kforex</w:t>
-            </w:r>
-          </w:p>
-        </w:tc>
-        <w:tc>
-          <w:tcPr>
-            <w:tcW w:w="3735" w:type="dxa"/>
-          </w:tcPr>
-          <w:p/>
-        </w:tc>
-        <w:tc>
-          <w:tcPr>
-            <w:tcW w:w="2686" w:type="dxa"/>
-          </w:tcPr>
-          <w:p/>
-        </w:tc>
-        <w:tc>
-          <w:tcPr>
-            <w:tcW w:w="2090" w:type="dxa"/>
-          </w:tcPr>
-          <w:p/>
-        </w:tc>
-        <w:tc>
-          <w:tcPr>
-            <w:tcW w:w="2861" w:type="dxa"/>
-          </w:tcPr>
-          <w:p/>
-        </w:tc>
-        <w:tc>
-          <w:tcPr>
-            <w:tcW w:w="992" w:type="dxa"/>
-          </w:tcPr>
-          <w:p/>
-        </w:tc>
-      </w:tr>
-      <w:tr>
-        <w:tc>
-          <w:tcPr>
-            <w:tcW w:w="2657" w:type="dxa"/>
-          </w:tcPr>
-          <w:p>
-            <w:pPr>
-              <w:ind w:firstLine="35"/>
-            </w:pPr>
+            <w:proofErr w:type="spellStart"/>
             <w:r>
               <w:t>krecex</w:t>
             </w:r>
+            <w:proofErr w:type="spellEnd"/>
           </w:p>
         </w:tc>
         <w:tc>
@@ -15693,7 +16727,7 @@
           </mc:Choice>
           <mc:Fallback>
             <w:pict>
-              <v:group w14:anchorId="5AC680F6" id="Group 17" o:spid="_x0000_s1026" style="position:absolute;margin-left:0;margin-top:21.6pt;width:616.8pt;height:442.9pt;z-index:251659264;mso-position-horizontal:left;mso-position-horizontal-relative:margin;mso-width-relative:margin;mso-height-relative:margin" coordsize="53340,40005" o:gfxdata="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">
+              <v:group w14:anchorId="5AC680F6" id="Group 17" o:spid="_x0000_s1026" style="position:absolute;margin-left:0;margin-top:21.6pt;width:616.8pt;height:442.9pt;z-index:251659264;mso-position-horizontal:left;mso-position-horizontal-relative:margin;mso-width-relative:margin;mso-height-relative:margin" coordsize="53340,40005" o:gfxdata="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">
                 <v:shapetype id="_x0000_t75" coordsize="21600,21600" o:spt="75" o:preferrelative="t" path="m@4@5l@4@11@9@11@9@5xe" filled="f" stroked="f">
                   <v:stroke joinstyle="miter"/>
                   <v:formulas>
@@ -15898,7 +16932,7 @@
 </file>
 
 <file path=word/comments.xml><?xml version="1.0" encoding="utf-8"?>
-<w:comments xmlns:wpc="http://schemas.microsoft.com/office/word/2010/wordprocessingCanvas" xmlns:cx="http://schemas.microsoft.com/office/drawing/2014/chartex" xmlns:cx1="http://schemas.microsoft.com/office/drawing/2015/9/8/chartex" xmlns:cx2="http://schemas.microsoft.com/office/drawing/2015/10/21/chartex" xmlns:cx3="http://schemas.microsoft.com/office/drawing/2016/5/9/chartex" xmlns:cx4="http://schemas.microsoft.com/office/drawing/2016/5/10/chartex" xmlns:cx5="http://schemas.microsoft.com/office/drawing/2016/5/11/chartex" xmlns:cx6="http://schemas.microsoft.com/office/drawing/2016/5/12/chartex" xmlns:cx7="http://schemas.microsoft.com/office/drawing/2016/5/13/chartex" xmlns:cx8="http://schemas.microsoft.com/office/drawing/2016/5/14/chartex" xmlns:mc="http://schemas.openxmlformats.org/markup-compatibility/2006" xmlns:aink="http://schemas.microsoft.com/office/drawing/2016/ink" xmlns:am3d="http://schemas.microsoft.com/office/drawing/2017/model3d" xmlns:o="urn:schemas-microsoft-com:office:office" xmlns:oel="http://schemas.microsoft.com/office/2019/extlst" xmlns:r="http://schemas.openxmlformats.org/officeDocument/2006/relationships" xmlns:m="http://schemas.openxmlformats.org/officeDocument/2006/math" xmlns:v="urn:schemas-microsoft-com:vml" xmlns:wp14="http://schemas.microsoft.com/office/word/2010/wordprocessingDrawing" xmlns:wp="http://schemas.openxmlformats.org/drawingml/2006/wordprocessingDrawing" xmlns:w10="urn:schemas-microsoft-com:office:word" xmlns:w="http://schemas.openxmlformats.org/wordprocessingml/2006/main" xmlns:w14="http://schemas.microsoft.com/office/word/2010/wordml" xmlns:w15="http://schemas.microsoft.com/office/word/2012/wordml" xmlns:w16cex="http://schemas.microsoft.com/office/word/2018/wordml/cex" xmlns:w16cid="http://schemas.microsoft.com/office/word/2016/wordml/cid" xmlns:w16="http://schemas.microsoft.com/office/word/2018/wordml" xmlns:w16sdtdh="http://schemas.microsoft.com/office/word/2020/wordml/sdtdatahash" xmlns:w16se="http://schemas.microsoft.com/office/word/2015/wordml/symex" xmlns:wpg="http://schemas.microsoft.com/office/word/2010/wordprocessingGroup" xmlns:wpi="http://schemas.microsoft.com/office/word/2010/wordprocessingInk" xmlns:wne="http://schemas.microsoft.com/office/word/2006/wordml" xmlns:wps="http://schemas.microsoft.com/office/word/2010/wordprocessingShape" mc:Ignorable="w14 w15 w16se w16cid w16 w16cex w16sdtdh wp14">
+<w:comments xmlns:wpc="http://schemas.microsoft.com/office/word/2010/wordprocessingCanvas" xmlns:cx="http://schemas.microsoft.com/office/drawing/2014/chartex" xmlns:cx1="http://schemas.microsoft.com/office/drawing/2015/9/8/chartex" xmlns:cx2="http://schemas.microsoft.com/office/drawing/2015/10/21/chartex" xmlns:cx3="http://schemas.microsoft.com/office/drawing/2016/5/9/chartex" xmlns:cx4="http://schemas.microsoft.com/office/drawing/2016/5/10/chartex" xmlns:cx5="http://schemas.microsoft.com/office/drawing/2016/5/11/chartex" xmlns:cx6="http://schemas.microsoft.com/office/drawing/2016/5/12/chartex" xmlns:cx7="http://schemas.microsoft.com/office/drawing/2016/5/13/chartex" xmlns:cx8="http://schemas.microsoft.com/office/drawing/2016/5/14/chartex" xmlns:mc="http://schemas.openxmlformats.org/markup-compatibility/2006" xmlns:aink="http://schemas.microsoft.com/office/drawing/2016/ink" xmlns:am3d="http://schemas.microsoft.com/office/drawing/2017/model3d" xmlns:o="urn:schemas-microsoft-com:office:office" xmlns:oel="http://schemas.microsoft.com/office/2019/extlst" xmlns:r="http://schemas.openxmlformats.org/officeDocument/2006/relationships" xmlns:m="http://schemas.openxmlformats.org/officeDocument/2006/math" xmlns:v="urn:schemas-microsoft-com:vml" xmlns:wp14="http://schemas.microsoft.com/office/word/2010/wordprocessingDrawing" xmlns:wp="http://schemas.openxmlformats.org/drawingml/2006/wordprocessingDrawing" xmlns:w10="urn:schemas-microsoft-com:office:word" xmlns:w="http://schemas.openxmlformats.org/wordprocessingml/2006/main" xmlns:w14="http://schemas.microsoft.com/office/word/2010/wordml" xmlns:w15="http://schemas.microsoft.com/office/word/2012/wordml" xmlns:w16cex="http://schemas.microsoft.com/office/word/2018/wordml/cex" xmlns:w16cid="http://schemas.microsoft.com/office/word/2016/wordml/cid" xmlns:w16="http://schemas.microsoft.com/office/word/2018/wordml" xmlns:w16du="http://schemas.microsoft.com/office/word/2023/wordml/word16du" xmlns:w16sdtdh="http://schemas.microsoft.com/office/word/2020/wordml/sdtdatahash" xmlns:w16sdtfl="http://schemas.microsoft.com/office/word/2024/wordml/sdtformatlock" xmlns:w16se="http://schemas.microsoft.com/office/word/2015/wordml/symex" xmlns:wpg="http://schemas.microsoft.com/office/word/2010/wordprocessingGroup" xmlns:wpi="http://schemas.microsoft.com/office/word/2010/wordprocessingInk" xmlns:wne="http://schemas.microsoft.com/office/word/2006/wordml" xmlns:wps="http://schemas.microsoft.com/office/word/2010/wordprocessingShape" mc:Ignorable="w14 w15 w16se w16cid w16 w16cex w16sdtdh w16sdtfl w16du wp14">
   <w:comment w:id="0" w:author="Müller, Jolanda" w:date="2021-12-03T14:35:00Z" w:initials="MJ">
     <w:p>
       <w:pPr>
@@ -15983,7 +17017,7 @@
 </file>
 
 <file path=word/commentsExtended.xml><?xml version="1.0" encoding="utf-8"?>
-<w15:commentsEx xmlns:wpc="http://schemas.microsoft.com/office/word/2010/wordprocessingCanvas" xmlns:cx="http://schemas.microsoft.com/office/drawing/2014/chartex" xmlns:cx1="http://schemas.microsoft.com/office/drawing/2015/9/8/chartex" xmlns:cx2="http://schemas.microsoft.com/office/drawing/2015/10/21/chartex" xmlns:cx3="http://schemas.microsoft.com/office/drawing/2016/5/9/chartex" xmlns:cx4="http://schemas.microsoft.com/office/drawing/2016/5/10/chartex" xmlns:cx5="http://schemas.microsoft.com/office/drawing/2016/5/11/chartex" xmlns:cx6="http://schemas.microsoft.com/office/drawing/2016/5/12/chartex" xmlns:cx7="http://schemas.microsoft.com/office/drawing/2016/5/13/chartex" xmlns:cx8="http://schemas.microsoft.com/office/drawing/2016/5/14/chartex" xmlns:mc="http://schemas.openxmlformats.org/markup-compatibility/2006" xmlns:aink="http://schemas.microsoft.com/office/drawing/2016/ink" xmlns:am3d="http://schemas.microsoft.com/office/drawing/2017/model3d" xmlns:o="urn:schemas-microsoft-com:office:office" xmlns:oel="http://schemas.microsoft.com/office/2019/extlst" xmlns:r="http://schemas.openxmlformats.org/officeDocument/2006/relationships" xmlns:m="http://schemas.openxmlformats.org/officeDocument/2006/math" xmlns:v="urn:schemas-microsoft-com:vml" xmlns:wp14="http://schemas.microsoft.com/office/word/2010/wordprocessingDrawing" xmlns:wp="http://schemas.openxmlformats.org/drawingml/2006/wordprocessingDrawing" xmlns:w10="urn:schemas-microsoft-com:office:word" xmlns:w="http://schemas.openxmlformats.org/wordprocessingml/2006/main" xmlns:w14="http://schemas.microsoft.com/office/word/2010/wordml" xmlns:w15="http://schemas.microsoft.com/office/word/2012/wordml" xmlns:w16cex="http://schemas.microsoft.com/office/word/2018/wordml/cex" xmlns:w16cid="http://schemas.microsoft.com/office/word/2016/wordml/cid" xmlns:w16="http://schemas.microsoft.com/office/word/2018/wordml" xmlns:w16sdtdh="http://schemas.microsoft.com/office/word/2020/wordml/sdtdatahash" xmlns:w16se="http://schemas.microsoft.com/office/word/2015/wordml/symex" xmlns:wpg="http://schemas.microsoft.com/office/word/2010/wordprocessingGroup" xmlns:wpi="http://schemas.microsoft.com/office/word/2010/wordprocessingInk" xmlns:wne="http://schemas.microsoft.com/office/word/2006/wordml" xmlns:wps="http://schemas.microsoft.com/office/word/2010/wordprocessingShape" mc:Ignorable="w14 w15 w16se w16cid w16 w16cex w16sdtdh wp14">
+<w15:commentsEx xmlns:wpc="http://schemas.microsoft.com/office/word/2010/wordprocessingCanvas" xmlns:cx="http://schemas.microsoft.com/office/drawing/2014/chartex" xmlns:cx1="http://schemas.microsoft.com/office/drawing/2015/9/8/chartex" xmlns:cx2="http://schemas.microsoft.com/office/drawing/2015/10/21/chartex" xmlns:cx3="http://schemas.microsoft.com/office/drawing/2016/5/9/chartex" xmlns:cx4="http://schemas.microsoft.com/office/drawing/2016/5/10/chartex" xmlns:cx5="http://schemas.microsoft.com/office/drawing/2016/5/11/chartex" xmlns:cx6="http://schemas.microsoft.com/office/drawing/2016/5/12/chartex" xmlns:cx7="http://schemas.microsoft.com/office/drawing/2016/5/13/chartex" xmlns:cx8="http://schemas.microsoft.com/office/drawing/2016/5/14/chartex" xmlns:mc="http://schemas.openxmlformats.org/markup-compatibility/2006" xmlns:aink="http://schemas.microsoft.com/office/drawing/2016/ink" xmlns:am3d="http://schemas.microsoft.com/office/drawing/2017/model3d" xmlns:o="urn:schemas-microsoft-com:office:office" xmlns:oel="http://schemas.microsoft.com/office/2019/extlst" xmlns:r="http://schemas.openxmlformats.org/officeDocument/2006/relationships" xmlns:m="http://schemas.openxmlformats.org/officeDocument/2006/math" xmlns:v="urn:schemas-microsoft-com:vml" xmlns:wp14="http://schemas.microsoft.com/office/word/2010/wordprocessingDrawing" xmlns:wp="http://schemas.openxmlformats.org/drawingml/2006/wordprocessingDrawing" xmlns:w10="urn:schemas-microsoft-com:office:word" xmlns:w="http://schemas.openxmlformats.org/wordprocessingml/2006/main" xmlns:w14="http://schemas.microsoft.com/office/word/2010/wordml" xmlns:w15="http://schemas.microsoft.com/office/word/2012/wordml" xmlns:w16cex="http://schemas.microsoft.com/office/word/2018/wordml/cex" xmlns:w16cid="http://schemas.microsoft.com/office/word/2016/wordml/cid" xmlns:w16="http://schemas.microsoft.com/office/word/2018/wordml" xmlns:w16du="http://schemas.microsoft.com/office/word/2023/wordml/word16du" xmlns:w16sdtdh="http://schemas.microsoft.com/office/word/2020/wordml/sdtdatahash" xmlns:w16sdtfl="http://schemas.microsoft.com/office/word/2024/wordml/sdtformatlock" xmlns:w16se="http://schemas.microsoft.com/office/word/2015/wordml/symex" xmlns:wpg="http://schemas.microsoft.com/office/word/2010/wordprocessingGroup" xmlns:wpi="http://schemas.microsoft.com/office/word/2010/wordprocessingInk" xmlns:wne="http://schemas.microsoft.com/office/word/2006/wordml" xmlns:wps="http://schemas.microsoft.com/office/word/2010/wordprocessingShape" mc:Ignorable="w14 w15 w16se w16cid w16 w16cex w16sdtdh w16sdtfl w16du wp14">
   <w15:commentEx w15:paraId="6FC484DC" w15:done="0"/>
   <w15:commentEx w15:paraId="290BF9C9" w15:paraIdParent="6FC484DC" w15:done="0"/>
   <w15:commentEx w15:paraId="0FBA14E4" w15:done="0"/>
@@ -15992,7 +17026,7 @@
 </file>
 
 <file path=word/commentsExtensible.xml><?xml version="1.0" encoding="utf-8"?>
-<w16cex:commentsExtensible xmlns:wpc="http://schemas.microsoft.com/office/word/2010/wordprocessingCanvas" xmlns:cx="http://schemas.microsoft.com/office/drawing/2014/chartex" xmlns:cx1="http://schemas.microsoft.com/office/drawing/2015/9/8/chartex" xmlns:cx2="http://schemas.microsoft.com/office/drawing/2015/10/21/chartex" xmlns:cx3="http://schemas.microsoft.com/office/drawing/2016/5/9/chartex" xmlns:cx4="http://schemas.microsoft.com/office/drawing/2016/5/10/chartex" xmlns:cx5="http://schemas.microsoft.com/office/drawing/2016/5/11/chartex" xmlns:cx6="http://schemas.microsoft.com/office/drawing/2016/5/12/chartex" xmlns:cx7="http://schemas.microsoft.com/office/drawing/2016/5/13/chartex" xmlns:cx8="http://schemas.microsoft.com/office/drawing/2016/5/14/chartex" xmlns:mc="http://schemas.openxmlformats.org/markup-compatibility/2006" xmlns:aink="http://schemas.microsoft.com/office/drawing/2016/ink" xmlns:am3d="http://schemas.microsoft.com/office/drawing/2017/model3d" xmlns:o="urn:schemas-microsoft-com:office:office" xmlns:oel="http://schemas.microsoft.com/office/2019/extlst" xmlns:r="http://schemas.openxmlformats.org/officeDocument/2006/relationships" xmlns:m="http://schemas.openxmlformats.org/officeDocument/2006/math" xmlns:v="urn:schemas-microsoft-com:vml" xmlns:wp14="http://schemas.microsoft.com/office/word/2010/wordprocessingDrawing" xmlns:wp="http://schemas.openxmlformats.org/drawingml/2006/wordprocessingDrawing" xmlns:w10="urn:schemas-microsoft-com:office:word" xmlns:w="http://schemas.openxmlformats.org/wordprocessingml/2006/main" xmlns:w14="http://schemas.microsoft.com/office/word/2010/wordml" xmlns:w15="http://schemas.microsoft.com/office/word/2012/wordml" xmlns:w16cex="http://schemas.microsoft.com/office/word/2018/wordml/cex" xmlns:w16cid="http://schemas.microsoft.com/office/word/2016/wordml/cid" xmlns:w16="http://schemas.microsoft.com/office/word/2018/wordml" xmlns:w16sdtdh="http://schemas.microsoft.com/office/word/2020/wordml/sdtdatahash" xmlns:w16se="http://schemas.microsoft.com/office/word/2015/wordml/symex" xmlns:wpg="http://schemas.microsoft.com/office/word/2010/wordprocessingGroup" xmlns:wpi="http://schemas.microsoft.com/office/word/2010/wordprocessingInk" xmlns:wne="http://schemas.microsoft.com/office/word/2006/wordml" xmlns:wps="http://schemas.microsoft.com/office/word/2010/wordprocessingShape" mc:Ignorable="w14 w15 w16se w16cid w16 w16cex w16sdtdh wp14">
+<w16cex:commentsExtensible xmlns:wpc="http://schemas.microsoft.com/office/word/2010/wordprocessingCanvas" xmlns:cx="http://schemas.microsoft.com/office/drawing/2014/chartex" xmlns:cx1="http://schemas.microsoft.com/office/drawing/2015/9/8/chartex" xmlns:cx2="http://schemas.microsoft.com/office/drawing/2015/10/21/chartex" xmlns:cx3="http://schemas.microsoft.com/office/drawing/2016/5/9/chartex" xmlns:cx4="http://schemas.microsoft.com/office/drawing/2016/5/10/chartex" xmlns:cx5="http://schemas.microsoft.com/office/drawing/2016/5/11/chartex" xmlns:cx6="http://schemas.microsoft.com/office/drawing/2016/5/12/chartex" xmlns:cx7="http://schemas.microsoft.com/office/drawing/2016/5/13/chartex" xmlns:cx8="http://schemas.microsoft.com/office/drawing/2016/5/14/chartex" xmlns:cr="http://schemas.microsoft.com/office/comments/2020/reactions" xmlns:mc="http://schemas.openxmlformats.org/markup-compatibility/2006" xmlns:aink="http://schemas.microsoft.com/office/drawing/2016/ink" xmlns:am3d="http://schemas.microsoft.com/office/drawing/2017/model3d" xmlns:o="urn:schemas-microsoft-com:office:office" xmlns:oel="http://schemas.microsoft.com/office/2019/extlst" xmlns:r="http://schemas.openxmlformats.org/officeDocument/2006/relationships" xmlns:m="http://schemas.openxmlformats.org/officeDocument/2006/math" xmlns:v="urn:schemas-microsoft-com:vml" xmlns:wp14="http://schemas.microsoft.com/office/word/2010/wordprocessingDrawing" xmlns:wp="http://schemas.openxmlformats.org/drawingml/2006/wordprocessingDrawing" xmlns:w10="urn:schemas-microsoft-com:office:word" xmlns:w="http://schemas.openxmlformats.org/wordprocessingml/2006/main" xmlns:w14="http://schemas.microsoft.com/office/word/2010/wordml" xmlns:w15="http://schemas.microsoft.com/office/word/2012/wordml" xmlns:w16cex="http://schemas.microsoft.com/office/word/2018/wordml/cex" xmlns:w16cid="http://schemas.microsoft.com/office/word/2016/wordml/cid" xmlns:w16="http://schemas.microsoft.com/office/word/2018/wordml" xmlns:w16du="http://schemas.microsoft.com/office/word/2023/wordml/word16du" xmlns:w16sdtdh="http://schemas.microsoft.com/office/word/2020/wordml/sdtdatahash" xmlns:w16sdtfl="http://schemas.microsoft.com/office/word/2024/wordml/sdtformatlock" xmlns:w16se="http://schemas.microsoft.com/office/word/2015/wordml/symex" xmlns:wpg="http://schemas.microsoft.com/office/word/2010/wordprocessingGroup" xmlns:wpi="http://schemas.microsoft.com/office/word/2010/wordprocessingInk" xmlns:wne="http://schemas.microsoft.com/office/word/2006/wordml" xmlns:wps="http://schemas.microsoft.com/office/word/2010/wordprocessingShape" mc:Ignorable="w14 w15 w16se w16cid w16 w16cex w16sdtdh w16sdtfl cr w16du wp14">
   <w16cex:commentExtensible w16cex:durableId="2554A994" w16cex:dateUtc="2021-12-03T14:35:00Z"/>
   <w16cex:commentExtensible w16cex:durableId="2554CDE1" w16cex:dateUtc="2021-12-03T17:09:00Z"/>
   <w16cex:commentExtensible w16cex:durableId="2554A2C5" w16cex:dateUtc="2021-12-03T14:05:00Z"/>
@@ -16001,7 +17035,7 @@
 </file>
 
 <file path=word/commentsIds.xml><?xml version="1.0" encoding="utf-8"?>
-<w16cid:commentsIds xmlns:wpc="http://schemas.microsoft.com/office/word/2010/wordprocessingCanvas" xmlns:cx="http://schemas.microsoft.com/office/drawing/2014/chartex" xmlns:cx1="http://schemas.microsoft.com/office/drawing/2015/9/8/chartex" xmlns:cx2="http://schemas.microsoft.com/office/drawing/2015/10/21/chartex" xmlns:cx3="http://schemas.microsoft.com/office/drawing/2016/5/9/chartex" xmlns:cx4="http://schemas.microsoft.com/office/drawing/2016/5/10/chartex" xmlns:cx5="http://schemas.microsoft.com/office/drawing/2016/5/11/chartex" xmlns:cx6="http://schemas.microsoft.com/office/drawing/2016/5/12/chartex" xmlns:cx7="http://schemas.microsoft.com/office/drawing/2016/5/13/chartex" xmlns:cx8="http://schemas.microsoft.com/office/drawing/2016/5/14/chartex" xmlns:mc="http://schemas.openxmlformats.org/markup-compatibility/2006" xmlns:aink="http://schemas.microsoft.com/office/drawing/2016/ink" xmlns:am3d="http://schemas.microsoft.com/office/drawing/2017/model3d" xmlns:o="urn:schemas-microsoft-com:office:office" xmlns:oel="http://schemas.microsoft.com/office/2019/extlst" xmlns:r="http://schemas.openxmlformats.org/officeDocument/2006/relationships" xmlns:m="http://schemas.openxmlformats.org/officeDocument/2006/math" xmlns:v="urn:schemas-microsoft-com:vml" xmlns:wp14="http://schemas.microsoft.com/office/word/2010/wordprocessingDrawing" xmlns:wp="http://schemas.openxmlformats.org/drawingml/2006/wordprocessingDrawing" xmlns:w10="urn:schemas-microsoft-com:office:word" xmlns:w="http://schemas.openxmlformats.org/wordprocessingml/2006/main" xmlns:w14="http://schemas.microsoft.com/office/word/2010/wordml" xmlns:w15="http://schemas.microsoft.com/office/word/2012/wordml" xmlns:w16cex="http://schemas.microsoft.com/office/word/2018/wordml/cex" xmlns:w16cid="http://schemas.microsoft.com/office/word/2016/wordml/cid" xmlns:w16="http://schemas.microsoft.com/office/word/2018/wordml" xmlns:w16sdtdh="http://schemas.microsoft.com/office/word/2020/wordml/sdtdatahash" xmlns:w16se="http://schemas.microsoft.com/office/word/2015/wordml/symex" xmlns:wpg="http://schemas.microsoft.com/office/word/2010/wordprocessingGroup" xmlns:wpi="http://schemas.microsoft.com/office/word/2010/wordprocessingInk" xmlns:wne="http://schemas.microsoft.com/office/word/2006/wordml" xmlns:wps="http://schemas.microsoft.com/office/word/2010/wordprocessingShape" mc:Ignorable="w14 w15 w16se w16cid w16 w16cex w16sdtdh wp14">
+<w16cid:commentsIds xmlns:wpc="http://schemas.microsoft.com/office/word/2010/wordprocessingCanvas" xmlns:cx="http://schemas.microsoft.com/office/drawing/2014/chartex" xmlns:cx1="http://schemas.microsoft.com/office/drawing/2015/9/8/chartex" xmlns:cx2="http://schemas.microsoft.com/office/drawing/2015/10/21/chartex" xmlns:cx3="http://schemas.microsoft.com/office/drawing/2016/5/9/chartex" xmlns:cx4="http://schemas.microsoft.com/office/drawing/2016/5/10/chartex" xmlns:cx5="http://schemas.microsoft.com/office/drawing/2016/5/11/chartex" xmlns:cx6="http://schemas.microsoft.com/office/drawing/2016/5/12/chartex" xmlns:cx7="http://schemas.microsoft.com/office/drawing/2016/5/13/chartex" xmlns:cx8="http://schemas.microsoft.com/office/drawing/2016/5/14/chartex" xmlns:mc="http://schemas.openxmlformats.org/markup-compatibility/2006" xmlns:aink="http://schemas.microsoft.com/office/drawing/2016/ink" xmlns:am3d="http://schemas.microsoft.com/office/drawing/2017/model3d" xmlns:o="urn:schemas-microsoft-com:office:office" xmlns:oel="http://schemas.microsoft.com/office/2019/extlst" xmlns:r="http://schemas.openxmlformats.org/officeDocument/2006/relationships" xmlns:m="http://schemas.openxmlformats.org/officeDocument/2006/math" xmlns:v="urn:schemas-microsoft-com:vml" xmlns:wp14="http://schemas.microsoft.com/office/word/2010/wordprocessingDrawing" xmlns:wp="http://schemas.openxmlformats.org/drawingml/2006/wordprocessingDrawing" xmlns:w10="urn:schemas-microsoft-com:office:word" xmlns:w="http://schemas.openxmlformats.org/wordprocessingml/2006/main" xmlns:w14="http://schemas.microsoft.com/office/word/2010/wordml" xmlns:w15="http://schemas.microsoft.com/office/word/2012/wordml" xmlns:w16cex="http://schemas.microsoft.com/office/word/2018/wordml/cex" xmlns:w16cid="http://schemas.microsoft.com/office/word/2016/wordml/cid" xmlns:w16="http://schemas.microsoft.com/office/word/2018/wordml" xmlns:w16du="http://schemas.microsoft.com/office/word/2023/wordml/word16du" xmlns:w16sdtdh="http://schemas.microsoft.com/office/word/2020/wordml/sdtdatahash" xmlns:w16sdtfl="http://schemas.microsoft.com/office/word/2024/wordml/sdtformatlock" xmlns:w16se="http://schemas.microsoft.com/office/word/2015/wordml/symex" xmlns:wpg="http://schemas.microsoft.com/office/word/2010/wordprocessingGroup" xmlns:wpi="http://schemas.microsoft.com/office/word/2010/wordprocessingInk" xmlns:wne="http://schemas.microsoft.com/office/word/2006/wordml" xmlns:wps="http://schemas.microsoft.com/office/word/2010/wordprocessingShape" mc:Ignorable="w14 w15 w16se w16cid w16 w16cex w16sdtdh w16sdtfl w16du wp14">
   <w16cid:commentId w16cid:paraId="6FC484DC" w16cid:durableId="2554A994"/>
   <w16cid:commentId w16cid:paraId="290BF9C9" w16cid:durableId="2554CDE1"/>
   <w16cid:commentId w16cid:paraId="0FBA14E4" w16cid:durableId="2554A2C5"/>
@@ -16010,7 +17044,7 @@
 </file>
 
 <file path=word/numbering.xml><?xml version="1.0" encoding="utf-8"?>
-<w:numbering xmlns:wpc="http://schemas.microsoft.com/office/word/2010/wordprocessingCanvas" xmlns:cx="http://schemas.microsoft.com/office/drawing/2014/chartex" xmlns:cx1="http://schemas.microsoft.com/office/drawing/2015/9/8/chartex" xmlns:cx2="http://schemas.microsoft.com/office/drawing/2015/10/21/chartex" xmlns:cx3="http://schemas.microsoft.com/office/drawing/2016/5/9/chartex" xmlns:cx4="http://schemas.microsoft.com/office/drawing/2016/5/10/chartex" xmlns:cx5="http://schemas.microsoft.com/office/drawing/2016/5/11/chartex" xmlns:cx6="http://schemas.microsoft.com/office/drawing/2016/5/12/chartex" xmlns:cx7="http://schemas.microsoft.com/office/drawing/2016/5/13/chartex" xmlns:cx8="http://schemas.microsoft.com/office/drawing/2016/5/14/chartex" xmlns:mc="http://schemas.openxmlformats.org/markup-compatibility/2006" xmlns:aink="http://schemas.microsoft.com/office/drawing/2016/ink" xmlns:am3d="http://schemas.microsoft.com/office/drawing/2017/model3d" xmlns:o="urn:schemas-microsoft-com:office:office" xmlns:oel="http://schemas.microsoft.com/office/2019/extlst" xmlns:r="http://schemas.openxmlformats.org/officeDocument/2006/relationships" xmlns:m="http://schemas.openxmlformats.org/officeDocument/2006/math" xmlns:v="urn:schemas-microsoft-com:vml" xmlns:wp14="http://schemas.microsoft.com/office/word/2010/wordprocessingDrawing" xmlns:wp="http://schemas.openxmlformats.org/drawingml/2006/wordprocessingDrawing" xmlns:w10="urn:schemas-microsoft-com:office:word" xmlns:w="http://schemas.openxmlformats.org/wordprocessingml/2006/main" xmlns:w14="http://schemas.microsoft.com/office/word/2010/wordml" xmlns:w15="http://schemas.microsoft.com/office/word/2012/wordml" xmlns:w16cex="http://schemas.microsoft.com/office/word/2018/wordml/cex" xmlns:w16cid="http://schemas.microsoft.com/office/word/2016/wordml/cid" xmlns:w16="http://schemas.microsoft.com/office/word/2018/wordml" xmlns:w16sdtdh="http://schemas.microsoft.com/office/word/2020/wordml/sdtdatahash" xmlns:w16se="http://schemas.microsoft.com/office/word/2015/wordml/symex" xmlns:wpg="http://schemas.microsoft.com/office/word/2010/wordprocessingGroup" xmlns:wpi="http://schemas.microsoft.com/office/word/2010/wordprocessingInk" xmlns:wne="http://schemas.microsoft.com/office/word/2006/wordml" xmlns:wps="http://schemas.microsoft.com/office/word/2010/wordprocessingShape" mc:Ignorable="w14 w15 w16se w16cid w16 w16cex w16sdtdh wp14">
+<w:numbering xmlns:wpc="http://schemas.microsoft.com/office/word/2010/wordprocessingCanvas" xmlns:cx="http://schemas.microsoft.com/office/drawing/2014/chartex" xmlns:cx1="http://schemas.microsoft.com/office/drawing/2015/9/8/chartex" xmlns:cx2="http://schemas.microsoft.com/office/drawing/2015/10/21/chartex" xmlns:cx3="http://schemas.microsoft.com/office/drawing/2016/5/9/chartex" xmlns:cx4="http://schemas.microsoft.com/office/drawing/2016/5/10/chartex" xmlns:cx5="http://schemas.microsoft.com/office/drawing/2016/5/11/chartex" xmlns:cx6="http://schemas.microsoft.com/office/drawing/2016/5/12/chartex" xmlns:cx7="http://schemas.microsoft.com/office/drawing/2016/5/13/chartex" xmlns:cx8="http://schemas.microsoft.com/office/drawing/2016/5/14/chartex" xmlns:mc="http://schemas.openxmlformats.org/markup-compatibility/2006" xmlns:aink="http://schemas.microsoft.com/office/drawing/2016/ink" xmlns:am3d="http://schemas.microsoft.com/office/drawing/2017/model3d" xmlns:o="urn:schemas-microsoft-com:office:office" xmlns:oel="http://schemas.microsoft.com/office/2019/extlst" xmlns:r="http://schemas.openxmlformats.org/officeDocument/2006/relationships" xmlns:m="http://schemas.openxmlformats.org/officeDocument/2006/math" xmlns:v="urn:schemas-microsoft-com:vml" xmlns:wp14="http://schemas.microsoft.com/office/word/2010/wordprocessingDrawing" xmlns:wp="http://schemas.openxmlformats.org/drawingml/2006/wordprocessingDrawing" xmlns:w10="urn:schemas-microsoft-com:office:word" xmlns:w="http://schemas.openxmlformats.org/wordprocessingml/2006/main" xmlns:w14="http://schemas.microsoft.com/office/word/2010/wordml" xmlns:w15="http://schemas.microsoft.com/office/word/2012/wordml" xmlns:w16cex="http://schemas.microsoft.com/office/word/2018/wordml/cex" xmlns:w16cid="http://schemas.microsoft.com/office/word/2016/wordml/cid" xmlns:w16="http://schemas.microsoft.com/office/word/2018/wordml" xmlns:w16du="http://schemas.microsoft.com/office/word/2023/wordml/word16du" xmlns:w16sdtdh="http://schemas.microsoft.com/office/word/2020/wordml/sdtdatahash" xmlns:w16sdtfl="http://schemas.microsoft.com/office/word/2024/wordml/sdtformatlock" xmlns:w16se="http://schemas.microsoft.com/office/word/2015/wordml/symex" xmlns:wpg="http://schemas.microsoft.com/office/word/2010/wordprocessingGroup" xmlns:wpi="http://schemas.microsoft.com/office/word/2010/wordprocessingInk" xmlns:wne="http://schemas.microsoft.com/office/word/2006/wordml" xmlns:wps="http://schemas.microsoft.com/office/word/2010/wordprocessingShape" mc:Ignorable="w14 w15 w16se w16cid w16 w16cex w16sdtdh w16sdtfl w16du wp14">
   <w:abstractNum w:abstractNumId="0" w15:restartNumberingAfterBreak="0">
     <w:nsid w:val="4F3D11E1"/>
     <w:multiLevelType w:val="hybridMultilevel"/>
@@ -16131,7 +17165,7 @@
 </file>
 
 <file path=word/people.xml><?xml version="1.0" encoding="utf-8"?>
-<w15:people xmlns:wpc="http://schemas.microsoft.com/office/word/2010/wordprocessingCanvas" xmlns:cx="http://schemas.microsoft.com/office/drawing/2014/chartex" xmlns:cx1="http://schemas.microsoft.com/office/drawing/2015/9/8/chartex" xmlns:cx2="http://schemas.microsoft.com/office/drawing/2015/10/21/chartex" xmlns:cx3="http://schemas.microsoft.com/office/drawing/2016/5/9/chartex" xmlns:cx4="http://schemas.microsoft.com/office/drawing/2016/5/10/chartex" xmlns:cx5="http://schemas.microsoft.com/office/drawing/2016/5/11/chartex" xmlns:cx6="http://schemas.microsoft.com/office/drawing/2016/5/12/chartex" xmlns:cx7="http://schemas.microsoft.com/office/drawing/2016/5/13/chartex" xmlns:cx8="http://schemas.microsoft.com/office/drawing/2016/5/14/chartex" xmlns:mc="http://schemas.openxmlformats.org/markup-compatibility/2006" xmlns:aink="http://schemas.microsoft.com/office/drawing/2016/ink" xmlns:am3d="http://schemas.microsoft.com/office/drawing/2017/model3d" xmlns:o="urn:schemas-microsoft-com:office:office" xmlns:oel="http://schemas.microsoft.com/office/2019/extlst" xmlns:r="http://schemas.openxmlformats.org/officeDocument/2006/relationships" xmlns:m="http://schemas.openxmlformats.org/officeDocument/2006/math" xmlns:v="urn:schemas-microsoft-com:vml" xmlns:wp14="http://schemas.microsoft.com/office/word/2010/wordprocessingDrawing" xmlns:wp="http://schemas.openxmlformats.org/drawingml/2006/wordprocessingDrawing" xmlns:w10="urn:schemas-microsoft-com:office:word" xmlns:w="http://schemas.openxmlformats.org/wordprocessingml/2006/main" xmlns:w14="http://schemas.microsoft.com/office/word/2010/wordml" xmlns:w15="http://schemas.microsoft.com/office/word/2012/wordml" xmlns:w16cex="http://schemas.microsoft.com/office/word/2018/wordml/cex" xmlns:w16cid="http://schemas.microsoft.com/office/word/2016/wordml/cid" xmlns:w16="http://schemas.microsoft.com/office/word/2018/wordml" xmlns:w16sdtdh="http://schemas.microsoft.com/office/word/2020/wordml/sdtdatahash" xmlns:w16se="http://schemas.microsoft.com/office/word/2015/wordml/symex" xmlns:wpg="http://schemas.microsoft.com/office/word/2010/wordprocessingGroup" xmlns:wpi="http://schemas.microsoft.com/office/word/2010/wordprocessingInk" xmlns:wne="http://schemas.microsoft.com/office/word/2006/wordml" xmlns:wps="http://schemas.microsoft.com/office/word/2010/wordprocessingShape" mc:Ignorable="w14 w15 w16se w16cid w16 w16cex w16sdtdh wp14">
+<w15:people xmlns:wpc="http://schemas.microsoft.com/office/word/2010/wordprocessingCanvas" xmlns:cx="http://schemas.microsoft.com/office/drawing/2014/chartex" xmlns:cx1="http://schemas.microsoft.com/office/drawing/2015/9/8/chartex" xmlns:cx2="http://schemas.microsoft.com/office/drawing/2015/10/21/chartex" xmlns:cx3="http://schemas.microsoft.com/office/drawing/2016/5/9/chartex" xmlns:cx4="http://schemas.microsoft.com/office/drawing/2016/5/10/chartex" xmlns:cx5="http://schemas.microsoft.com/office/drawing/2016/5/11/chartex" xmlns:cx6="http://schemas.microsoft.com/office/drawing/2016/5/12/chartex" xmlns:cx7="http://schemas.microsoft.com/office/drawing/2016/5/13/chartex" xmlns:cx8="http://schemas.microsoft.com/office/drawing/2016/5/14/chartex" xmlns:mc="http://schemas.openxmlformats.org/markup-compatibility/2006" xmlns:aink="http://schemas.microsoft.com/office/drawing/2016/ink" xmlns:am3d="http://schemas.microsoft.com/office/drawing/2017/model3d" xmlns:o="urn:schemas-microsoft-com:office:office" xmlns:oel="http://schemas.microsoft.com/office/2019/extlst" xmlns:r="http://schemas.openxmlformats.org/officeDocument/2006/relationships" xmlns:m="http://schemas.openxmlformats.org/officeDocument/2006/math" xmlns:v="urn:schemas-microsoft-com:vml" xmlns:wp14="http://schemas.microsoft.com/office/word/2010/wordprocessingDrawing" xmlns:wp="http://schemas.openxmlformats.org/drawingml/2006/wordprocessingDrawing" xmlns:w10="urn:schemas-microsoft-com:office:word" xmlns:w="http://schemas.openxmlformats.org/wordprocessingml/2006/main" xmlns:w14="http://schemas.microsoft.com/office/word/2010/wordml" xmlns:w15="http://schemas.microsoft.com/office/word/2012/wordml" xmlns:w16cex="http://schemas.microsoft.com/office/word/2018/wordml/cex" xmlns:w16cid="http://schemas.microsoft.com/office/word/2016/wordml/cid" xmlns:w16="http://schemas.microsoft.com/office/word/2018/wordml" xmlns:w16du="http://schemas.microsoft.com/office/word/2023/wordml/word16du" xmlns:w16sdtdh="http://schemas.microsoft.com/office/word/2020/wordml/sdtdatahash" xmlns:w16sdtfl="http://schemas.microsoft.com/office/word/2024/wordml/sdtformatlock" xmlns:w16se="http://schemas.microsoft.com/office/word/2015/wordml/symex" xmlns:wpg="http://schemas.microsoft.com/office/word/2010/wordprocessingGroup" xmlns:wpi="http://schemas.microsoft.com/office/word/2010/wordprocessingInk" xmlns:wne="http://schemas.microsoft.com/office/word/2006/wordml" xmlns:wps="http://schemas.microsoft.com/office/word/2010/wordprocessingShape" mc:Ignorable="w14 w15 w16se w16cid w16 w16cex w16sdtdh w16sdtfl w16du wp14">
   <w15:person w15:author="Müller, Jolanda">
     <w15:presenceInfo w15:providerId="None" w15:userId="Müller, Jolanda"/>
   </w15:person>
@@ -16142,7 +17176,7 @@
 </file>
 
 <file path=word/styles.xml><?xml version="1.0" encoding="utf-8"?>
-<w:styles xmlns:mc="http://schemas.openxmlformats.org/markup-compatibility/2006" xmlns:r="http://schemas.openxmlformats.org/officeDocument/2006/relationships" xmlns:w="http://schemas.openxmlformats.org/wordprocessingml/2006/main" xmlns:w14="http://schemas.microsoft.com/office/word/2010/wordml" xmlns:w15="http://schemas.microsoft.com/office/word/2012/wordml" xmlns:w16cex="http://schemas.microsoft.com/office/word/2018/wordml/cex" xmlns:w16cid="http://schemas.microsoft.com/office/word/2016/wordml/cid" xmlns:w16="http://schemas.microsoft.com/office/word/2018/wordml" xmlns:w16sdtdh="http://schemas.microsoft.com/office/word/2020/wordml/sdtdatahash" xmlns:w16se="http://schemas.microsoft.com/office/word/2015/wordml/symex" mc:Ignorable="w14 w15 w16se w16cid w16 w16cex w16sdtdh">
+<w:styles xmlns:mc="http://schemas.openxmlformats.org/markup-compatibility/2006" xmlns:r="http://schemas.openxmlformats.org/officeDocument/2006/relationships" xmlns:w="http://schemas.openxmlformats.org/wordprocessingml/2006/main" xmlns:w14="http://schemas.microsoft.com/office/word/2010/wordml" xmlns:w15="http://schemas.microsoft.com/office/word/2012/wordml" xmlns:w16cex="http://schemas.microsoft.com/office/word/2018/wordml/cex" xmlns:w16cid="http://schemas.microsoft.com/office/word/2016/wordml/cid" xmlns:w16="http://schemas.microsoft.com/office/word/2018/wordml" xmlns:w16du="http://schemas.microsoft.com/office/word/2023/wordml/word16du" xmlns:w16sdtdh="http://schemas.microsoft.com/office/word/2020/wordml/sdtdatahash" xmlns:w16sdtfl="http://schemas.microsoft.com/office/word/2024/wordml/sdtformatlock" xmlns:w16se="http://schemas.microsoft.com/office/word/2015/wordml/symex" mc:Ignorable="w14 w15 w16se w16cid w16 w16cex w16sdtdh w16sdtfl w16du">
   <w:docDefaults>
     <w:rPrDefault>
       <w:rPr>
